--- a/docx/01-introduccion/01-introduccion.docx
+++ b/docx/01-introduccion/01-introduccion.docx
@@ -28,13 +28,13 @@
         </w:p>
       </w:sdtContent>
     </w:sdt>
-    <w:bookmarkStart w:id="25" w:name="X79ab42d0f16af81d52f22281d0b328c003875d3"/>
+    <w:bookmarkStart w:id="25" w:name="bienvenida-al-mundo-de-las-redes"/>
     <w:p>
       <w:pPr>
         <w:pStyle w:val="Heading1"/>
       </w:pPr>
       <w:r>
-        <w:t xml:space="preserve">Unidad 01 — Bienvenida al mundo de las redes</w:t>
+        <w:t xml:space="preserve">Bienvenida al mundo de las redes</w:t>
       </w:r>
     </w:p>
     <w:p>
@@ -121,17 +121,17 @@
         <w:t xml:space="preserve">“¿por qué mi ordenador tiene una dirección?”</w:t>
       </w:r>
       <w:r>
-        <w:t xml:space="preserve">, esta Unidad 01 es para ti. En diez puntos te pongo al día para que la</w:t>
-      </w:r>
-      <w:r>
-        <w:t xml:space="preserve"> </w:t>
-      </w:r>
-      <w:r>
-        <w:rPr>
-          <w:b/>
-          <w:bCs/>
-        </w:rPr>
-        <w:t xml:space="preserve">Unidad 02</w:t>
+        <w:t xml:space="preserve">, esta primera unidad es para ti. En diez puntos te pongo al día para que la</w:t>
+      </w:r>
+      <w:r>
+        <w:t xml:space="preserve"> </w:t>
+      </w:r>
+      <w:r>
+        <w:rPr>
+          <w:b/>
+          <w:bCs/>
+        </w:rPr>
+        <w:t xml:space="preserve">unidad siguiente</w:t>
       </w:r>
       <w:r>
         <w:t xml:space="preserve"> </w:t>
@@ -163,13 +163,13 @@
           <w:b/>
           <w:bCs/>
         </w:rPr>
-        <w:t xml:space="preserve">Objetivo de la Unidad 01:</w:t>
-      </w:r>
-      <w:r>
-        <w:t xml:space="preserve"> </w:t>
-      </w:r>
-      <w:r>
-        <w:t xml:space="preserve">llegar a la U02 sabiendo</w:t>
+        <w:t xml:space="preserve">Objetivo de la unidad:</w:t>
+      </w:r>
+      <w:r>
+        <w:t xml:space="preserve"> </w:t>
+      </w:r>
+      <w:r>
+        <w:t xml:space="preserve">llegar a la unidad siguiente sabiendo</w:t>
       </w:r>
       <w:r>
         <w:t xml:space="preserve"> </w:t>
@@ -713,7 +713,7 @@
         <w:t xml:space="preserve"> </w:t>
       </w:r>
       <w:r>
-        <w:t xml:space="preserve">Cada unidad enlaza con la siguiente. La Unidad 01 va antes de la U02 a propósito.</w:t>
+        <w:t xml:space="preserve">Cada unidad enlaza con la siguiente. Lo básico va antes de lo avanzado a propósito.</w:t>
       </w:r>
     </w:p>
     <w:p>
@@ -882,13 +882,13 @@
       </w:r>
     </w:p>
     <w:bookmarkEnd w:id="21"/>
-    <w:bookmarkStart w:id="22" w:name="logros-de-la-unidad-01"/>
+    <w:bookmarkStart w:id="22" w:name="logros-de-la-unidad"/>
     <w:p>
       <w:pPr>
         <w:pStyle w:val="Heading2"/>
       </w:pPr>
       <w:r>
-        <w:t xml:space="preserve">🏆 Logros de la Unidad 01</w:t>
+        <w:t xml:space="preserve">🏆 Logros de la unidad</w:t>
       </w:r>
     </w:p>
     <w:tbl>
@@ -958,7 +958,7 @@
               <w:pStyle w:val="Compact"/>
             </w:pPr>
             <w:r>
-              <w:t xml:space="preserve">Leer la Unidad 01 completa sin saltarte ningún punto</w:t>
+              <w:t xml:space="preserve">Leer la unidad completa sin saltarte ningún punto</w:t>
             </w:r>
           </w:p>
         </w:tc>
@@ -1236,7 +1236,7 @@
         <w:pStyle w:val="FirstParagraph"/>
       </w:pPr>
       <w:r>
-        <w:t xml:space="preserve">La Unidad 01 es el vestíbulo de este curso. No tiene poscréditos propios: el vestíbulo no es una unidad con cierre, pero tienes delante una puerta abierta: la primera página de verdad.</w:t>
+        <w:t xml:space="preserve">Esta unidad es el vestíbulo de este curso. No tiene poscréditos propios: el vestíbulo no es una unidad con cierre, pero tienes delante una puerta abierta: la primera página de verdad.</w:t>
       </w:r>
     </w:p>
     <w:p>
@@ -1312,7 +1312,7 @@
           <w:b/>
           <w:bCs/>
         </w:rPr>
-        <w:t xml:space="preserve">U01 · Introducción</w:t>
+        <w:t xml:space="preserve">Introducción</w:t>
       </w:r>
       <w:r>
         <w:t xml:space="preserve"> </w:t>
@@ -3089,13 +3089,13 @@
       </w:r>
     </w:p>
     <w:bookmarkEnd w:id="39"/>
-    <w:bookmarkStart w:id="40" w:name="logros-de-la-unidad-01-1"/>
+    <w:bookmarkStart w:id="40" w:name="logros-de-la-unidad-1"/>
     <w:p>
       <w:pPr>
         <w:pStyle w:val="Heading2"/>
       </w:pPr>
       <w:r>
-        <w:t xml:space="preserve">🏆 Logros de la Unidad 01</w:t>
+        <w:t xml:space="preserve">🏆 Logros de la unidad</w:t>
       </w:r>
     </w:p>
     <w:tbl>
@@ -3165,7 +3165,7 @@
               <w:pStyle w:val="Compact"/>
             </w:pPr>
             <w:r>
-              <w:t xml:space="preserve">Leer la Unidad 01 completa sin saltarte ningún punto</w:t>
+              <w:t xml:space="preserve">Leer la unidad completa sin saltarte ningún punto</w:t>
             </w:r>
           </w:p>
         </w:tc>
@@ -3994,7 +3994,7 @@
           <w:b/>
           <w:bCs/>
         </w:rPr>
-        <w:t xml:space="preserve">U01 · Introducción</w:t>
+        <w:t xml:space="preserve">Introducción</w:t>
       </w:r>
       <w:r>
         <w:t xml:space="preserve"> </w:t>
@@ -5350,7 +5350,7 @@
         <w:t xml:space="preserve"> </w:t>
       </w:r>
       <w:r>
-        <w:t xml:space="preserve">Solución: desconectar uno de los dos extremos. Esto se estudiará en profundidad en la UD4 (STP).</w:t>
+        <w:t xml:space="preserve">Solución: desconectar uno de los dos extremos. Esto se estudiará en profundidad en una unidad posterior (STP).</w:t>
       </w:r>
     </w:p>
     <w:p>
@@ -6272,7 +6272,7 @@
           <w:b/>
           <w:bCs/>
         </w:rPr>
-        <w:t xml:space="preserve">U01 · Introducción</w:t>
+        <w:t xml:space="preserve">Introducción</w:t>
       </w:r>
       <w:r>
         <w:t xml:space="preserve"> </w:t>
@@ -8689,7 +8689,7 @@
           <w:b/>
           <w:bCs/>
         </w:rPr>
-        <w:t xml:space="preserve">U01 · Introducción</w:t>
+        <w:t xml:space="preserve">Introducción</w:t>
       </w:r>
       <w:r>
         <w:t xml:space="preserve"> </w:t>
@@ -9729,18 +9729,10 @@
       </w:r>
       <w:r>
         <w:rPr>
-          <w:rFonts w:hint="eastAsia"/>
           <w:i/>
           <w:iCs/>
         </w:rPr>
-        <w:t xml:space="preserve">“CONRAD,当他envía</w:t>
-      </w:r>
-      <w:r>
-        <w:rPr>
-          <w:i/>
-          <w:iCs/>
-        </w:rPr>
-        <w:t xml:space="preserve"> un PDF por WhatsApp, ¿viaja entero por el cable?”</w:t>
+        <w:t xml:space="preserve">“CONRAD, cuando envío un PDF por WhatsApp, ¿viaja entero por el cable?”</w:t>
       </w:r>
       <w:r>
         <w:t xml:space="preserve"> </w:t>
@@ -11198,7 +11190,7 @@
           <w:b/>
           <w:bCs/>
         </w:rPr>
-        <w:t xml:space="preserve">U01 · Introducción</w:t>
+        <w:t xml:space="preserve">Introducción</w:t>
       </w:r>
       <w:r>
         <w:t xml:space="preserve"> </w:t>
@@ -13572,7 +13564,7 @@
           <w:b/>
           <w:bCs/>
         </w:rPr>
-        <w:t xml:space="preserve">U01 · Introducción</w:t>
+        <w:t xml:space="preserve">Introducción</w:t>
       </w:r>
       <w:r>
         <w:t xml:space="preserve"> </w:t>
@@ -16598,7 +16590,7 @@
           <w:b/>
           <w:bCs/>
         </w:rPr>
-        <w:t xml:space="preserve">PRÓXIMAMENTE EN UD2:</w:t>
+        <w:t xml:space="preserve">PRÓXIMAMENTE:</w:t>
       </w:r>
       <w:r>
         <w:t xml:space="preserve"> </w:t>
@@ -16737,7 +16729,7 @@
           <w:b/>
           <w:bCs/>
         </w:rPr>
-        <w:t xml:space="preserve">U01 · Introducción</w:t>
+        <w:t xml:space="preserve">Introducción</w:t>
       </w:r>
       <w:r>
         <w:t xml:space="preserve"> </w:t>
@@ -17955,30 +17947,13 @@
       </w:r>
       <w:r>
         <w:rPr>
-          <w:rFonts w:hint="eastAsia"/>
-          <w:b/>
-          <w:bCs/>
-        </w:rPr>
-        <w:t xml:space="preserve">no模拟a</w:t>
-      </w:r>
-      <w:r>
-        <w:rPr>
-          <w:b/>
-          <w:bCs/>
-        </w:rPr>
-        <w:t xml:space="preserve"> todo</w:t>
-      </w:r>
-      <w:r>
-        <w:t xml:space="preserve">: por ejemplo, no puedes ver </w:t>
-      </w:r>
-      <w:r>
-        <w:rPr>
-          <w:rFonts w:hint="eastAsia"/>
-        </w:rPr>
-        <w:t xml:space="preserve">LEDs物理icos,</w:t>
-      </w:r>
-      <w:r>
-        <w:t xml:space="preserve"> no puedes probar fibra óptica, y algunos protocolos avanzados no estánimplementados al 100%.</w:t>
+          <w:b/>
+          <w:bCs/>
+        </w:rPr>
+        <w:t xml:space="preserve">no simula todo</w:t>
+      </w:r>
+      <w:r>
+        <w:t xml:space="preserve">: por ejemplo, no puedes ver LEDs físicos, no puedes probar fibra óptica, y algunos protocolos avanzados no están implementados al 100%.</w:t>
       </w:r>
     </w:p>
     <w:p>
@@ -18298,16 +18273,7 @@
         <w:t xml:space="preserve"> </w:t>
       </w:r>
       <w:r>
-        <w:t xml:space="preserve">Cisco </w:t>
-      </w:r>
-      <w:r>
-        <w:rPr>
-          <w:rFonts w:hint="eastAsia"/>
-        </w:rPr>
-        <w:t xml:space="preserve">proporciona版本</w:t>
-      </w:r>
-      <w:r>
-        <w:t xml:space="preserve"> para Windows y Linux. La instalación en Linux es igual de sencilla: descargas el paquete</w:t>
+        <w:t xml:space="preserve">Cisco proporciona versiones para Windows y Linux. La instalación en Linux es igual de sencilla: descargas el paquete</w:t>
       </w:r>
       <w:r>
         <w:t xml:space="preserve"> </w:t>
@@ -18539,7 +18505,7 @@
           <w:b/>
           <w:bCs/>
         </w:rPr>
-        <w:t xml:space="preserve">U01 · Introducción</w:t>
+        <w:t xml:space="preserve">Introducción</w:t>
       </w:r>
       <w:r>
         <w:t xml:space="preserve"> </w:t>
@@ -18603,7 +18569,7 @@
         <w:t xml:space="preserve">dónde estás, qué paradas hay y qué vas a saber hacer al bajarte de cada una</w:t>
       </w:r>
       <w:r>
-        <w:t xml:space="preserve">. Así, cuando estés en la UD3 calculando subredes, sabrás exactamente para qué lo estás haciendo.</w:t>
+        <w:t xml:space="preserve">. Así, cuando estés en la unidad de dirección IP calculando subredes, sabrás exactamente para qué lo estás haciendo.</w:t>
       </w:r>
     </w:p>
     <w:p>
@@ -18714,7 +18680,7 @@
                 <w:b/>
                 <w:bCs/>
               </w:rPr>
-              <w:t xml:space="preserve">UD2 · Ethernet, medios y cableado</w:t>
+              <w:t xml:space="preserve">Ethernet, medios y cableado</w:t>
             </w:r>
           </w:p>
         </w:tc>
@@ -18736,7 +18702,7 @@
               <w:pStyle w:val="Compact"/>
             </w:pPr>
             <w:r>
-              <w:t xml:space="preserve">Esta Unidad 01</w:t>
+              <w:t xml:space="preserve">La introducción</w:t>
             </w:r>
           </w:p>
         </w:tc>
@@ -18770,7 +18736,7 @@
                 <w:b/>
                 <w:bCs/>
               </w:rPr>
-              <w:t xml:space="preserve">UD3 · Direccionamiento IP y subnetting</w:t>
+              <w:t xml:space="preserve">Direccionamiento IP y subnetting</w:t>
             </w:r>
           </w:p>
         </w:tc>
@@ -18792,7 +18758,7 @@
               <w:pStyle w:val="Compact"/>
             </w:pPr>
             <w:r>
-              <w:t xml:space="preserve">Las IPs de la Unidad 01 y el medio de la UD2</w:t>
+              <w:t xml:space="preserve">Las IPs y el medio (Ethernet y cableado)</w:t>
             </w:r>
           </w:p>
         </w:tc>
@@ -18826,7 +18792,7 @@
                 <w:b/>
                 <w:bCs/>
               </w:rPr>
-              <w:t xml:space="preserve">UD4 · Switching y VLAN</w:t>
+              <w:t xml:space="preserve">Switching y VLAN</w:t>
             </w:r>
           </w:p>
         </w:tc>
@@ -18848,7 +18814,7 @@
               <w:pStyle w:val="Compact"/>
             </w:pPr>
             <w:r>
-              <w:t xml:space="preserve">Qué hace un switch (Unidad 01) y las IPs (UD3)</w:t>
+              <w:t xml:space="preserve">Qué hace un switch (introducción) y las IPs (dirección IP)</w:t>
             </w:r>
           </w:p>
         </w:tc>
@@ -18882,7 +18848,7 @@
                 <w:b/>
                 <w:bCs/>
               </w:rPr>
-              <w:t xml:space="preserve">UD5 · Trunking e inter-VLAN</w:t>
+              <w:t xml:space="preserve">Trunking e inter-VLAN</w:t>
             </w:r>
           </w:p>
         </w:tc>
@@ -18904,7 +18870,7 @@
               <w:pStyle w:val="Compact"/>
             </w:pPr>
             <w:r>
-              <w:t xml:space="preserve">Switching y VLANs (UD4)</w:t>
+              <w:t xml:space="preserve">Switching y VLANs</w:t>
             </w:r>
           </w:p>
         </w:tc>
@@ -18938,7 +18904,7 @@
                 <w:b/>
                 <w:bCs/>
               </w:rPr>
-              <w:t xml:space="preserve">UD6 · Enrutamiento estático</w:t>
+              <w:t xml:space="preserve">Enrutamiento estático</w:t>
             </w:r>
           </w:p>
         </w:tc>
@@ -18960,7 +18926,7 @@
               <w:pStyle w:val="Compact"/>
             </w:pPr>
             <w:r>
-              <w:t xml:space="preserve">Subredes (UD3) y routers entre VLANs (UD5)</w:t>
+              <w:t xml:space="preserve">Subredes (dirección IP) y routers entre VLANs (trunking)</w:t>
             </w:r>
           </w:p>
         </w:tc>
@@ -18994,7 +18960,7 @@
                 <w:b/>
                 <w:bCs/>
               </w:rPr>
-              <w:t xml:space="preserve">UD7 · OSPF</w:t>
+              <w:t xml:space="preserve">OSPF</w:t>
             </w:r>
           </w:p>
         </w:tc>
@@ -19016,7 +18982,7 @@
               <w:pStyle w:val="Compact"/>
             </w:pPr>
             <w:r>
-              <w:t xml:space="preserve">Enrutamiento estático (UD6)</w:t>
+              <w:t xml:space="preserve">Enrutamiento estático</w:t>
             </w:r>
           </w:p>
         </w:tc>
@@ -19050,7 +19016,7 @@
                 <w:b/>
                 <w:bCs/>
               </w:rPr>
-              <w:t xml:space="preserve">UD8 · ACL y seguridad</w:t>
+              <w:t xml:space="preserve">ACL y seguridad</w:t>
             </w:r>
           </w:p>
         </w:tc>
@@ -19072,7 +19038,7 @@
               <w:pStyle w:val="Compact"/>
             </w:pPr>
             <w:r>
-              <w:t xml:space="preserve">IPs y subredes (UD3) y routing (UD6-UD7)</w:t>
+              <w:t xml:space="preserve">IPs y subredes (dirección IP) y routing (estático y OSPF)</w:t>
             </w:r>
           </w:p>
         </w:tc>
@@ -19106,7 +19072,7 @@
                 <w:b/>
                 <w:bCs/>
               </w:rPr>
-              <w:t xml:space="preserve">UD9 · NAT y PAT</w:t>
+              <w:t xml:space="preserve">NAT y PAT</w:t>
             </w:r>
           </w:p>
         </w:tc>
@@ -19128,7 +19094,7 @@
               <w:pStyle w:val="Compact"/>
             </w:pPr>
             <w:r>
-              <w:t xml:space="preserve">Routing (UD6-UD7) y subredes (UD3)</w:t>
+              <w:t xml:space="preserve">Routing (estático y OSPF) y subredes (dirección IP)</w:t>
             </w:r>
           </w:p>
         </w:tc>
@@ -19162,7 +19128,7 @@
                 <w:b/>
                 <w:bCs/>
               </w:rPr>
-              <w:t xml:space="preserve">UD10 · Servicios de red</w:t>
+              <w:t xml:space="preserve">Servicios de red</w:t>
             </w:r>
           </w:p>
         </w:tc>
@@ -19184,7 +19150,7 @@
               <w:pStyle w:val="Compact"/>
             </w:pPr>
             <w:r>
-              <w:t xml:space="preserve">IPs (UD3) y routing (UD6)</w:t>
+              <w:t xml:space="preserve">IPs (dirección IP) y routing (estático)</w:t>
             </w:r>
           </w:p>
         </w:tc>
@@ -19218,7 +19184,7 @@
                 <w:b/>
                 <w:bCs/>
               </w:rPr>
-              <w:t xml:space="preserve">UD11 · Redes inalámbricas</w:t>
+              <w:t xml:space="preserve">Redes inalámbricas</w:t>
             </w:r>
           </w:p>
         </w:tc>
@@ -19240,7 +19206,7 @@
               <w:pStyle w:val="Compact"/>
             </w:pPr>
             <w:r>
-              <w:t xml:space="preserve">Cableado (UD2), IPs (UD3) y VLANs (UD4)</w:t>
+              <w:t xml:space="preserve">Cableado (Ethernet), IPs (dirección IP) y VLANs (switching)</w:t>
             </w:r>
           </w:p>
         </w:tc>
@@ -19274,7 +19240,7 @@
                 <w:b/>
                 <w:bCs/>
               </w:rPr>
-              <w:t xml:space="preserve">UD12 · Alta disponibilidad</w:t>
+              <w:t xml:space="preserve">Alta disponibilidad</w:t>
             </w:r>
           </w:p>
         </w:tc>
@@ -19296,7 +19262,7 @@
               <w:pStyle w:val="Compact"/>
             </w:pPr>
             <w:r>
-              <w:t xml:space="preserve">Switching (UD4), trunks (UD5) y routing (UD6)</w:t>
+              <w:t xml:space="preserve">Switching, trunks y routing (estático)</w:t>
             </w:r>
           </w:p>
         </w:tc>
@@ -19335,7 +19301,7 @@
         <w:t xml:space="preserve"> </w:t>
       </w:r>
       <w:r>
-        <w:t xml:space="preserve">del curso: si te saltas un peldaño, el siguiente te va a costar el doble. La Unidad 01 (estas páginas) es el vestíbulo: sin él, la UD2 te sonará a chino.</w:t>
+        <w:t xml:space="preserve">del curso: si te saltas un peldaño, el siguiente te va a costar el doble. La introducción (estas páginas) es el vestíbulo: sin ella, Ethernet te sonará a chino.</w:t>
       </w:r>
     </w:p>
     <w:p>
@@ -19347,7 +19313,7 @@
           <wp:inline>
             <wp:extent cx="5334000" cy="2436834"/>
             <wp:effectExtent b="0" l="0" r="0" t="0"/>
-            <wp:docPr descr="Las 12 etapas del curso en dos cuatrimestres: de la Unidad 01 a la alta disponibilidad" title="" id="155" name="Picture"/>
+            <wp:docPr descr="Las 12 etapas del curso en dos cuatrimestres: a la alta disponibilidad" title="" id="155" name="Picture"/>
             <a:graphic>
               <a:graphicData uri="http://schemas.openxmlformats.org/drawingml/2006/picture">
                 <pic:pic>
@@ -19399,7 +19365,7 @@
         <w:pStyle w:val="ImageCaption"/>
       </w:pPr>
       <w:r>
-        <w:t xml:space="preserve">Las 12 etapas del curso en dos cuatrimestres: de la Unidad 01 a la alta disponibilidad</w:t>
+        <w:t xml:space="preserve">Las 12 etapas del curso en dos cuatrimestres: a la alta disponibilidad</w:t>
       </w:r>
     </w:p>
     <w:p>
@@ -19489,7 +19455,7 @@
                 <w:b/>
                 <w:bCs/>
               </w:rPr>
-              <w:t xml:space="preserve">Unidad 01</w:t>
+              <w:t xml:space="preserve">La introducción</w:t>
             </w:r>
           </w:p>
         </w:tc>
@@ -19695,18 +19661,18 @@
               <w:pStyle w:val="Compact"/>
             </w:pPr>
             <w:r>
-              <w:t xml:space="preserve">UD3 · IPv6</w:t>
-            </w:r>
-          </w:p>
-        </w:tc>
-        <w:tc>
-          <w:tcPr/>
-          <w:p>
-            <w:pPr>
-              <w:pStyle w:val="Compact"/>
-            </w:pPr>
-            <w:r>
-              <w:t xml:space="preserve">UD3 · IPv4</w:t>
+              <w:t xml:space="preserve">IPv6</w:t>
+            </w:r>
+          </w:p>
+        </w:tc>
+        <w:tc>
+          <w:tcPr/>
+          <w:p>
+            <w:pPr>
+              <w:pStyle w:val="Compact"/>
+            </w:pPr>
+            <w:r>
+              <w:t xml:space="preserve">IPv4</w:t>
             </w:r>
           </w:p>
         </w:tc>
@@ -19730,18 +19696,18 @@
               <w:pStyle w:val="Compact"/>
             </w:pPr>
             <w:r>
-              <w:t xml:space="preserve">UD4 · VLANs</w:t>
-            </w:r>
-          </w:p>
-        </w:tc>
-        <w:tc>
-          <w:tcPr/>
-          <w:p>
-            <w:pPr>
-              <w:pStyle w:val="Compact"/>
-            </w:pPr>
-            <w:r>
-              <w:t xml:space="preserve">UD4 · Switching</w:t>
+              <w:t xml:space="preserve">VLANs</w:t>
+            </w:r>
+          </w:p>
+        </w:tc>
+        <w:tc>
+          <w:tcPr/>
+          <w:p>
+            <w:pPr>
+              <w:pStyle w:val="Compact"/>
+            </w:pPr>
+            <w:r>
+              <w:t xml:space="preserve">Switching</w:t>
             </w:r>
           </w:p>
         </w:tc>
@@ -19765,18 +19731,18 @@
               <w:pStyle w:val="Compact"/>
             </w:pPr>
             <w:r>
-              <w:t xml:space="preserve">UD5 · Trunking</w:t>
-            </w:r>
-          </w:p>
-        </w:tc>
-        <w:tc>
-          <w:tcPr/>
-          <w:p>
-            <w:pPr>
-              <w:pStyle w:val="Compact"/>
-            </w:pPr>
-            <w:r>
-              <w:t xml:space="preserve">UD4 · VLANs</w:t>
+              <w:t xml:space="preserve">Trunking</w:t>
+            </w:r>
+          </w:p>
+        </w:tc>
+        <w:tc>
+          <w:tcPr/>
+          <w:p>
+            <w:pPr>
+              <w:pStyle w:val="Compact"/>
+            </w:pPr>
+            <w:r>
+              <w:t xml:space="preserve">VLANs</w:t>
             </w:r>
           </w:p>
         </w:tc>
@@ -19800,18 +19766,18 @@
               <w:pStyle w:val="Compact"/>
             </w:pPr>
             <w:r>
-              <w:t xml:space="preserve">UD7 · OSPF</w:t>
-            </w:r>
-          </w:p>
-        </w:tc>
-        <w:tc>
-          <w:tcPr/>
-          <w:p>
-            <w:pPr>
-              <w:pStyle w:val="Compact"/>
-            </w:pPr>
-            <w:r>
-              <w:t xml:space="preserve">UD6 · Routing estático</w:t>
+              <w:t xml:space="preserve">OSPF</w:t>
+            </w:r>
+          </w:p>
+        </w:tc>
+        <w:tc>
+          <w:tcPr/>
+          <w:p>
+            <w:pPr>
+              <w:pStyle w:val="Compact"/>
+            </w:pPr>
+            <w:r>
+              <w:t xml:space="preserve">Enrutamiento estático</w:t>
             </w:r>
           </w:p>
         </w:tc>
@@ -19835,18 +19801,18 @@
               <w:pStyle w:val="Compact"/>
             </w:pPr>
             <w:r>
-              <w:t xml:space="preserve">UD9 · NAT</w:t>
-            </w:r>
-          </w:p>
-        </w:tc>
-        <w:tc>
-          <w:tcPr/>
-          <w:p>
-            <w:pPr>
-              <w:pStyle w:val="Compact"/>
-            </w:pPr>
-            <w:r>
-              <w:t xml:space="preserve">UD3 + UD6</w:t>
+              <w:t xml:space="preserve">NAT</w:t>
+            </w:r>
+          </w:p>
+        </w:tc>
+        <w:tc>
+          <w:tcPr/>
+          <w:p>
+            <w:pPr>
+              <w:pStyle w:val="Compact"/>
+            </w:pPr>
+            <w:r>
+              <w:t xml:space="preserve">Dirección IP + Enrutamiento estático</w:t>
             </w:r>
           </w:p>
         </w:tc>
@@ -19870,18 +19836,18 @@
               <w:pStyle w:val="Compact"/>
             </w:pPr>
             <w:r>
-              <w:t xml:space="preserve">UD10 · Servicios</w:t>
-            </w:r>
-          </w:p>
-        </w:tc>
-        <w:tc>
-          <w:tcPr/>
-          <w:p>
-            <w:pPr>
-              <w:pStyle w:val="Compact"/>
-            </w:pPr>
-            <w:r>
-              <w:t xml:space="preserve">UD3 + UD6</w:t>
+              <w:t xml:space="preserve">Servicios</w:t>
+            </w:r>
+          </w:p>
+        </w:tc>
+        <w:tc>
+          <w:tcPr/>
+          <w:p>
+            <w:pPr>
+              <w:pStyle w:val="Compact"/>
+            </w:pPr>
+            <w:r>
+              <w:t xml:space="preserve">Dirección IP + Enrutamiento estático</w:t>
             </w:r>
           </w:p>
         </w:tc>
@@ -19905,18 +19871,18 @@
               <w:pStyle w:val="Compact"/>
             </w:pPr>
             <w:r>
-              <w:t xml:space="preserve">UD12 · Alta disponibilidad</w:t>
-            </w:r>
-          </w:p>
-        </w:tc>
-        <w:tc>
-          <w:tcPr/>
-          <w:p>
-            <w:pPr>
-              <w:pStyle w:val="Compact"/>
-            </w:pPr>
-            <w:r>
-              <w:t xml:space="preserve">UD4 + UD5 + UD6</w:t>
+              <w:t xml:space="preserve">Alta disponibilidad</w:t>
+            </w:r>
+          </w:p>
+        </w:tc>
+        <w:tc>
+          <w:tcPr/>
+          <w:p>
+            <w:pPr>
+              <w:pStyle w:val="Compact"/>
+            </w:pPr>
+            <w:r>
+              <w:t xml:space="preserve">Switching + Trunking + Enrutamiento estático</w:t>
             </w:r>
           </w:p>
         </w:tc>
@@ -20083,7 +20049,7 @@
               <w:pStyle w:val="Compact"/>
             </w:pPr>
             <w:r>
-              <w:t xml:space="preserve">UD2 → UD6</w:t>
+              <w:t xml:space="preserve">Ethernet → Enrutamiento estático</w:t>
             </w:r>
           </w:p>
         </w:tc>
@@ -20128,7 +20094,7 @@
               <w:pStyle w:val="Compact"/>
             </w:pPr>
             <w:r>
-              <w:t xml:space="preserve">UD7 → UD12</w:t>
+              <w:t xml:space="preserve">OSPF → Alta disponibilidad</w:t>
             </w:r>
           </w:p>
         </w:tc>
@@ -20154,7 +20120,7 @@
           <w:b/>
           <w:bCs/>
         </w:rPr>
-        <w:t xml:space="preserve">Primer cuatrimestre (UD2–UD6).</w:t>
+        <w:t xml:space="preserve">Primer cuatrimestre (del cableado al enrutamiento estático).</w:t>
       </w:r>
       <w:r>
         <w:t xml:space="preserve"> </w:t>
@@ -20185,7 +20151,7 @@
           <w:b/>
           <w:bCs/>
         </w:rPr>
-        <w:t xml:space="preserve">Segundo cuatrimestre (UD7–UD12).</w:t>
+        <w:t xml:space="preserve">Segundo cuatrimestre (de OSPF a la alta disponibilidad).</w:t>
       </w:r>
       <w:r>
         <w:t xml:space="preserve"> </w:t>
@@ -20362,7 +20328,7 @@
         <w:t xml:space="preserve"> </w:t>
       </w:r>
       <w:r>
-        <w:t xml:space="preserve">un switch. Si no sabes qué hace un switch (UD4), la VLAN (UD4) es un acto de fe.</w:t>
+        <w:t xml:space="preserve">un switch. Si no sabes qué hace un switch, la VLAN es un acto de fe.</w:t>
       </w:r>
     </w:p>
     <w:p>
@@ -20397,7 +20363,7 @@
         <w:t xml:space="preserve">según su dirección IP</w:t>
       </w:r>
       <w:r>
-        <w:t xml:space="preserve">. Si no dominas las subredes (UD3), no hay nada que enrutar (UD6).</w:t>
+        <w:t xml:space="preserve">. Si no dominas las subredes (dirección IP), no hay nada que enrutar (enrutamiento estático).</w:t>
       </w:r>
     </w:p>
     <w:p>
@@ -20419,7 +20385,7 @@
         <w:t xml:space="preserve"> </w:t>
       </w:r>
       <w:r>
-        <w:t xml:space="preserve">Tu red privada usa direcciones de casa; para salir al mundo necesita NAT (UD9), que depende del routing (UD6-UD7) y de que entiendas qué es una IP pública.</w:t>
+        <w:t xml:space="preserve">Tu red privada usa direcciones de casa; para salir al mundo necesita NAT, que depende del routing (estático y OSPF) y de que entiendas qué es una IP pública.</w:t>
       </w:r>
     </w:p>
     <w:p>
@@ -20541,7 +20507,7 @@
         <w:t xml:space="preserve"> </w:t>
       </w:r>
       <w:r>
-        <w:t xml:space="preserve">por la dirección del destino: los servicios de la UD10 están ahí desde el primer minuto, aunque no los veas. El paquete nace dentro de tu red local.</w:t>
+        <w:t xml:space="preserve">por la dirección del destino: los servicios de red están ahí desde el primer minuto, aunque no los veas. El paquete nace dentro de tu red local.</w:t>
       </w:r>
     </w:p>
     <w:p>
@@ -20588,7 +20554,7 @@
         <w:t xml:space="preserve"> </w:t>
       </w:r>
       <w:r>
-        <w:t xml:space="preserve">cuando la dirección apunta fuera (y si viene de otra VLAN, antes cruzó el trunk de la UD5). El router mira la dirección, decide la mejor ruta (UD6-UD7) y, si el destino está en Internet, el paquete sale disfrazado por</w:t>
+        <w:t xml:space="preserve">cuando la dirección apunta fuera (y si viene de otra VLAN, antes cruzó un trunk). El router mira la dirección, decide la mejor ruta (estática u OSPF) y, si el destino está en Internet, el paquete sale disfrazado por</w:t>
       </w:r>
       <w:r>
         <w:t xml:space="preserve"> </w:t>
@@ -20601,10 +20567,7 @@
         <w:t xml:space="preserve">NAT</w:t>
       </w:r>
       <w:r>
-        <w:t xml:space="preserve"> </w:t>
-      </w:r>
-      <w:r>
-        <w:t xml:space="preserve">(UD9): la IP privada de casa se cambia por la IP pública de la conexión. Ya está en el mundo.</w:t>
+        <w:t xml:space="preserve">: la IP privada de casa se cambia por la IP pública de la conexión. Ya está en el mundo.</w:t>
       </w:r>
     </w:p>
     <w:p>
@@ -20622,7 +20585,7 @@
         <w:t xml:space="preserve"> </w:t>
       </w:r>
       <w:r>
-        <w:t xml:space="preserve">El servidor de destino recibe el paquete, lo procesa y envía la respuesta por el camino (quizá distinto) de vuelta a casa. Por el camino, el paquete puede cruzar un tramo inalámbrico (UD11) y confía en que, si algún equipo se cae, la red tenga un plan B (UD12). Cuando la respuesta llega a tu pantalla, el viaje del paquete ha terminado… y este curso te habrá enseñado a acompañarlo en cada tramo.</w:t>
+        <w:t xml:space="preserve">El servidor de destino recibe el paquete, lo procesa y envía la respuesta por el camino (quizá distinto) de vuelta a casa. Por el camino, el paquete puede cruzar un tramo inalámbrico y confía en que, si algún equipo se cae, la red tenga un plan B (alta disponibilidad). Cuando la respuesta llega a tu pantalla, el viaje del paquete ha terminado… y este curso te habrá enseñado a acompañarlo en cada tramo.</w:t>
       </w:r>
     </w:p>
     <w:p>
@@ -20700,7 +20663,7 @@
               <w:pStyle w:val="Compact"/>
             </w:pPr>
             <w:r>
-              <w:t xml:space="preserve">UD10 · Servicios (DHCP y DNS)</w:t>
+              <w:t xml:space="preserve">Servicios de red (DHCP y DNS)</w:t>
             </w:r>
           </w:p>
         </w:tc>
@@ -20724,7 +20687,7 @@
               <w:pStyle w:val="Compact"/>
             </w:pPr>
             <w:r>
-              <w:t xml:space="preserve">UD2 · Ethernet y UD4 · Switching y VLAN</w:t>
+              <w:t xml:space="preserve">Ethernet y cableado + Switching y VLAN</w:t>
             </w:r>
           </w:p>
         </w:tc>
@@ -20748,7 +20711,7 @@
               <w:pStyle w:val="Compact"/>
             </w:pPr>
             <w:r>
-              <w:t xml:space="preserve">UD5 · Trunking e inter-VLAN</w:t>
+              <w:t xml:space="preserve">Trunking e inter-VLAN</w:t>
             </w:r>
           </w:p>
         </w:tc>
@@ -20772,7 +20735,7 @@
               <w:pStyle w:val="Compact"/>
             </w:pPr>
             <w:r>
-              <w:t xml:space="preserve">UD6 · Enrutamiento estático y UD7 · OSPF</w:t>
+              <w:t xml:space="preserve">Enrutamiento estático y OSPF</w:t>
             </w:r>
           </w:p>
         </w:tc>
@@ -20796,7 +20759,7 @@
               <w:pStyle w:val="Compact"/>
             </w:pPr>
             <w:r>
-              <w:t xml:space="preserve">UD8 · ACL y seguridad</w:t>
+              <w:t xml:space="preserve">ACL y seguridad</w:t>
             </w:r>
           </w:p>
         </w:tc>
@@ -20820,7 +20783,7 @@
               <w:pStyle w:val="Compact"/>
             </w:pPr>
             <w:r>
-              <w:t xml:space="preserve">UD9 · NAT y PAT</w:t>
+              <w:t xml:space="preserve">NAT y PAT</w:t>
             </w:r>
           </w:p>
         </w:tc>
@@ -20844,7 +20807,7 @@
               <w:pStyle w:val="Compact"/>
             </w:pPr>
             <w:r>
-              <w:t xml:space="preserve">UD11 · Redes inalámbricas</w:t>
+              <w:t xml:space="preserve">Redes inalámbricas</w:t>
             </w:r>
           </w:p>
         </w:tc>
@@ -20868,7 +20831,7 @@
               <w:pStyle w:val="Compact"/>
             </w:pPr>
             <w:r>
-              <w:t xml:space="preserve">UD12 · Alta disponibilidad</w:t>
+              <w:t xml:space="preserve">Alta disponibilidad</w:t>
             </w:r>
           </w:p>
         </w:tc>
@@ -21043,7 +21006,7 @@
         <w:t xml:space="preserve"> </w:t>
       </w:r>
       <w:r>
-        <w:t xml:space="preserve">la red (UD2-UD6) y</w:t>
+        <w:t xml:space="preserve">la red (del cableado al enrutamiento) y</w:t>
       </w:r>
       <w:r>
         <w:t xml:space="preserve"> </w:t>
@@ -21059,7 +21022,7 @@
         <w:t xml:space="preserve"> </w:t>
       </w:r>
       <w:r>
-        <w:t xml:space="preserve">(UD7-UD12).</w:t>
+        <w:t xml:space="preserve">(de OSPF a la alta disponibilidad).</w:t>
       </w:r>
     </w:p>
     <w:p>
@@ -21197,7 +21160,7 @@
           <w:b/>
           <w:bCs/>
         </w:rPr>
-        <w:t xml:space="preserve">U01 · Introducción</w:t>
+        <w:t xml:space="preserve">Introducción</w:t>
       </w:r>
       <w:r>
         <w:t xml:space="preserve"> </w:t>
@@ -23591,7 +23554,7 @@
           <w:b/>
           <w:bCs/>
         </w:rPr>
-        <w:t xml:space="preserve">U01 · Introducción</w:t>
+        <w:t xml:space="preserve">Introducción</w:t>
       </w:r>
       <w:r>
         <w:t xml:space="preserve"> </w:t>
@@ -25699,17 +25662,17 @@
         <w:t xml:space="preserve"> </w:t>
       </w:r>
       <w:r>
-        <w:t xml:space="preserve">termina la Unidad 01. Has llegado hasta aquí, y eso significa que ya sabes qué es una red, cómo se monta, cómo se diagnostica y qué palabras clave necesitas.</w:t>
-      </w:r>
-      <w:r>
-        <w:t xml:space="preserve"> </w:t>
-      </w:r>
-      <w:r>
-        <w:rPr>
-          <w:b/>
-          <w:bCs/>
-        </w:rPr>
-        <w:t xml:space="preserve">Estás listo para la UD1.</w:t>
+        <w:t xml:space="preserve">termina la unidad. Has llegado hasta aquí, y eso significa que ya sabes qué es una red, cómo se monta, cómo se diagnostica y qué palabras clave necesitas.</w:t>
+      </w:r>
+      <w:r>
+        <w:t xml:space="preserve"> </w:t>
+      </w:r>
+      <w:r>
+        <w:rPr>
+          <w:b/>
+          <w:bCs/>
+        </w:rPr>
+        <w:t xml:space="preserve">Estás listo para la siguiente unidad.</w:t>
       </w:r>
     </w:p>
     <w:p>

--- a/docx/01-introduccion/01-introduccion.docx
+++ b/docx/01-introduccion/01-introduccion.docx
@@ -28,7 +28,7 @@
         </w:p>
       </w:sdtContent>
     </w:sdt>
-    <w:bookmarkStart w:id="25" w:name="bienvenida-al-mundo-de-las-redes"/>
+    <w:bookmarkStart w:id="26" w:name="bienvenida-al-mundo-de-las-redes"/>
     <w:p>
       <w:pPr>
         <w:pStyle w:val="Heading1"/>
@@ -559,7 +559,7 @@
               <w:pStyle w:val="Compact"/>
             </w:pPr>
             <w:r>
-              <w:t xml:space="preserve">Las 12 etapas del viaje y para qué sirve cada una</w:t>
+              <w:t xml:space="preserve">El viaje de 12 paradas y para qué sirve cada etapa</w:t>
             </w:r>
           </w:p>
         </w:tc>
@@ -664,7 +664,58 @@
       </w:r>
     </w:p>
     <w:bookmarkEnd w:id="20"/>
-    <w:bookmarkStart w:id="21" w:name="cómo-usar-estos-apuntes"/>
+    <w:bookmarkStart w:id="21" w:name="boletines-de-la-unidad"/>
+    <w:p>
+      <w:pPr>
+        <w:pStyle w:val="Heading2"/>
+      </w:pPr>
+      <w:r>
+        <w:t xml:space="preserve">📝 Boletines de la unidad</w:t>
+      </w:r>
+    </w:p>
+    <w:p>
+      <w:pPr>
+        <w:pStyle w:val="BlockText"/>
+      </w:pPr>
+      <w:r>
+        <w:t xml:space="preserve">Practica con los pares del curso: empieza siempre por el resuelto para ver el estilo y luego intenta el por-resolver.</w:t>
+      </w:r>
+    </w:p>
+    <w:p>
+      <w:pPr>
+        <w:pStyle w:val="FirstParagraph"/>
+      </w:pPr>
+      <w:r>
+        <w:t xml:space="preserve">🟢 Inicial por resolver</w:t>
+      </w:r>
+      <w:r>
+        <w:t xml:space="preserve"> </w:t>
+      </w:r>
+      <w:r>
+        <w:t xml:space="preserve">✅ Inicial resuelto</w:t>
+      </w:r>
+      <w:r>
+        <w:t xml:space="preserve"> </w:t>
+      </w:r>
+      <w:r>
+        <w:t xml:space="preserve">⭐ Avanzado por resolver</w:t>
+      </w:r>
+      <w:r>
+        <w:t xml:space="preserve"> </w:t>
+      </w:r>
+      <w:r>
+        <w:t xml:space="preserve">💪 Avanzado resuelto</w:t>
+      </w:r>
+    </w:p>
+    <w:p>
+      <w:r>
+        <w:pict>
+          <v:rect style="width:0;height:1.5pt" o:hralign="center" o:hrstd="t" o:hr="t"/>
+        </w:pict>
+      </w:r>
+    </w:p>
+    <w:bookmarkEnd w:id="21"/>
+    <w:bookmarkStart w:id="22" w:name="cómo-usar-estos-apuntes"/>
     <w:p>
       <w:pPr>
         <w:pStyle w:val="Heading2"/>
@@ -881,8 +932,8 @@
         </w:pict>
       </w:r>
     </w:p>
-    <w:bookmarkEnd w:id="21"/>
-    <w:bookmarkStart w:id="22" w:name="logros-de-la-unidad"/>
+    <w:bookmarkEnd w:id="22"/>
+    <w:bookmarkStart w:id="23" w:name="logros-de-la-unidad"/>
     <w:p>
       <w:pPr>
         <w:pStyle w:val="Heading2"/>
@@ -1073,8 +1124,8 @@
         </w:pict>
       </w:r>
     </w:p>
-    <w:bookmarkEnd w:id="22"/>
-    <w:bookmarkStart w:id="23" w:name="antes-de-seguir-qué-es-una-red"/>
+    <w:bookmarkEnd w:id="23"/>
+    <w:bookmarkStart w:id="24" w:name="antes-de-seguir-qué-es-una-red"/>
     <w:p>
       <w:pPr>
         <w:pStyle w:val="Heading2"/>
@@ -1221,8 +1272,8 @@
         </w:pict>
       </w:r>
     </w:p>
-    <w:bookmarkEnd w:id="23"/>
-    <w:bookmarkStart w:id="24" w:name="última-cosa-antes-de-empezar"/>
+    <w:bookmarkEnd w:id="24"/>
+    <w:bookmarkStart w:id="25" w:name="última-cosa-antes-de-empezar"/>
     <w:p>
       <w:pPr>
         <w:pStyle w:val="Heading2"/>
@@ -1262,9 +1313,9 @@
         </w:r>
       </w:hyperlink>
     </w:p>
-    <w:bookmarkEnd w:id="24"/>
     <w:bookmarkEnd w:id="25"/>
-    <w:bookmarkStart w:id="47" w:name="qué-es-una-red"/>
+    <w:bookmarkEnd w:id="26"/>
+    <w:bookmarkStart w:id="48" w:name="qué-es-una-red"/>
     <w:p>
       <w:pPr>
         <w:pStyle w:val="Heading1"/>
@@ -1328,7 +1379,7 @@
         </w:pict>
       </w:r>
     </w:p>
-    <w:bookmarkStart w:id="26" w:name="la-idea-en-una-frase"/>
+    <w:bookmarkStart w:id="27" w:name="la-idea-en-una-frase"/>
     <w:p>
       <w:pPr>
         <w:pStyle w:val="Heading2"/>
@@ -1376,8 +1427,8 @@
         </w:pict>
       </w:r>
     </w:p>
-    <w:bookmarkEnd w:id="26"/>
-    <w:bookmarkStart w:id="27" w:name="por-qué-el-mundo-necesita-redes"/>
+    <w:bookmarkEnd w:id="27"/>
+    <w:bookmarkStart w:id="28" w:name="por-qué-el-mundo-necesita-redes"/>
     <w:p>
       <w:pPr>
         <w:pStyle w:val="Heading2"/>
@@ -1482,8 +1533,8 @@
         </w:pict>
       </w:r>
     </w:p>
-    <w:bookmarkEnd w:id="27"/>
-    <w:bookmarkStart w:id="32" w:name="las-4-piezas-de-toda-red"/>
+    <w:bookmarkEnd w:id="28"/>
+    <w:bookmarkStart w:id="33" w:name="las-4-piezas-de-toda-red"/>
     <w:p>
       <w:pPr>
         <w:pStyle w:val="Heading2"/>
@@ -1731,7 +1782,7 @@
         </w:tc>
       </w:tr>
     </w:tbl>
-    <w:bookmarkStart w:id="31" w:name="la-analogía-del-barrio"/>
+    <w:bookmarkStart w:id="32" w:name="la-analogía-del-barrio"/>
     <w:p>
       <w:pPr>
         <w:pStyle w:val="Heading3"/>
@@ -1933,12 +1984,12 @@
           <wp:inline>
             <wp:extent cx="5334000" cy="2721514"/>
             <wp:effectExtent b="0" l="0" r="0" t="0"/>
-            <wp:docPr descr="Las 4 piezas de toda red: dispositivos finales, de interconexión, medio de transmisión y protocolos" title="" id="29" name="Picture"/>
+            <wp:docPr descr="Las 4 piezas de toda red: dispositivos finales, de interconexión, medio de transmisión y protocolos" title="" id="30" name="Picture"/>
             <a:graphic>
               <a:graphicData uri="http://schemas.openxmlformats.org/drawingml/2006/picture">
                 <pic:pic>
                   <pic:nvPicPr>
-                    <pic:cNvPr descr="public/diagrams/u01-4-piezas.svg" id="30" name="Picture"/>
+                    <pic:cNvPr descr="public/diagrams/u01-4-piezas.svg" id="31" name="Picture"/>
                     <pic:cNvPicPr>
                       <a:picLocks noChangeArrowheads="1" noChangeAspect="1"/>
                     </pic:cNvPicPr>
@@ -1950,7 +2001,7 @@
                           <a14:useLocalDpi xmlns:a14="http://schemas.microsoft.com/office/drawing/2010/main" val="0"/>
                         </a:ext>
                         <a:ext uri="{96DAC541-7B7A-43D3-8B79-37D633B846F1}">
-                          <asvg:svgBlip xmlns:asvg="http://schemas.microsoft.com/office/drawing/2016/SVG/main" r:embed="rId28"/>
+                          <asvg:svgBlip xmlns:asvg="http://schemas.microsoft.com/office/drawing/2016/SVG/main" r:embed="rId29"/>
                         </a:ext>
                       </a:extLst>
                     </a:blip>
@@ -1995,9 +2046,9 @@
         </w:pict>
       </w:r>
     </w:p>
-    <w:bookmarkEnd w:id="31"/>
     <w:bookmarkEnd w:id="32"/>
-    <w:bookmarkStart w:id="33" w:name="X6c506479a2b7e8e5746ac3d70d877ef4566ef08"/>
+    <w:bookmarkEnd w:id="33"/>
+    <w:bookmarkStart w:id="34" w:name="X6c506479a2b7e8e5746ac3d70d877ef4566ef08"/>
     <w:p>
       <w:pPr>
         <w:pStyle w:val="Heading2"/>
@@ -2143,8 +2194,8 @@
         </w:pict>
       </w:r>
     </w:p>
-    <w:bookmarkEnd w:id="33"/>
-    <w:bookmarkStart w:id="34" w:name="ojo-novato-red-internet"/>
+    <w:bookmarkEnd w:id="34"/>
+    <w:bookmarkStart w:id="35" w:name="ojo-novato-red-internet"/>
     <w:p>
       <w:pPr>
         <w:pStyle w:val="Heading2"/>
@@ -2180,7 +2231,7 @@
         <w:t xml:space="preserve"> </w:t>
       </w:r>
       <w:r>
-        <w:t xml:space="preserve">son tus equipos conectados entre sí. ¡No necesitas Internet para que funcione!. Puedes tener una red perfectamente válida en clase, con 20 ordenadores conectados a un switch, pasándose archivos a toda velocidad sin tener salida al exterior.</w:t>
+        <w:t xml:space="preserve">son tus equipos conectados entre sí. ¡No necesitas Internet para que funcione! Puedes tener una red perfectamente válida en clase, con 20 ordenadores conectados a un switch, pasándose archivos a toda velocidad sin tener salida al exterior.</w:t>
       </w:r>
     </w:p>
     <w:p>
@@ -2237,8 +2288,8 @@
         </w:pict>
       </w:r>
     </w:p>
-    <w:bookmarkEnd w:id="34"/>
-    <w:bookmarkStart w:id="35" w:name="resumen-en-3-frases"/>
+    <w:bookmarkEnd w:id="35"/>
+    <w:bookmarkStart w:id="36" w:name="resumen-en-3-frases"/>
     <w:p>
       <w:pPr>
         <w:pStyle w:val="Heading2"/>
@@ -2322,8 +2373,8 @@
         </w:pict>
       </w:r>
     </w:p>
-    <w:bookmarkEnd w:id="35"/>
-    <w:bookmarkStart w:id="36" w:name="fireside-chat-cable-vs-wifi"/>
+    <w:bookmarkEnd w:id="36"/>
+    <w:bookmarkStart w:id="37" w:name="fireside-chat-cable-vs-wifi"/>
     <w:p>
       <w:pPr>
         <w:pStyle w:val="Heading2"/>
@@ -2395,7 +2446,7 @@
         <w:t xml:space="preserve"> </w:t>
       </w:r>
       <w:r>
-        <w:t xml:space="preserve">— ¿Libre? Si te pones una pared en medio, te hacesPuerto o te pones a 10 metros, te desplomas. Yo aguanto 100 metros sin despeinarme. Además, si alguien quiere espiarme, tiene que tocar mi cable. Tú, con una antena, puedes ser escuchado desde la calle.</w:t>
+        <w:t xml:space="preserve">— ¿Libre? Si te pones una pared en medio, te apagas; y si te pones a 10 metros con un armario de por medio, te desplomas. Yo aguanto 100 metros sin despeinarme. Además, si alguien quiere espiarme, tiene que tocar mi cable. Tú, con una antena, puedes ser escuchado desde la calle.</w:t>
       </w:r>
     </w:p>
     <w:p>
@@ -2413,7 +2464,7 @@
         <w:t xml:space="preserve"> </w:t>
       </w:r>
       <w:r>
-        <w:t xml:space="preserve">— Vale, vale… pero yo instalo en 5 minutos. Sin perforar, sin.catalogar, sin pasar cables por el techo. Para lo que se mueve, yo gano.</w:t>
+        <w:t xml:space="preserve">— Vale, vale… pero yo instalo en 5 minutos. Sin perforar, sin canalizar, sin pasar cables por el techo. Para lo que se mueve, yo gano.</w:t>
       </w:r>
     </w:p>
     <w:p>
@@ -2447,7 +2498,7 @@
         <w:t xml:space="preserve"> </w:t>
       </w:r>
       <w:r>
-        <w:t xml:space="preserve">Para lo que se mueve, vale. Para todo lo demás… follows sus normas.</w:t>
+        <w:t xml:space="preserve">Para lo que se mueve, vale. Para todo lo demás, mando yo.</w:t>
       </w:r>
     </w:p>
     <w:p>
@@ -2457,8 +2508,8 @@
         </w:pict>
       </w:r>
     </w:p>
-    <w:bookmarkEnd w:id="36"/>
-    <w:bookmarkStart w:id="37" w:name="quién-soy"/>
+    <w:bookmarkEnd w:id="37"/>
+    <w:bookmarkStart w:id="38" w:name="quién-soy"/>
     <w:p>
       <w:pPr>
         <w:pStyle w:val="Heading2"/>
@@ -2634,8 +2685,8 @@
         </w:pict>
       </w:r>
     </w:p>
-    <w:bookmarkEnd w:id="37"/>
-    <w:bookmarkStart w:id="38" w:name="X8106bc40a72ab166511503d95610f8c5485c41a"/>
+    <w:bookmarkEnd w:id="38"/>
+    <w:bookmarkStart w:id="39" w:name="X8106bc40a72ab166511503d95610f8c5485c41a"/>
     <w:p>
       <w:pPr>
         <w:pStyle w:val="Heading2"/>
@@ -2693,7 +2744,7 @@
         <w:t xml:space="preserve"> </w:t>
       </w:r>
       <w:r>
-        <w:t xml:space="preserve">Y yo: vale, ¿has visto algún día una LAN sin router? ¡Pues eso!</w:t>
+        <w:t xml:space="preserve">Y yo: vale, ¿has visto alguna vez una LAN funcionando sin salir a Internet? ¡Pues eso!</w:t>
       </w:r>
       <w:r>
         <w:t xml:space="preserve"> </w:t>
@@ -2744,8 +2795,8 @@
         </w:pict>
       </w:r>
     </w:p>
-    <w:bookmarkEnd w:id="38"/>
-    <w:bookmarkStart w:id="39" w:name="Xfef30f161d1162e2bd2af561e04359a99dbbf21"/>
+    <w:bookmarkEnd w:id="39"/>
+    <w:bookmarkStart w:id="40" w:name="Xfef30f161d1162e2bd2af561e04359a99dbbf21"/>
     <w:p>
       <w:pPr>
         <w:pStyle w:val="Heading2"/>
@@ -3088,8 +3139,8 @@
         </w:pict>
       </w:r>
     </w:p>
-    <w:bookmarkEnd w:id="39"/>
-    <w:bookmarkStart w:id="40" w:name="logros-de-la-unidad-1"/>
+    <w:bookmarkEnd w:id="40"/>
+    <w:bookmarkStart w:id="41" w:name="logros-de-la-unidad-1"/>
     <w:p>
       <w:pPr>
         <w:pStyle w:val="Heading2"/>
@@ -3246,8 +3297,8 @@
         </w:pict>
       </w:r>
     </w:p>
-    <w:bookmarkEnd w:id="40"/>
-    <w:bookmarkStart w:id="41" w:name="atrévete-a-pensar"/>
+    <w:bookmarkEnd w:id="41"/>
+    <w:bookmarkStart w:id="42" w:name="atrévete-a-pensar"/>
     <w:p>
       <w:pPr>
         <w:pStyle w:val="Heading2"/>
@@ -3463,8 +3514,8 @@
         </w:pict>
       </w:r>
     </w:p>
-    <w:bookmarkEnd w:id="41"/>
-    <w:bookmarkStart w:id="42" w:name="crucigrama-de-bits"/>
+    <w:bookmarkEnd w:id="42"/>
+    <w:bookmarkStart w:id="43" w:name="crucigrama-de-bits"/>
     <w:p>
       <w:pPr>
         <w:pStyle w:val="Heading2"/>
@@ -3499,7 +3550,7 @@
         <w:rPr>
           <w:rStyle w:val="VerbatimChar"/>
         </w:rPr>
-        <w:t xml:space="preserve">3. Canal por donde viajan los datos (4+4 letras)</w:t>
+        <w:t xml:space="preserve">3. Canal por donde viajan los datos (5+3 letras)</w:t>
       </w:r>
       <w:r>
         <w:br/>
@@ -3538,7 +3589,7 @@
         <w:rPr>
           <w:rStyle w:val="VerbatimChar"/>
         </w:rPr>
-        <w:t xml:space="preserve">4. El que pide un servicio en la arquitectura cliente-servidor (8 letras)</w:t>
+        <w:t xml:space="preserve">4. El que pide un servicio en la arquitectura cliente-servidor (7 letras)</w:t>
       </w:r>
     </w:p>
     <w:p>
@@ -3590,8 +3641,8 @@
         </w:pict>
       </w:r>
     </w:p>
-    <w:bookmarkEnd w:id="42"/>
-    <w:bookmarkStart w:id="43" w:name="preguntas-de-entrevista-de-trabajo"/>
+    <w:bookmarkEnd w:id="43"/>
+    <w:bookmarkStart w:id="44" w:name="preguntas-de-entrevista-de-trabajo"/>
     <w:p>
       <w:pPr>
         <w:pStyle w:val="Heading2"/>
@@ -3700,8 +3751,8 @@
         </w:pict>
       </w:r>
     </w:p>
-    <w:bookmarkEnd w:id="43"/>
-    <w:bookmarkStart w:id="44" w:name="no-hay-preguntas-tontas"/>
+    <w:bookmarkEnd w:id="44"/>
+    <w:bookmarkStart w:id="45" w:name="no-hay-preguntas-tontas"/>
     <w:p>
       <w:pPr>
         <w:pStyle w:val="Heading2"/>
@@ -3818,8 +3869,8 @@
         </w:pict>
       </w:r>
     </w:p>
-    <w:bookmarkEnd w:id="44"/>
-    <w:bookmarkStart w:id="46" w:name="poscréditos"/>
+    <w:bookmarkEnd w:id="45"/>
+    <w:bookmarkStart w:id="47" w:name="poscréditos"/>
     <w:p>
       <w:pPr>
         <w:pStyle w:val="Heading2"/>
@@ -3908,12 +3959,39 @@
       <w:r>
         <w:t xml:space="preserve"> </w:t>
       </w:r>
-      <w:hyperlink r:id="rId45">
+      <w:hyperlink r:id="rId46">
         <w:r>
           <w:rPr>
             <w:rStyle w:val="Hyperlink"/>
           </w:rPr>
           <w:t xml:space="preserve">Volver al índice de la unidad</w:t>
+        </w:r>
+      </w:hyperlink>
+      <w:r>
+        <w:t xml:space="preserve"> </w:t>
+      </w:r>
+      <w:r>
+        <w:t xml:space="preserve">·</w:t>
+      </w:r>
+      <w:r>
+        <w:t xml:space="preserve"> </w:t>
+      </w:r>
+      <w:r>
+        <w:rPr>
+          <w:b/>
+          <w:bCs/>
+        </w:rPr>
+        <w:t xml:space="preserve">Anterior:</w:t>
+      </w:r>
+      <w:r>
+        <w:t xml:space="preserve"> </w:t>
+      </w:r>
+      <w:hyperlink r:id="rId46">
+        <w:r>
+          <w:rPr>
+            <w:rStyle w:val="Hyperlink"/>
+          </w:rPr>
+          <w:t xml:space="preserve">Índice de la unidad</w:t>
         </w:r>
       </w:hyperlink>
       <w:r>
@@ -3944,9 +4022,9 @@
         </w:r>
       </w:hyperlink>
     </w:p>
-    <w:bookmarkEnd w:id="46"/>
     <w:bookmarkEnd w:id="47"/>
-    <w:bookmarkStart w:id="64" w:name="los-aparatitos"/>
+    <w:bookmarkEnd w:id="48"/>
+    <w:bookmarkStart w:id="65" w:name="los-aparatitos"/>
     <w:p>
       <w:pPr>
         <w:pStyle w:val="Heading1"/>
@@ -4010,7 +4088,7 @@
         </w:pict>
       </w:r>
     </w:p>
-    <w:bookmarkStart w:id="48" w:name="la-idea-en-una-frase-1"/>
+    <w:bookmarkStart w:id="49" w:name="la-idea-en-una-frase-1"/>
     <w:p>
       <w:pPr>
         <w:pStyle w:val="Heading2"/>
@@ -4038,8 +4116,8 @@
         </w:pict>
       </w:r>
     </w:p>
-    <w:bookmarkEnd w:id="48"/>
-    <w:bookmarkStart w:id="49" w:name="rompiendo-el-mito-de-la-caja-blanca"/>
+    <w:bookmarkEnd w:id="49"/>
+    <w:bookmarkStart w:id="50" w:name="rompiendo-el-mito-de-la-caja-blanca"/>
     <w:p>
       <w:pPr>
         <w:pStyle w:val="Heading2"/>
@@ -4184,8 +4262,8 @@
         </w:pict>
       </w:r>
     </w:p>
-    <w:bookmarkEnd w:id="49"/>
-    <w:bookmarkStart w:id="50" w:name="switch-vs.-router-la-batalla-del-aula"/>
+    <w:bookmarkEnd w:id="50"/>
+    <w:bookmarkStart w:id="51" w:name="switch-vs.-router-la-batalla-del-aula"/>
     <w:p>
       <w:pPr>
         <w:pStyle w:val="Heading2"/>
@@ -4403,8 +4481,8 @@
         </w:pict>
       </w:r>
     </w:p>
-    <w:bookmarkEnd w:id="50"/>
-    <w:bookmarkStart w:id="52" w:name="X3b261f443d9d480735ec3c7f941802bf378f478"/>
+    <w:bookmarkEnd w:id="51"/>
+    <w:bookmarkStart w:id="53" w:name="X3b261f443d9d480735ec3c7f941802bf378f478"/>
     <w:p>
       <w:pPr>
         <w:pStyle w:val="Heading2"/>
@@ -4471,7 +4549,7 @@
         <w:t xml:space="preserve">: Es una forma de transmitir datos por el aire, sin cables físicos. Es el camino invisible.</w:t>
       </w:r>
     </w:p>
-    <w:bookmarkStart w:id="51" w:name="ojo-novato-wi-fi-internet"/>
+    <w:bookmarkStart w:id="52" w:name="ojo-novato-wi-fi-internet"/>
     <w:p>
       <w:pPr>
         <w:pStyle w:val="Heading3"/>
@@ -4598,9 +4676,9 @@
         </w:pict>
       </w:r>
     </w:p>
-    <w:bookmarkEnd w:id="51"/>
     <w:bookmarkEnd w:id="52"/>
-    <w:bookmarkStart w:id="53" w:name="resumen-en-3-frases-1"/>
+    <w:bookmarkEnd w:id="53"/>
+    <w:bookmarkStart w:id="54" w:name="resumen-en-3-frases-1"/>
     <w:p>
       <w:pPr>
         <w:pStyle w:val="Heading2"/>
@@ -4696,8 +4774,8 @@
         </w:pict>
       </w:r>
     </w:p>
-    <w:bookmarkEnd w:id="53"/>
-    <w:bookmarkStart w:id="54" w:name="Xfcb7a9be50fb4dab915f1433ad87cd8712bac90"/>
+    <w:bookmarkEnd w:id="54"/>
+    <w:bookmarkStart w:id="55" w:name="Xfcb7a9be50fb4dab915f1433ad87cd8712bac90"/>
     <w:p>
       <w:pPr>
         <w:pStyle w:val="Heading2"/>
@@ -4767,7 +4845,7 @@
         <w:t xml:space="preserve"> </w:t>
       </w:r>
       <w:r>
-        <w:t xml:space="preserve">Todo en una cajita de plástico, ¿eh? Yo soy módulo: cada pieza va por separado. Un switch de 48 puertos aquí, un firewall de chapa acá, un AP en cada planta. ¿Sabes por qué? Porque cuando tu cajita se calienta y se cuelga, el cliente llama gritando. Cuando yo falla un módulo, el resto sigue funcionando.</w:t>
+        <w:t xml:space="preserve">Todo en una cajita de plástico, ¿eh? Yo soy módulo: cada pieza va por separado. Un switch de 48 puertos aquí, un firewall de chapa aquí, un AP en cada planta. ¿Sabes por qué? Porque cuando tu cajita se calienta y se cuelga, el cliente llama gritando. Cuando me falla un módulo, el resto sigue funcionando.</w:t>
       </w:r>
     </w:p>
     <w:p>
@@ -4813,8 +4891,8 @@
         </w:pict>
       </w:r>
     </w:p>
-    <w:bookmarkEnd w:id="54"/>
-    <w:bookmarkStart w:id="55" w:name="quién-soy-1"/>
+    <w:bookmarkEnd w:id="55"/>
+    <w:bookmarkStart w:id="56" w:name="quién-soy-1"/>
     <w:p>
       <w:pPr>
         <w:pStyle w:val="Heading2"/>
@@ -4987,8 +5065,8 @@
         </w:pict>
       </w:r>
     </w:p>
-    <w:bookmarkEnd w:id="55"/>
-    <w:bookmarkStart w:id="56" w:name="X050d3c25e5647807cce19471cf3714245c2a5d7"/>
+    <w:bookmarkEnd w:id="56"/>
+    <w:bookmarkStart w:id="57" w:name="X050d3c25e5647807cce19471cf3714245c2a5d7"/>
     <w:p>
       <w:pPr>
         <w:pStyle w:val="Heading2"/>
@@ -5144,8 +5222,8 @@
         </w:pict>
       </w:r>
     </w:p>
-    <w:bookmarkEnd w:id="56"/>
-    <w:bookmarkStart w:id="57" w:name="Xc17f071c182aaad61e8650feb29b05c960c3c3e"/>
+    <w:bookmarkEnd w:id="57"/>
+    <w:bookmarkStart w:id="58" w:name="Xc17f071c182aaad61e8650feb29b05c960c3c3e"/>
     <w:p>
       <w:pPr>
         <w:pStyle w:val="Heading2"/>
@@ -5360,8 +5438,8 @@
         </w:pict>
       </w:r>
     </w:p>
-    <w:bookmarkEnd w:id="57"/>
-    <w:bookmarkStart w:id="58" w:name="logros-de-esta-sección"/>
+    <w:bookmarkEnd w:id="58"/>
+    <w:bookmarkStart w:id="59" w:name="logros-de-esta-sección"/>
     <w:p>
       <w:pPr>
         <w:pStyle w:val="Heading2"/>
@@ -5496,8 +5574,8 @@
         </w:pict>
       </w:r>
     </w:p>
-    <w:bookmarkEnd w:id="58"/>
-    <w:bookmarkStart w:id="59" w:name="atrévete-a-pensar-1"/>
+    <w:bookmarkEnd w:id="59"/>
+    <w:bookmarkStart w:id="60" w:name="atrévete-a-pensar-1"/>
     <w:p>
       <w:pPr>
         <w:pStyle w:val="Heading2"/>
@@ -5719,8 +5797,8 @@
         </w:pict>
       </w:r>
     </w:p>
-    <w:bookmarkEnd w:id="59"/>
-    <w:bookmarkStart w:id="60" w:name="crucigrama-de-bits-1"/>
+    <w:bookmarkEnd w:id="60"/>
+    <w:bookmarkStart w:id="61" w:name="crucigrama-de-bits-1"/>
     <w:p>
       <w:pPr>
         <w:pStyle w:val="Heading2"/>
@@ -5764,7 +5842,7 @@
         <w:rPr>
           <w:rStyle w:val="VerbatimChar"/>
         </w:rPr>
-        <w:t xml:space="preserve">5. Convierte el cable en señal inalámbrica (2+2+1+4 letras)</w:t>
+        <w:t xml:space="preserve">5. Convierte el cable en señal inalámbrica (5+2+6 letras)</w:t>
       </w:r>
       <w:r>
         <w:br/>
@@ -5794,7 +5872,7 @@
         <w:rPr>
           <w:rStyle w:val="VerbatimChar"/>
         </w:rPr>
-        <w:t xml:space="preserve">4. La cajita todo-en-uno que instala la operadora (6+3 letras)</w:t>
+        <w:t xml:space="preserve">4. La cajita todo-en-uno que instala la operadora (5+6 letras)</w:t>
       </w:r>
     </w:p>
     <w:p>
@@ -5846,8 +5924,8 @@
         </w:pict>
       </w:r>
     </w:p>
-    <w:bookmarkEnd w:id="60"/>
-    <w:bookmarkStart w:id="61" w:name="preguntas-de-entrevista-de-trabajo-1"/>
+    <w:bookmarkEnd w:id="61"/>
+    <w:bookmarkStart w:id="62" w:name="preguntas-de-entrevista-de-trabajo-1"/>
     <w:p>
       <w:pPr>
         <w:pStyle w:val="Heading2"/>
@@ -5984,8 +6062,8 @@
         </w:pict>
       </w:r>
     </w:p>
-    <w:bookmarkEnd w:id="61"/>
-    <w:bookmarkStart w:id="62" w:name="no-hay-preguntas-tontas-1"/>
+    <w:bookmarkEnd w:id="62"/>
+    <w:bookmarkStart w:id="63" w:name="no-hay-preguntas-tontas-1"/>
     <w:p>
       <w:pPr>
         <w:pStyle w:val="Heading2"/>
@@ -6080,8 +6158,8 @@
         </w:pict>
       </w:r>
     </w:p>
-    <w:bookmarkEnd w:id="62"/>
-    <w:bookmarkStart w:id="63" w:name="poscréditos-1"/>
+    <w:bookmarkEnd w:id="63"/>
+    <w:bookmarkStart w:id="64" w:name="poscréditos-1"/>
     <w:p>
       <w:pPr>
         <w:pStyle w:val="Heading2"/>
@@ -6159,7 +6237,7 @@
       <w:r>
         <w:t xml:space="preserve"> </w:t>
       </w:r>
-      <w:hyperlink r:id="rId45">
+      <w:hyperlink r:id="rId46">
         <w:r>
           <w:rPr>
             <w:rStyle w:val="Hyperlink"/>
@@ -6222,9 +6300,9 @@
         </w:r>
       </w:hyperlink>
     </w:p>
-    <w:bookmarkEnd w:id="63"/>
     <w:bookmarkEnd w:id="64"/>
-    <w:bookmarkStart w:id="80" w:name="mac-ip-y-puertos"/>
+    <w:bookmarkEnd w:id="65"/>
+    <w:bookmarkStart w:id="81" w:name="mac-ip-y-puertos"/>
     <w:p>
       <w:pPr>
         <w:pStyle w:val="Heading1"/>
@@ -6288,7 +6366,7 @@
         </w:pict>
       </w:r>
     </w:p>
-    <w:bookmarkStart w:id="65" w:name="la-idea-en-una-frase-2"/>
+    <w:bookmarkStart w:id="66" w:name="la-idea-en-una-frase-2"/>
     <w:p>
       <w:pPr>
         <w:pStyle w:val="Heading2"/>
@@ -6316,8 +6394,8 @@
         </w:pict>
       </w:r>
     </w:p>
-    <w:bookmarkEnd w:id="65"/>
-    <w:bookmarkStart w:id="66" w:name="la-analogía-del-servicio-de-correos"/>
+    <w:bookmarkEnd w:id="66"/>
+    <w:bookmarkStart w:id="67" w:name="la-analogía-del-servicio-de-correos"/>
     <w:p>
       <w:pPr>
         <w:pStyle w:val="Heading2"/>
@@ -6497,8 +6575,8 @@
         </w:pict>
       </w:r>
     </w:p>
-    <w:bookmarkEnd w:id="66"/>
-    <w:bookmarkStart w:id="68" w:name="el-puerto-sabiendo-a-qué-puerta-llamar"/>
+    <w:bookmarkEnd w:id="67"/>
+    <w:bookmarkStart w:id="69" w:name="el-puerto-sabiendo-a-qué-puerta-llamar"/>
     <w:p>
       <w:pPr>
         <w:pStyle w:val="Heading2"/>
@@ -6704,7 +6782,7 @@
         </w:tc>
       </w:tr>
     </w:tbl>
-    <w:bookmarkStart w:id="67" w:name="Xb0464eec2d795cc743f2fd52757d2eb1a7cfbf4"/>
+    <w:bookmarkStart w:id="68" w:name="Xb0464eec2d795cc743f2fd52757d2eb1a7cfbf4"/>
     <w:p>
       <w:pPr>
         <w:pStyle w:val="Heading3"/>
@@ -6816,9 +6894,9 @@
         </w:pict>
       </w:r>
     </w:p>
-    <w:bookmarkEnd w:id="67"/>
     <w:bookmarkEnd w:id="68"/>
-    <w:bookmarkStart w:id="69" w:name="resumen-en-3-frases-2"/>
+    <w:bookmarkEnd w:id="69"/>
+    <w:bookmarkStart w:id="70" w:name="resumen-en-3-frases-2"/>
     <w:p>
       <w:pPr>
         <w:pStyle w:val="Heading2"/>
@@ -6918,8 +6996,8 @@
         </w:pict>
       </w:r>
     </w:p>
-    <w:bookmarkEnd w:id="69"/>
-    <w:bookmarkStart w:id="70" w:name="fireside-chat-ip-vs-mac"/>
+    <w:bookmarkEnd w:id="70"/>
+    <w:bookmarkStart w:id="71" w:name="fireside-chat-ip-vs-mac"/>
     <w:p>
       <w:pPr>
         <w:pStyle w:val="Heading2"/>
@@ -7071,8 +7149,8 @@
         </w:pict>
       </w:r>
     </w:p>
-    <w:bookmarkEnd w:id="70"/>
-    <w:bookmarkStart w:id="71" w:name="quién-soy-2"/>
+    <w:bookmarkEnd w:id="71"/>
+    <w:bookmarkStart w:id="72" w:name="quién-soy-2"/>
     <w:p>
       <w:pPr>
         <w:pStyle w:val="Heading2"/>
@@ -7236,8 +7314,8 @@
         </w:pict>
       </w:r>
     </w:p>
-    <w:bookmarkEnd w:id="71"/>
-    <w:bookmarkStart w:id="72" w:name="conrad-vs-el-mundo-la-ip-es-la-mac"/>
+    <w:bookmarkEnd w:id="72"/>
+    <w:bookmarkStart w:id="73" w:name="conrad-vs-el-mundo-la-ip-es-la-mac"/>
     <w:p>
       <w:pPr>
         <w:pStyle w:val="Heading2"/>
@@ -7343,7 +7421,7 @@
         <w:t xml:space="preserve"> </w:t>
       </w:r>
       <w:r>
-        <w:t xml:space="preserve">es la dirección: si te mudas de casa, te dan una nueva. ¿Has visto alguna vez que te cambien la matrícula cuando te cambias de piso? ¡Pues eso! La IP cambia; la MAC no. Las dos viajan juntas en cada paquete, pero hacen cosas</w:t>
+        <w:t xml:space="preserve">es la dirección: si te mudas de casa, te dan una nueva. ¿Has visto alguna vez que te cambien la matrícula cuando te cambias de piso? ¡Pues eso! La IP cambia; la MAC no. Las dos viajan juntas en cada trama, pero hacen cosas</w:t>
       </w:r>
       <w:r>
         <w:t xml:space="preserve"> </w:t>
@@ -7384,8 +7462,8 @@
         </w:pict>
       </w:r>
     </w:p>
-    <w:bookmarkEnd w:id="72"/>
-    <w:bookmarkStart w:id="73" w:name="laboratorio-de-tortura-conflicto-de-ip"/>
+    <w:bookmarkEnd w:id="73"/>
+    <w:bookmarkStart w:id="74" w:name="laboratorio-de-tortura-conflicto-de-ip"/>
     <w:p>
       <w:pPr>
         <w:pStyle w:val="Heading2"/>
@@ -7706,8 +7784,8 @@
         </w:pict>
       </w:r>
     </w:p>
-    <w:bookmarkEnd w:id="73"/>
-    <w:bookmarkStart w:id="74" w:name="logros-de-esta-sección-1"/>
+    <w:bookmarkEnd w:id="74"/>
+    <w:bookmarkStart w:id="75" w:name="logros-de-esta-sección-1"/>
     <w:p>
       <w:pPr>
         <w:pStyle w:val="Heading2"/>
@@ -7864,8 +7942,8 @@
         </w:pict>
       </w:r>
     </w:p>
-    <w:bookmarkEnd w:id="74"/>
-    <w:bookmarkStart w:id="75" w:name="atrévete-a-pensar-2"/>
+    <w:bookmarkEnd w:id="75"/>
+    <w:bookmarkStart w:id="76" w:name="atrévete-a-pensar-2"/>
     <w:p>
       <w:pPr>
         <w:pStyle w:val="Heading2"/>
@@ -8160,8 +8238,8 @@
         </w:pict>
       </w:r>
     </w:p>
-    <w:bookmarkEnd w:id="75"/>
-    <w:bookmarkStart w:id="76" w:name="crucigrama-de-bits-2"/>
+    <w:bookmarkEnd w:id="76"/>
+    <w:bookmarkStart w:id="77" w:name="crucigrama-de-bits-2"/>
     <w:p>
       <w:pPr>
         <w:pStyle w:val="Heading2"/>
@@ -8226,7 +8304,7 @@
         <w:rPr>
           <w:rStyle w:val="VerbatimChar"/>
         </w:rPr>
-        <w:t xml:space="preserve">2. Dispositivo que asigna IPs automáticamente (5+3+4+3+4+2+6 letras)</w:t>
+        <w:t xml:space="preserve">2. Dispositivo que asigna IPs automáticamente (8+4 letras)</w:t>
       </w:r>
       <w:r>
         <w:br/>
@@ -8235,7 +8313,7 @@
         <w:rPr>
           <w:rStyle w:val="VerbatimChar"/>
         </w:rPr>
-        <w:t xml:space="preserve">4. Cuando dos PC tienen la misma IP (9+6+6 letras)</w:t>
+        <w:t xml:space="preserve">4. Cuando dos PC tienen la misma IP (9+2+2 letras)</w:t>
       </w:r>
     </w:p>
     <w:p>
@@ -8287,8 +8365,8 @@
         </w:pict>
       </w:r>
     </w:p>
-    <w:bookmarkEnd w:id="76"/>
-    <w:bookmarkStart w:id="77" w:name="preguntas-de-entrevista-de-trabajo-2"/>
+    <w:bookmarkEnd w:id="77"/>
+    <w:bookmarkStart w:id="78" w:name="preguntas-de-entrevista-de-trabajo-2"/>
     <w:p>
       <w:pPr>
         <w:pStyle w:val="Heading2"/>
@@ -8376,8 +8454,8 @@
         </w:pict>
       </w:r>
     </w:p>
-    <w:bookmarkEnd w:id="77"/>
-    <w:bookmarkStart w:id="78" w:name="no-hay-preguntas-tontas-2"/>
+    <w:bookmarkEnd w:id="78"/>
+    <w:bookmarkStart w:id="79" w:name="no-hay-preguntas-tontas-2"/>
     <w:p>
       <w:pPr>
         <w:pStyle w:val="Heading2"/>
@@ -8497,8 +8575,8 @@
         </w:pict>
       </w:r>
     </w:p>
-    <w:bookmarkEnd w:id="78"/>
-    <w:bookmarkStart w:id="79" w:name="poscréditos-2"/>
+    <w:bookmarkEnd w:id="79"/>
+    <w:bookmarkStart w:id="80" w:name="poscréditos-2"/>
     <w:p>
       <w:pPr>
         <w:pStyle w:val="Heading2"/>
@@ -8576,7 +8654,7 @@
       <w:r>
         <w:t xml:space="preserve"> </w:t>
       </w:r>
-      <w:hyperlink r:id="rId45">
+      <w:hyperlink r:id="rId46">
         <w:r>
           <w:rPr>
             <w:rStyle w:val="Hyperlink"/>
@@ -8639,9 +8717,9 @@
         </w:r>
       </w:hyperlink>
     </w:p>
-    <w:bookmarkEnd w:id="79"/>
     <w:bookmarkEnd w:id="80"/>
-    <w:bookmarkStart w:id="96" w:name="paquetes-y-protocolos"/>
+    <w:bookmarkEnd w:id="81"/>
+    <w:bookmarkStart w:id="97" w:name="paquetes-y-protocolos"/>
     <w:p>
       <w:pPr>
         <w:pStyle w:val="Heading1"/>
@@ -8705,7 +8783,7 @@
         </w:pict>
       </w:r>
     </w:p>
-    <w:bookmarkStart w:id="81" w:name="la-idea-en-una-frase-3"/>
+    <w:bookmarkStart w:id="82" w:name="la-idea-en-una-frase-3"/>
     <w:p>
       <w:pPr>
         <w:pStyle w:val="Heading2"/>
@@ -8733,8 +8811,8 @@
         </w:pict>
       </w:r>
     </w:p>
-    <w:bookmarkEnd w:id="81"/>
-    <w:bookmarkStart w:id="82" w:name="X58db48ff902f138146a92094cb9643e5a184dab"/>
+    <w:bookmarkEnd w:id="82"/>
+    <w:bookmarkStart w:id="83" w:name="X58db48ff902f138146a92094cb9643e5a184dab"/>
     <w:p>
       <w:pPr>
         <w:pStyle w:val="Heading2"/>
@@ -8946,8 +9024,8 @@
         </w:pict>
       </w:r>
     </w:p>
-    <w:bookmarkEnd w:id="82"/>
-    <w:bookmarkStart w:id="84" w:name="X6029aa2863265996173b564ba5d73f2abf68bfe"/>
+    <w:bookmarkEnd w:id="83"/>
+    <w:bookmarkStart w:id="85" w:name="X6029aa2863265996173b564ba5d73f2abf68bfe"/>
     <w:p>
       <w:pPr>
         <w:pStyle w:val="Heading2"/>
@@ -9221,7 +9299,7 @@
         </w:tc>
       </w:tr>
     </w:tbl>
-    <w:bookmarkStart w:id="83" w:name="X7bae2de1e41b2dc744b6cd136028b2cadebfc9d"/>
+    <w:bookmarkStart w:id="84" w:name="X7bae2de1e41b2dc744b6cd136028b2cadebfc9d"/>
     <w:p>
       <w:pPr>
         <w:pStyle w:val="Heading3"/>
@@ -9277,9 +9355,9 @@
         </w:pict>
       </w:r>
     </w:p>
-    <w:bookmarkEnd w:id="83"/>
     <w:bookmarkEnd w:id="84"/>
-    <w:bookmarkStart w:id="85" w:name="resumen-en-3-frases-3"/>
+    <w:bookmarkEnd w:id="85"/>
+    <w:bookmarkStart w:id="86" w:name="resumen-en-3-frases-3"/>
     <w:p>
       <w:pPr>
         <w:pStyle w:val="Heading2"/>
@@ -9343,8 +9421,8 @@
         </w:pict>
       </w:r>
     </w:p>
-    <w:bookmarkEnd w:id="85"/>
-    <w:bookmarkStart w:id="86" w:name="fireside-chat-tcp-vs-udp"/>
+    <w:bookmarkEnd w:id="86"/>
+    <w:bookmarkStart w:id="87" w:name="fireside-chat-tcp-vs-udp"/>
     <w:p>
       <w:pPr>
         <w:pStyle w:val="Heading2"/>
@@ -9514,8 +9592,8 @@
         </w:pict>
       </w:r>
     </w:p>
-    <w:bookmarkEnd w:id="86"/>
-    <w:bookmarkStart w:id="87" w:name="quién-soy-3"/>
+    <w:bookmarkEnd w:id="87"/>
+    <w:bookmarkStart w:id="88" w:name="quién-soy-3"/>
     <w:p>
       <w:pPr>
         <w:pStyle w:val="Heading2"/>
@@ -9679,8 +9757,8 @@
         </w:pict>
       </w:r>
     </w:p>
-    <w:bookmarkEnd w:id="87"/>
-    <w:bookmarkStart w:id="88" w:name="conrad-vs-el-mundo-todo-viaja-entero"/>
+    <w:bookmarkEnd w:id="88"/>
+    <w:bookmarkStart w:id="89" w:name="conrad-vs-el-mundo-todo-viaja-entero"/>
     <w:p>
       <w:pPr>
         <w:pStyle w:val="Heading2"/>
@@ -9827,8 +9905,8 @@
         </w:pict>
       </w:r>
     </w:p>
-    <w:bookmarkEnd w:id="88"/>
-    <w:bookmarkStart w:id="89" w:name="laboratorio-de-tortura-paquetes-perdidos"/>
+    <w:bookmarkEnd w:id="89"/>
+    <w:bookmarkStart w:id="90" w:name="laboratorio-de-tortura-paquetes-perdidos"/>
     <w:p>
       <w:pPr>
         <w:pStyle w:val="Heading2"/>
@@ -9886,15 +9964,45 @@
         <w:t xml:space="preserve"> </w:t>
       </w:r>
       <w:r>
-        <w:t xml:space="preserve">Tienes 2 PC conectados a un switch. PC-A hace</w:t>
-      </w:r>
-      <w:r>
-        <w:t xml:space="preserve"> </w:t>
+        <w:t xml:space="preserve">Tienes 2 PC conectados a un switch: PC-A (</w:t>
       </w:r>
       <w:r>
         <w:rPr>
           <w:rStyle w:val="VerbatimChar"/>
         </w:rPr>
+        <w:t xml:space="preserve">192.168.1.10</w:t>
+      </w:r>
+      <w:r>
+        <w:t xml:space="preserve">) y PC-B (</w:t>
+      </w:r>
+      <w:r>
+        <w:rPr>
+          <w:rStyle w:val="VerbatimChar"/>
+        </w:rPr>
+        <w:t xml:space="preserve">192.168.1.20</w:t>
+      </w:r>
+      <w:r>
+        <w:t xml:space="preserve">), ambas con máscara</w:t>
+      </w:r>
+      <w:r>
+        <w:t xml:space="preserve"> </w:t>
+      </w:r>
+      <w:r>
+        <w:rPr>
+          <w:rStyle w:val="VerbatimChar"/>
+        </w:rPr>
+        <w:t xml:space="preserve">/24</w:t>
+      </w:r>
+      <w:r>
+        <w:t xml:space="preserve">. PC-A hace</w:t>
+      </w:r>
+      <w:r>
+        <w:t xml:space="preserve"> </w:t>
+      </w:r>
+      <w:r>
+        <w:rPr>
+          <w:rStyle w:val="VerbatimChar"/>
+        </w:rPr>
         <w:t xml:space="preserve">ping</w:t>
       </w:r>
       <w:r>
@@ -9928,7 +10036,7 @@
         <w:rPr>
           <w:rStyle w:val="VerbatimChar"/>
         </w:rPr>
-        <w:t xml:space="preserve">/16</w:t>
+        <w:t xml:space="preserve">/28</w:t>
       </w:r>
       <w:r>
         <w:t xml:space="preserve"> </w:t>
@@ -9940,34 +10048,10 @@
         <w:rPr>
           <w:rStyle w:val="VerbatimChar"/>
         </w:rPr>
-        <w:t xml:space="preserve">255.255.0.0</w:t>
-      </w:r>
-      <w:r>
-        <w:t xml:space="preserve">) y la de PC-B a</w:t>
-      </w:r>
-      <w:r>
-        <w:t xml:space="preserve"> </w:t>
-      </w:r>
-      <w:r>
-        <w:rPr>
-          <w:rStyle w:val="VerbatimChar"/>
-        </w:rPr>
-        <w:t xml:space="preserve">/24</w:t>
-      </w:r>
-      <w:r>
-        <w:t xml:space="preserve"> </w:t>
-      </w:r>
-      <w:r>
-        <w:t xml:space="preserve">(</w:t>
-      </w:r>
-      <w:r>
-        <w:rPr>
-          <w:rStyle w:val="VerbatimChar"/>
-        </w:rPr>
-        <w:t xml:space="preserve">255.255.255.0</w:t>
-      </w:r>
-      <w:r>
-        <w:t xml:space="preserve">). Ahora el ping falla.</w:t>
+        <w:t xml:space="preserve">255.255.255.240</w:t>
+      </w:r>
+      <w:r>
+        <w:t xml:space="preserve">) sin tocar la de PC-B. Ahora el ping falla.</w:t>
       </w:r>
     </w:p>
     <w:p>
@@ -10034,14 +10118,14 @@
           <w:i/>
           <w:iCs/>
         </w:rPr>
-        <w:t xml:space="preserve">/16</w:t>
+        <w:t xml:space="preserve">/28</w:t>
       </w:r>
       <w:r>
         <w:rPr>
           <w:i/>
           <w:iCs/>
         </w:rPr>
-        <w:t xml:space="preserve">, PC-A cree que toda la</w:t>
+        <w:t xml:space="preserve">, la red de PC-A es</w:t>
       </w:r>
       <w:r>
         <w:rPr>
@@ -10056,7 +10140,7 @@
           <w:i/>
           <w:iCs/>
         </w:rPr>
-        <w:t xml:space="preserve">192.168.x.x</w:t>
+        <w:t xml:space="preserve">192.168.1.0</w:t>
       </w:r>
       <w:r>
         <w:rPr>
@@ -10070,7 +10154,7 @@
           <w:i/>
           <w:iCs/>
         </w:rPr>
-        <w:t xml:space="preserve">es local; con</w:t>
+        <w:t xml:space="preserve">y solo alcanza hasta</w:t>
       </w:r>
       <w:r>
         <w:rPr>
@@ -10085,21 +10169,14 @@
           <w:i/>
           <w:iCs/>
         </w:rPr>
-        <w:t xml:space="preserve">/24</w:t>
+        <w:t xml:space="preserve">192.168.1.14</w:t>
       </w:r>
       <w:r>
         <w:rPr>
           <w:i/>
           <w:iCs/>
         </w:rPr>
-        <w:t xml:space="preserve">, PC-B cree que solo</w:t>
-      </w:r>
-      <w:r>
-        <w:rPr>
-          <w:i/>
-          <w:iCs/>
-        </w:rPr>
-        <w:t xml:space="preserve"> </w:t>
+        <w:t xml:space="preserve">; la IP de PC-B (</w:t>
       </w:r>
       <w:r>
         <w:rPr>
@@ -10107,21 +10184,14 @@
           <w:i/>
           <w:iCs/>
         </w:rPr>
-        <w:t xml:space="preserve">192.168.1.x</w:t>
+        <w:t xml:space="preserve">.20</w:t>
       </w:r>
       <w:r>
         <w:rPr>
           <w:i/>
           <w:iCs/>
         </w:rPr>
-        <w:t xml:space="preserve"> </w:t>
-      </w:r>
-      <w:r>
-        <w:rPr>
-          <w:i/>
-          <w:iCs/>
-        </w:rPr>
-        <w:t xml:space="preserve">es local.</w:t>
+        <w:t xml:space="preserve">) se queda fuera.</w:t>
       </w:r>
     </w:p>
     <w:p>
@@ -10145,7 +10215,7 @@
         </w:numPr>
       </w:pPr>
       <w:r>
-        <w:t xml:space="preserve">Calcula la subred de cada PC con su máscara. Si no coinciden, los paquetes van al gateway (que no existe).</w:t>
+        <w:t xml:space="preserve">Calcula la subred de PC-A con su máscara. Si PC-B queda fuera, los paquetes van al gateway (que no existe).</w:t>
       </w:r>
     </w:p>
     <w:p>
@@ -10228,8 +10298,8 @@
         </w:pict>
       </w:r>
     </w:p>
-    <w:bookmarkEnd w:id="89"/>
-    <w:bookmarkStart w:id="90" w:name="logros-de-esta-sección-2"/>
+    <w:bookmarkEnd w:id="90"/>
+    <w:bookmarkStart w:id="91" w:name="logros-de-esta-sección-2"/>
     <w:p>
       <w:pPr>
         <w:pStyle w:val="Heading2"/>
@@ -10386,8 +10456,8 @@
         </w:pict>
       </w:r>
     </w:p>
-    <w:bookmarkEnd w:id="90"/>
-    <w:bookmarkStart w:id="91" w:name="atrévete-a-pensar-3"/>
+    <w:bookmarkEnd w:id="91"/>
+    <w:bookmarkStart w:id="92" w:name="atrévete-a-pensar-3"/>
     <w:p>
       <w:pPr>
         <w:pStyle w:val="Heading2"/>
@@ -10606,8 +10676,8 @@
         </w:pict>
       </w:r>
     </w:p>
-    <w:bookmarkEnd w:id="91"/>
-    <w:bookmarkStart w:id="92" w:name="crucigrama-de-bits-3"/>
+    <w:bookmarkEnd w:id="92"/>
+    <w:bookmarkStart w:id="93" w:name="crucigrama-de-bits-3"/>
     <w:p>
       <w:pPr>
         <w:pStyle w:val="Heading2"/>
@@ -10633,7 +10703,7 @@
         <w:rPr>
           <w:rStyle w:val="VerbatimChar"/>
         </w:rPr>
-        <w:t xml:space="preserve">1. Sobre virtual que lleva los datos con IP origen y destino (8 letras)</w:t>
+        <w:t xml:space="preserve">1. Sobre virtual que lleva los datos con IP origen y destino (7 letras)</w:t>
       </w:r>
       <w:r>
         <w:br/>
@@ -10651,7 +10721,7 @@
         <w:rPr>
           <w:rStyle w:val="VerbatimChar"/>
         </w:rPr>
-        <w:t xml:space="preserve">5. Versión segura de HTTP (4+1+3+4+3+1+3 letras)</w:t>
+        <w:t xml:space="preserve">5. Versión segura de HTTP (5 letras)</w:t>
       </w:r>
       <w:r>
         <w:br/>
@@ -10733,8 +10803,8 @@
         </w:pict>
       </w:r>
     </w:p>
-    <w:bookmarkEnd w:id="92"/>
-    <w:bookmarkStart w:id="93" w:name="preguntas-de-entrevista-de-trabajo-3"/>
+    <w:bookmarkEnd w:id="93"/>
+    <w:bookmarkStart w:id="94" w:name="preguntas-de-entrevista-de-trabajo-3"/>
     <w:p>
       <w:pPr>
         <w:pStyle w:val="Heading2"/>
@@ -10822,8 +10892,8 @@
         </w:pict>
       </w:r>
     </w:p>
-    <w:bookmarkEnd w:id="93"/>
-    <w:bookmarkStart w:id="94" w:name="no-hay-preguntas-tontas-3"/>
+    <w:bookmarkEnd w:id="94"/>
+    <w:bookmarkStart w:id="95" w:name="no-hay-preguntas-tontas-3"/>
     <w:p>
       <w:pPr>
         <w:pStyle w:val="Heading2"/>
@@ -10959,8 +11029,8 @@
         </w:pict>
       </w:r>
     </w:p>
-    <w:bookmarkEnd w:id="94"/>
-    <w:bookmarkStart w:id="95" w:name="poscréditos-3"/>
+    <w:bookmarkEnd w:id="95"/>
+    <w:bookmarkStart w:id="96" w:name="poscréditos-3"/>
     <w:p>
       <w:pPr>
         <w:pStyle w:val="Heading2"/>
@@ -11077,7 +11147,7 @@
       <w:r>
         <w:t xml:space="preserve"> </w:t>
       </w:r>
-      <w:hyperlink r:id="rId45">
+      <w:hyperlink r:id="rId46">
         <w:r>
           <w:rPr>
             <w:rStyle w:val="Hyperlink"/>
@@ -11140,9 +11210,9 @@
         </w:r>
       </w:hyperlink>
     </w:p>
-    <w:bookmarkEnd w:id="95"/>
     <w:bookmarkEnd w:id="96"/>
-    <w:bookmarkStart w:id="112" w:name="dns-y-dhcp"/>
+    <w:bookmarkEnd w:id="97"/>
+    <w:bookmarkStart w:id="113" w:name="dns-y-dhcp"/>
     <w:p>
       <w:pPr>
         <w:pStyle w:val="Heading1"/>
@@ -11206,7 +11276,7 @@
         </w:pict>
       </w:r>
     </w:p>
-    <w:bookmarkStart w:id="97" w:name="la-idea-en-una-frase-4"/>
+    <w:bookmarkStart w:id="98" w:name="la-idea-en-una-frase-4"/>
     <w:p>
       <w:pPr>
         <w:pStyle w:val="Heading2"/>
@@ -11234,8 +11304,8 @@
         </w:pict>
       </w:r>
     </w:p>
-    <w:bookmarkEnd w:id="97"/>
-    <w:bookmarkStart w:id="98" w:name="Xce245c4a00c191af0405a2c3ceae8903d8cc0c7"/>
+    <w:bookmarkEnd w:id="98"/>
+    <w:bookmarkStart w:id="99" w:name="Xce245c4a00c191af0405a2c3ceae8903d8cc0c7"/>
     <w:p>
       <w:pPr>
         <w:pStyle w:val="Heading2"/>
@@ -11390,8 +11460,8 @@
         </w:pict>
       </w:r>
     </w:p>
-    <w:bookmarkEnd w:id="98"/>
-    <w:bookmarkStart w:id="99" w:name="Xd4c086cfc647cab5fd12e3e13aa976afa0117ce"/>
+    <w:bookmarkEnd w:id="99"/>
+    <w:bookmarkStart w:id="100" w:name="Xd4c086cfc647cab5fd12e3e13aa976afa0117ce"/>
     <w:p>
       <w:pPr>
         <w:pStyle w:val="Heading2"/>
@@ -11614,8 +11684,8 @@
         </w:pict>
       </w:r>
     </w:p>
-    <w:bookmarkEnd w:id="99"/>
-    <w:bookmarkStart w:id="100" w:name="X45a4407e8997fcae0eb30b0d1bfde072501639e"/>
+    <w:bookmarkEnd w:id="100"/>
+    <w:bookmarkStart w:id="101" w:name="X45a4407e8997fcae0eb30b0d1bfde072501639e"/>
     <w:p>
       <w:pPr>
         <w:pStyle w:val="Heading2"/>
@@ -11678,8 +11748,8 @@
         </w:pict>
       </w:r>
     </w:p>
-    <w:bookmarkEnd w:id="100"/>
-    <w:bookmarkStart w:id="101" w:name="resumen-en-3-frases-4"/>
+    <w:bookmarkEnd w:id="101"/>
+    <w:bookmarkStart w:id="102" w:name="resumen-en-3-frases-4"/>
     <w:p>
       <w:pPr>
         <w:pStyle w:val="Heading2"/>
@@ -11731,8 +11801,8 @@
         </w:pict>
       </w:r>
     </w:p>
-    <w:bookmarkEnd w:id="101"/>
-    <w:bookmarkStart w:id="102" w:name="fireside-chat-dns-vs-dhcp"/>
+    <w:bookmarkEnd w:id="102"/>
+    <w:bookmarkStart w:id="103" w:name="fireside-chat-dns-vs-dhcp"/>
     <w:p>
       <w:pPr>
         <w:pStyle w:val="Heading2"/>
@@ -11877,8 +11947,8 @@
         </w:pict>
       </w:r>
     </w:p>
-    <w:bookmarkEnd w:id="102"/>
-    <w:bookmarkStart w:id="103" w:name="quién-soy-4"/>
+    <w:bookmarkEnd w:id="103"/>
+    <w:bookmarkStart w:id="104" w:name="quién-soy-4"/>
     <w:p>
       <w:pPr>
         <w:pStyle w:val="Heading2"/>
@@ -11914,7 +11984,7 @@
         <w:t xml:space="preserve"> </w:t>
       </w:r>
       <w:r>
-        <w:t xml:space="preserve">Sin mí, tendrías que memorizar IP’s para entrar a cualquier web.</w:t>
+        <w:t xml:space="preserve">Sin mí, tendrías que memorizar IPs para entrar a cualquier web.</w:t>
       </w:r>
     </w:p>
     <w:p>
@@ -12063,8 +12133,8 @@
         </w:pict>
       </w:r>
     </w:p>
-    <w:bookmarkEnd w:id="103"/>
-    <w:bookmarkStart w:id="104" w:name="conrad-vs-el-mundo-no-tengo-internet"/>
+    <w:bookmarkEnd w:id="104"/>
+    <w:bookmarkStart w:id="105" w:name="conrad-vs-el-mundo-no-tengo-internet"/>
     <w:p>
       <w:pPr>
         <w:pStyle w:val="Heading2"/>
@@ -12185,7 +12255,7 @@
         <w:t xml:space="preserve">tu DNS está caído</w:t>
       </w:r>
       <w:r>
-        <w:t xml:space="preserve">, tontín! Tienes Internet, pero tu equipo no sabe traducir nombres a IPs. No es que no tengasInternet; es que tu agenda telefónica está rota. Configura otro DNS (como</w:t>
+        <w:t xml:space="preserve">, tontín! Tienes Internet, pero tu equipo no sabe traducir nombres a IPs. No es que no tengas Internet; es que tu agenda telefónica está rota. Configura otro DNS (como</w:t>
       </w:r>
       <w:r>
         <w:t xml:space="preserve"> </w:t>
@@ -12273,8 +12343,8 @@
         </w:pict>
       </w:r>
     </w:p>
-    <w:bookmarkEnd w:id="104"/>
-    <w:bookmarkStart w:id="105" w:name="laboratorio-de-tortura-dns-caído"/>
+    <w:bookmarkEnd w:id="105"/>
+    <w:bookmarkStart w:id="106" w:name="laboratorio-de-tortura-dns-caído"/>
     <w:p>
       <w:pPr>
         <w:pStyle w:val="Heading2"/>
@@ -12416,7 +12486,7 @@
         <w:t xml:space="preserve"> </w:t>
       </w:r>
       <w:r>
-        <w:t xml:space="preserve">(una IP que no existe). Ahora</w:t>
+        <w:t xml:space="preserve">(que no es un servidor DNS). Ahora</w:t>
       </w:r>
       <w:r>
         <w:t xml:space="preserve"> </w:t>
@@ -12642,8 +12712,8 @@
         </w:pict>
       </w:r>
     </w:p>
-    <w:bookmarkEnd w:id="105"/>
-    <w:bookmarkStart w:id="106" w:name="logros-de-esta-sección-3"/>
+    <w:bookmarkEnd w:id="106"/>
+    <w:bookmarkStart w:id="107" w:name="logros-de-esta-sección-3"/>
     <w:p>
       <w:pPr>
         <w:pStyle w:val="Heading2"/>
@@ -12806,8 +12876,8 @@
         </w:pict>
       </w:r>
     </w:p>
-    <w:bookmarkEnd w:id="106"/>
-    <w:bookmarkStart w:id="107" w:name="atrévete-a-pensar-4"/>
+    <w:bookmarkEnd w:id="107"/>
+    <w:bookmarkStart w:id="108" w:name="atrévete-a-pensar-4"/>
     <w:p>
       <w:pPr>
         <w:pStyle w:val="Heading2"/>
@@ -13019,8 +13089,8 @@
         </w:pict>
       </w:r>
     </w:p>
-    <w:bookmarkEnd w:id="107"/>
-    <w:bookmarkStart w:id="108" w:name="crucigrama-de-bits-4"/>
+    <w:bookmarkEnd w:id="108"/>
+    <w:bookmarkStart w:id="109" w:name="crucigrama-de-bits-4"/>
     <w:p>
       <w:pPr>
         <w:pStyle w:val="Heading2"/>
@@ -13055,7 +13125,7 @@
         <w:rPr>
           <w:rStyle w:val="VerbatimChar"/>
         </w:rPr>
-        <w:t xml:space="preserve">3. Protocolo que reparte IPs automáticamente (4+2+3+2+4+2+4+2+6+3+4 letras)</w:t>
+        <w:t xml:space="preserve">3. Protocolo que reparte IPs automáticamente (4 letras)</w:t>
       </w:r>
       <w:r>
         <w:br/>
@@ -13076,7 +13146,7 @@
         <w:rPr>
           <w:rStyle w:val="VerbatimChar"/>
         </w:rPr>
-        <w:t xml:space="preserve">2. Nombre que escribes en el navegador (7+3 letras)</w:t>
+        <w:t xml:space="preserve">2. Nombre que escribes en el navegador (7 letras)</w:t>
       </w:r>
       <w:r>
         <w:br/>
@@ -13085,7 +13155,7 @@
         <w:rPr>
           <w:rStyle w:val="VerbatimChar"/>
         </w:rPr>
-        <w:t xml:space="preserve">4. Dirección IP que usa Google como DNS (1+1+1+1+1+1 letras)</w:t>
+        <w:t xml:space="preserve">4. Dirección IP que usa Google como DNS (1+1+1+1 letras)</w:t>
       </w:r>
     </w:p>
     <w:p>
@@ -13137,8 +13207,8 @@
         </w:pict>
       </w:r>
     </w:p>
-    <w:bookmarkEnd w:id="108"/>
-    <w:bookmarkStart w:id="109" w:name="preguntas-de-entrevista-de-trabajo-4"/>
+    <w:bookmarkEnd w:id="109"/>
+    <w:bookmarkStart w:id="110" w:name="preguntas-de-entrevista-de-trabajo-4"/>
     <w:p>
       <w:pPr>
         <w:pStyle w:val="Heading2"/>
@@ -13247,8 +13317,8 @@
         </w:pict>
       </w:r>
     </w:p>
-    <w:bookmarkEnd w:id="109"/>
-    <w:bookmarkStart w:id="110" w:name="no-hay-preguntas-tontas-4"/>
+    <w:bookmarkEnd w:id="110"/>
+    <w:bookmarkStart w:id="111" w:name="no-hay-preguntas-tontas-4"/>
     <w:p>
       <w:pPr>
         <w:pStyle w:val="Heading2"/>
@@ -13359,8 +13429,8 @@
         </w:pict>
       </w:r>
     </w:p>
-    <w:bookmarkEnd w:id="110"/>
-    <w:bookmarkStart w:id="111" w:name="poscréditos-4"/>
+    <w:bookmarkEnd w:id="111"/>
+    <w:bookmarkStart w:id="112" w:name="poscréditos-4"/>
     <w:p>
       <w:pPr>
         <w:pStyle w:val="Heading2"/>
@@ -13451,7 +13521,7 @@
       <w:r>
         <w:t xml:space="preserve"> </w:t>
       </w:r>
-      <w:hyperlink r:id="rId45">
+      <w:hyperlink r:id="rId46">
         <w:r>
           <w:rPr>
             <w:rStyle w:val="Hyperlink"/>
@@ -13514,9 +13584,9 @@
         </w:r>
       </w:hyperlink>
     </w:p>
-    <w:bookmarkEnd w:id="111"/>
     <w:bookmarkEnd w:id="112"/>
-    <w:bookmarkStart w:id="134" w:name="método-de-diagnóstico"/>
+    <w:bookmarkEnd w:id="113"/>
+    <w:bookmarkStart w:id="135" w:name="método-de-diagnóstico"/>
     <w:p>
       <w:pPr>
         <w:pStyle w:val="Heading1"/>
@@ -13580,7 +13650,7 @@
         </w:pict>
       </w:r>
     </w:p>
-    <w:bookmarkStart w:id="113" w:name="la-idea-en-una-frase-5"/>
+    <w:bookmarkStart w:id="114" w:name="la-idea-en-una-frase-5"/>
     <w:p>
       <w:pPr>
         <w:pStyle w:val="Heading2"/>
@@ -13608,8 +13678,8 @@
         </w:pict>
       </w:r>
     </w:p>
-    <w:bookmarkEnd w:id="113"/>
-    <w:bookmarkStart w:id="114" w:name="qué-hace-un-administrador-de-redes"/>
+    <w:bookmarkEnd w:id="114"/>
+    <w:bookmarkStart w:id="115" w:name="qué-hace-un-administrador-de-redes"/>
     <w:p>
       <w:pPr>
         <w:pStyle w:val="Heading2"/>
@@ -13871,8 +13941,8 @@
         </w:pict>
       </w:r>
     </w:p>
-    <w:bookmarkEnd w:id="114"/>
-    <w:bookmarkStart w:id="116" w:name="X8b6d0c72941cf0287c4daf3272de25f9a690726"/>
+    <w:bookmarkEnd w:id="115"/>
+    <w:bookmarkStart w:id="117" w:name="X8b6d0c72941cf0287c4daf3272de25f9a690726"/>
     <w:p>
       <w:pPr>
         <w:pStyle w:val="Heading2"/>
@@ -13902,7 +13972,7 @@
         <w:t xml:space="preserve">.</w:t>
       </w:r>
     </w:p>
-    <w:bookmarkStart w:id="115" w:name="el-peldaño-0-la-regla-de-la-lucecita"/>
+    <w:bookmarkStart w:id="116" w:name="el-peldaño-0-la-regla-de-la-lucecita"/>
     <w:p>
       <w:pPr>
         <w:pStyle w:val="Heading3"/>
@@ -13926,9 +13996,9 @@
         </w:pict>
       </w:r>
     </w:p>
-    <w:bookmarkEnd w:id="115"/>
     <w:bookmarkEnd w:id="116"/>
-    <w:bookmarkStart w:id="117" w:name="X07e1dde3ac4fa54539c680faf0bfc44252fba60"/>
+    <w:bookmarkEnd w:id="117"/>
+    <w:bookmarkStart w:id="118" w:name="X07e1dde3ac4fa54539c680faf0bfc44252fba60"/>
     <w:p>
       <w:pPr>
         <w:pStyle w:val="Heading2"/>
@@ -14002,14 +14072,14 @@
         </w:pict>
       </w:r>
     </w:p>
-    <w:bookmarkEnd w:id="117"/>
-    <w:bookmarkStart w:id="121" w:name="Xe377052b0b2c91e14771d64a78485ccdfefcde0"/>
+    <w:bookmarkEnd w:id="118"/>
+    <w:bookmarkStart w:id="122" w:name="Xac5b5514e00b73842a0332e84db1d19b6cf2357"/>
     <w:p>
       <w:pPr>
         <w:pStyle w:val="Heading2"/>
       </w:pPr>
       <w:r>
-        <w:t xml:space="preserve">🪜 La Escalera del Ping (Tus 4 peldaños de diagnóstico)</w:t>
+        <w:t xml:space="preserve">🪜 La Escalera del Ping (Los 5 peldaños, del 0 al 4)</w:t>
       </w:r>
     </w:p>
     <w:p>
@@ -14338,12 +14408,12 @@
           <wp:inline>
             <wp:extent cx="5334000" cy="4026750"/>
             <wp:effectExtent b="0" l="0" r="0" t="0"/>
-            <wp:docPr descr="La Escalera del Ping: de mirar las luces al DNS, peldaño a peldaño, con la avería marcada en rojo" title="" id="119" name="Picture"/>
+            <wp:docPr descr="La Escalera del Ping: de mirar las luces al DNS, peldaño a peldaño, con la avería marcada en rojo" title="" id="120" name="Picture"/>
             <a:graphic>
               <a:graphicData uri="http://schemas.openxmlformats.org/drawingml/2006/picture">
                 <pic:pic>
                   <pic:nvPicPr>
-                    <pic:cNvPr descr="public/diagrams/u01-escalera-ping.svg" id="120" name="Picture"/>
+                    <pic:cNvPr descr="public/diagrams/u01-escalera-ping.svg" id="121" name="Picture"/>
                     <pic:cNvPicPr>
                       <a:picLocks noChangeArrowheads="1" noChangeAspect="1"/>
                     </pic:cNvPicPr>
@@ -14355,7 +14425,7 @@
                           <a14:useLocalDpi xmlns:a14="http://schemas.microsoft.com/office/drawing/2010/main" val="0"/>
                         </a:ext>
                         <a:ext uri="{96DAC541-7B7A-43D3-8B79-37D633B846F1}">
-                          <asvg:svgBlip xmlns:asvg="http://schemas.microsoft.com/office/drawing/2016/SVG/main" r:embed="rId118"/>
+                          <asvg:svgBlip xmlns:asvg="http://schemas.microsoft.com/office/drawing/2016/SVG/main" r:embed="rId119"/>
                         </a:ext>
                       </a:extLst>
                     </a:blip>
@@ -14400,8 +14470,8 @@
         </w:pict>
       </w:r>
     </w:p>
-    <w:bookmarkEnd w:id="121"/>
-    <w:bookmarkStart w:id="122" w:name="X1db129c4a633cf6e12fe39630c3907332ab8248"/>
+    <w:bookmarkEnd w:id="122"/>
+    <w:bookmarkStart w:id="123" w:name="X1db129c4a633cf6e12fe39630c3907332ab8248"/>
     <w:p>
       <w:pPr>
         <w:pStyle w:val="Heading2"/>
@@ -14512,8 +14582,8 @@
         </w:pict>
       </w:r>
     </w:p>
-    <w:bookmarkEnd w:id="122"/>
-    <w:bookmarkStart w:id="123" w:name="resumen-en-3-frases-5"/>
+    <w:bookmarkEnd w:id="123"/>
+    <w:bookmarkStart w:id="124" w:name="resumen-en-3-frases-5"/>
     <w:p>
       <w:pPr>
         <w:pStyle w:val="Heading2"/>
@@ -14594,8 +14664,8 @@
         </w:pict>
       </w:r>
     </w:p>
-    <w:bookmarkEnd w:id="123"/>
-    <w:bookmarkStart w:id="124" w:name="X4d9856b41c6f3f6a479b4f157c3210b334b8ad4"/>
+    <w:bookmarkEnd w:id="124"/>
+    <w:bookmarkStart w:id="125" w:name="X4d9856b41c6f3f6a479b4f157c3210b334b8ad4"/>
     <w:p>
       <w:pPr>
         <w:pStyle w:val="Heading2"/>
@@ -14818,8 +14888,8 @@
         </w:pict>
       </w:r>
     </w:p>
-    <w:bookmarkEnd w:id="124"/>
-    <w:bookmarkStart w:id="125" w:name="quién-soy-5"/>
+    <w:bookmarkEnd w:id="125"/>
+    <w:bookmarkStart w:id="126" w:name="quién-soy-5"/>
     <w:p>
       <w:pPr>
         <w:pStyle w:val="Heading2"/>
@@ -15093,8 +15163,8 @@
         </w:pict>
       </w:r>
     </w:p>
-    <w:bookmarkEnd w:id="125"/>
-    <w:bookmarkStart w:id="126" w:name="conrad-vs-el-mundo-reinícielo-todo"/>
+    <w:bookmarkEnd w:id="126"/>
+    <w:bookmarkStart w:id="127" w:name="conrad-vs-el-mundo-reinícielo-todo"/>
     <w:p>
       <w:pPr>
         <w:pStyle w:val="Heading2"/>
@@ -15218,8 +15288,8 @@
         </w:pict>
       </w:r>
     </w:p>
-    <w:bookmarkEnd w:id="126"/>
-    <w:bookmarkStart w:id="127" w:name="laboratorio-de-tortura-la-avería-doble"/>
+    <w:bookmarkEnd w:id="127"/>
+    <w:bookmarkStart w:id="128" w:name="laboratorio-de-tortura-la-avería-doble"/>
     <w:p>
       <w:pPr>
         <w:pStyle w:val="Heading2"/>
@@ -15387,7 +15457,7 @@
         <w:t xml:space="preserve"> </w:t>
       </w:r>
       <w:r>
-        <w:t xml:space="preserve">(una IP que no existe).</w:t>
+        <w:t xml:space="preserve">(que no es un servidor DNS).</w:t>
       </w:r>
     </w:p>
     <w:p>
@@ -15651,8 +15721,8 @@
         </w:pict>
       </w:r>
     </w:p>
-    <w:bookmarkEnd w:id="127"/>
-    <w:bookmarkStart w:id="128" w:name="logros-de-esta-sección-4"/>
+    <w:bookmarkEnd w:id="128"/>
+    <w:bookmarkStart w:id="129" w:name="logros-de-esta-sección-4"/>
     <w:p>
       <w:pPr>
         <w:pStyle w:val="Heading2"/>
@@ -15809,8 +15879,8 @@
         </w:pict>
       </w:r>
     </w:p>
-    <w:bookmarkEnd w:id="128"/>
-    <w:bookmarkStart w:id="129" w:name="atrévete-a-pensar-5"/>
+    <w:bookmarkEnd w:id="129"/>
+    <w:bookmarkStart w:id="130" w:name="atrévete-a-pensar-5"/>
     <w:p>
       <w:pPr>
         <w:pStyle w:val="Heading2"/>
@@ -16093,8 +16163,8 @@
         </w:pict>
       </w:r>
     </w:p>
-    <w:bookmarkEnd w:id="129"/>
-    <w:bookmarkStart w:id="130" w:name="crucigrama-de-bits-5"/>
+    <w:bookmarkEnd w:id="130"/>
+    <w:bookmarkStart w:id="131" w:name="crucigrama-de-bits-5"/>
     <w:p>
       <w:pPr>
         <w:pStyle w:val="Heading2"/>
@@ -16129,7 +16199,7 @@
         <w:rPr>
           <w:rStyle w:val="VerbatimChar"/>
         </w:rPr>
-        <w:t xml:space="preserve">3. Primero mira las luces del puerto de red (7+7+3+4+2+4+4 letras)</w:t>
+        <w:t xml:space="preserve">3. Primero mira las luces del puerto de red (11+2+5+1+6 letras)</w:t>
       </w:r>
       <w:r>
         <w:br/>
@@ -16159,7 +16229,7 @@
         <w:rPr>
           <w:rStyle w:val="VerbatimChar"/>
         </w:rPr>
-        <w:t xml:space="preserve">2. Peldaño 1: ping a una IP de 7 dígitos (5+3+3+1+1+1+1 letras)</w:t>
+        <w:t xml:space="preserve">2. Peldaño 1: ping a una IP de 6 dígitos (3+1+1+1 letras)</w:t>
       </w:r>
       <w:r>
         <w:br/>
@@ -16168,7 +16238,7 @@
         <w:rPr>
           <w:rStyle w:val="VerbatimChar"/>
         </w:rPr>
-        <w:t xml:space="preserve">4. Cambiar solo una cosa cada vez (5+6+3+6+4+4+3 letras)</w:t>
+        <w:t xml:space="preserve">4. Cambiar solo una cosa cada vez (6+3+4+1+2+3 letras)</w:t>
       </w:r>
     </w:p>
     <w:p>
@@ -16220,8 +16290,8 @@
         </w:pict>
       </w:r>
     </w:p>
-    <w:bookmarkEnd w:id="130"/>
-    <w:bookmarkStart w:id="131" w:name="preguntas-de-entrevista-de-trabajo-5"/>
+    <w:bookmarkEnd w:id="131"/>
+    <w:bookmarkStart w:id="132" w:name="preguntas-de-entrevista-de-trabajo-5"/>
     <w:p>
       <w:pPr>
         <w:pStyle w:val="Heading2"/>
@@ -16330,8 +16400,8 @@
         </w:pict>
       </w:r>
     </w:p>
-    <w:bookmarkEnd w:id="131"/>
-    <w:bookmarkStart w:id="132" w:name="no-hay-preguntas-tontas-5"/>
+    <w:bookmarkEnd w:id="132"/>
+    <w:bookmarkStart w:id="133" w:name="no-hay-preguntas-tontas-5"/>
     <w:p>
       <w:pPr>
         <w:pStyle w:val="Heading2"/>
@@ -16444,8 +16514,8 @@
         </w:pict>
       </w:r>
     </w:p>
-    <w:bookmarkEnd w:id="132"/>
-    <w:bookmarkStart w:id="133" w:name="poscréditos-5"/>
+    <w:bookmarkEnd w:id="133"/>
+    <w:bookmarkStart w:id="134" w:name="poscréditos-5"/>
     <w:p>
       <w:pPr>
         <w:pStyle w:val="Heading2"/>
@@ -16590,13 +16660,13 @@
           <w:b/>
           <w:bCs/>
         </w:rPr>
-        <w:t xml:space="preserve">PRÓXIMAMENTE:</w:t>
-      </w:r>
-      <w:r>
-        <w:t xml:space="preserve"> </w:t>
-      </w:r>
-      <w:r>
-        <w:t xml:space="preserve">Ethernet, medios y cableado — los cimientos físicos sobre los que se construye todo lo que hemos visto aquí. 📡</w:t>
+        <w:t xml:space="preserve">PRÓXIMAMENTE EN 07:</w:t>
+      </w:r>
+      <w:r>
+        <w:t xml:space="preserve"> </w:t>
+      </w:r>
+      <w:r>
+        <w:t xml:space="preserve">Instalación de Packet Tracer — tu taller virtual de bolsillo, donde todo lo que hemos visto se toca sin miedo. 🖥️</w:t>
       </w:r>
     </w:p>
     <w:p>
@@ -16616,7 +16686,7 @@
       <w:r>
         <w:t xml:space="preserve"> </w:t>
       </w:r>
-      <w:hyperlink r:id="rId45">
+      <w:hyperlink r:id="rId46">
         <w:r>
           <w:rPr>
             <w:rStyle w:val="Hyperlink"/>
@@ -16670,18 +16740,18 @@
       <w:r>
         <w:t xml:space="preserve"> </w:t>
       </w:r>
-      <w:hyperlink r:id="rId18">
+      <w:hyperlink r:id="rId16">
         <w:r>
           <w:rPr>
             <w:rStyle w:val="Hyperlink"/>
           </w:rPr>
-          <w:t xml:space="preserve">07 · Glosario</w:t>
+          <w:t xml:space="preserve">07 · Instalación de Packet Tracer</w:t>
         </w:r>
       </w:hyperlink>
     </w:p>
-    <w:bookmarkEnd w:id="133"/>
     <w:bookmarkEnd w:id="134"/>
-    <w:bookmarkStart w:id="152" w:name="instalación-de-packet-tracer"/>
+    <w:bookmarkEnd w:id="135"/>
+    <w:bookmarkStart w:id="153" w:name="instalación-de-packet-tracer"/>
     <w:p>
       <w:pPr>
         <w:pStyle w:val="Heading1"/>
@@ -16745,7 +16815,7 @@
         </w:pict>
       </w:r>
     </w:p>
-    <w:bookmarkStart w:id="135" w:name="la-idea-en-una-frase-6"/>
+    <w:bookmarkStart w:id="136" w:name="la-idea-en-una-frase-6"/>
     <w:p>
       <w:pPr>
         <w:pStyle w:val="Heading2"/>
@@ -16773,8 +16843,8 @@
         </w:pict>
       </w:r>
     </w:p>
-    <w:bookmarkEnd w:id="135"/>
-    <w:bookmarkStart w:id="137" w:name="cómo-conseguir-packet-tracer-gratis"/>
+    <w:bookmarkEnd w:id="136"/>
+    <w:bookmarkStart w:id="138" w:name="cómo-conseguir-packet-tracer-gratis"/>
     <w:p>
       <w:pPr>
         <w:pStyle w:val="Heading2"/>
@@ -16821,7 +16891,7 @@
       <w:r>
         <w:t xml:space="preserve"> </w:t>
       </w:r>
-      <w:hyperlink r:id="rId136">
+      <w:hyperlink r:id="rId137">
         <w:r>
           <w:rPr>
             <w:rStyle w:val="Hyperlink"/>
@@ -16918,8 +16988,8 @@
         </w:pict>
       </w:r>
     </w:p>
-    <w:bookmarkEnd w:id="137"/>
-    <w:bookmarkStart w:id="140" w:name="vídeo-de-apoyo-en-youtube"/>
+    <w:bookmarkEnd w:id="138"/>
+    <w:bookmarkStart w:id="141" w:name="vídeo-de-apoyo-en-youtube"/>
     <w:p>
       <w:pPr>
         <w:pStyle w:val="Heading2"/>
@@ -16954,7 +17024,7 @@
       <w:r>
         <w:t xml:space="preserve"> </w:t>
       </w:r>
-      <w:hyperlink r:id="rId138">
+      <w:hyperlink r:id="rId139">
         <w:r>
           <w:rPr>
             <w:rStyle w:val="Hyperlink"/>
@@ -16981,7 +17051,7 @@
       <w:r>
         <w:t xml:space="preserve"> </w:t>
       </w:r>
-      <w:hyperlink r:id="rId139">
+      <w:hyperlink r:id="rId140">
         <w:r>
           <w:rPr>
             <w:rStyle w:val="Hyperlink"/>
@@ -16997,8 +17067,8 @@
         </w:pict>
       </w:r>
     </w:p>
-    <w:bookmarkEnd w:id="140"/>
-    <w:bookmarkStart w:id="141" w:name="resumen-en-3-frases-6"/>
+    <w:bookmarkEnd w:id="141"/>
+    <w:bookmarkStart w:id="142" w:name="resumen-en-3-frases-6"/>
     <w:p>
       <w:pPr>
         <w:pStyle w:val="Heading2"/>
@@ -17040,7 +17110,7 @@
         </w:numPr>
       </w:pPr>
       <w:r>
-        <w:t xml:space="preserve">Si te trabas con el registro o los menús, hay tutoriales en YouTube que te guían paso a paso.</w:t>
+        <w:t xml:space="preserve">Si te atasca con el registro o los menús, hay tutoriales en YouTube que te guían paso a paso.</w:t>
       </w:r>
     </w:p>
     <w:p>
@@ -17050,8 +17120,8 @@
         </w:pict>
       </w:r>
     </w:p>
-    <w:bookmarkEnd w:id="141"/>
-    <w:bookmarkStart w:id="142" w:name="Xad677f4be075d376979df6f2a331486d41420a0"/>
+    <w:bookmarkEnd w:id="142"/>
+    <w:bookmarkStart w:id="143" w:name="Xad677f4be075d376979df6f2a331486d41420a0"/>
     <w:p>
       <w:pPr>
         <w:pStyle w:val="Heading2"/>
@@ -17197,8 +17267,8 @@
         </w:pict>
       </w:r>
     </w:p>
-    <w:bookmarkEnd w:id="142"/>
-    <w:bookmarkStart w:id="143" w:name="quién-soy-6"/>
+    <w:bookmarkEnd w:id="143"/>
+    <w:bookmarkStart w:id="144" w:name="quién-soy-6"/>
     <w:p>
       <w:pPr>
         <w:pStyle w:val="Heading2"/>
@@ -17362,8 +17432,8 @@
         </w:pict>
       </w:r>
     </w:p>
-    <w:bookmarkEnd w:id="143"/>
-    <w:bookmarkStart w:id="144" w:name="Xacedcb617df74eab12224155ad4e11e19a0ccf1"/>
+    <w:bookmarkEnd w:id="144"/>
+    <w:bookmarkStart w:id="145" w:name="Xacedcb617df74eab12224155ad4e11e19a0ccf1"/>
     <w:p>
       <w:pPr>
         <w:pStyle w:val="Heading2"/>
@@ -17474,8 +17544,8 @@
         </w:pict>
       </w:r>
     </w:p>
-    <w:bookmarkEnd w:id="144"/>
-    <w:bookmarkStart w:id="145" w:name="Xefc052cc00809fa6500528d62660751e6447b89"/>
+    <w:bookmarkEnd w:id="145"/>
+    <w:bookmarkStart w:id="146" w:name="Xefc052cc00809fa6500528d62660751e6447b89"/>
     <w:p>
       <w:pPr>
         <w:pStyle w:val="Heading2"/>
@@ -17550,7 +17620,7 @@
       <w:r>
         <w:t xml:space="preserve"> </w:t>
       </w:r>
-      <w:hyperlink r:id="rId136">
+      <w:hyperlink r:id="rId137">
         <w:r>
           <w:rPr>
             <w:rStyle w:val="Hyperlink"/>
@@ -17610,7 +17680,7 @@
         </w:numPr>
       </w:pPr>
       <w:r>
-        <w:t xml:space="preserve">Conecta el PC al switch con un cableEthernet (automático).</w:t>
+        <w:t xml:space="preserve">Conecta el PC al switch con un cable Ethernet (automático).</w:t>
       </w:r>
     </w:p>
     <w:p>
@@ -17689,8 +17759,8 @@
         </w:pict>
       </w:r>
     </w:p>
-    <w:bookmarkEnd w:id="145"/>
-    <w:bookmarkStart w:id="146" w:name="logros-de-esta-sección-5"/>
+    <w:bookmarkEnd w:id="146"/>
+    <w:bookmarkStart w:id="147" w:name="logros-de-esta-sección-5"/>
     <w:p>
       <w:pPr>
         <w:pStyle w:val="Heading2"/>
@@ -17813,8 +17883,8 @@
         </w:pict>
       </w:r>
     </w:p>
-    <w:bookmarkEnd w:id="146"/>
-    <w:bookmarkStart w:id="147" w:name="atrévete-a-pensar-6"/>
+    <w:bookmarkEnd w:id="147"/>
+    <w:bookmarkStart w:id="148" w:name="atrévete-a-pensar-6"/>
     <w:p>
       <w:pPr>
         <w:pStyle w:val="Heading2"/>
@@ -17858,7 +17928,7 @@
           <w:b/>
           <w:bCs/>
         </w:rPr>
-        <w:t xml:space="preserve">¿Qué Limitaciones tiene Packet Tracer</w:t>
+        <w:t xml:space="preserve">¿Qué limitaciones tiene Packet Tracer</w:t>
       </w:r>
       <w:r>
         <w:t xml:space="preserve"> </w:t>
@@ -17975,8 +18045,8 @@
         </w:pict>
       </w:r>
     </w:p>
-    <w:bookmarkEnd w:id="147"/>
-    <w:bookmarkStart w:id="148" w:name="crucigrama-de-bits-6"/>
+    <w:bookmarkEnd w:id="148"/>
+    <w:bookmarkStart w:id="149" w:name="crucigrama-de-bits-6"/>
     <w:p>
       <w:pPr>
         <w:pStyle w:val="Heading2"/>
@@ -18002,7 +18072,7 @@
         <w:rPr>
           <w:rStyle w:val="VerbatimChar"/>
         </w:rPr>
-        <w:t xml:space="preserve">1. Herramienta gratuita de Cisco para simular redes (6+7+8 letras)</w:t>
+        <w:t xml:space="preserve">1. Herramienta gratuita de Cisco para simular redes (6+6 letras)</w:t>
       </w:r>
       <w:r>
         <w:br/>
@@ -18011,7 +18081,7 @@
         <w:rPr>
           <w:rStyle w:val="VerbatimChar"/>
         </w:rPr>
-        <w:t xml:space="preserve">3. El hardware donde aprendes "de verdad" (7+4+4+4+5+5 letras)</w:t>
+        <w:t xml:space="preserve">3. El hardware donde aprendes "de verdad" (8+4 letras)</w:t>
       </w:r>
       <w:r>
         <w:br/>
@@ -18032,7 +18102,7 @@
         <w:rPr>
           <w:rStyle w:val="VerbatimChar"/>
         </w:rPr>
-        <w:t xml:space="preserve">2. El simulador donde equivocarse sin miedo (6+7+8 letras)</w:t>
+        <w:t xml:space="preserve">2. El simulador donde equivocarse sin miedo (6+6 letras)</w:t>
       </w:r>
       <w:r>
         <w:br/>
@@ -18041,7 +18111,7 @@
         <w:rPr>
           <w:rStyle w:val="VerbatimChar"/>
         </w:rPr>
-        <w:t xml:space="preserve">4. La herramienta que captura paquetes reales (9+9+7+5+4+5 letras)</w:t>
+        <w:t xml:space="preserve">4. La herramienta que captura paquetes reales (9 letras)</w:t>
       </w:r>
     </w:p>
     <w:p>
@@ -18093,8 +18163,8 @@
         </w:pict>
       </w:r>
     </w:p>
-    <w:bookmarkEnd w:id="148"/>
-    <w:bookmarkStart w:id="149" w:name="preguntas-de-entrevista-de-trabajo-6"/>
+    <w:bookmarkEnd w:id="149"/>
+    <w:bookmarkStart w:id="150" w:name="preguntas-de-entrevista-de-trabajo-6"/>
     <w:p>
       <w:pPr>
         <w:pStyle w:val="Heading2"/>
@@ -18187,8 +18257,8 @@
         </w:pict>
       </w:r>
     </w:p>
-    <w:bookmarkEnd w:id="149"/>
-    <w:bookmarkStart w:id="150" w:name="no-hay-preguntas-tontas-6"/>
+    <w:bookmarkEnd w:id="150"/>
+    <w:bookmarkStart w:id="151" w:name="no-hay-preguntas-tontas-6"/>
     <w:p>
       <w:pPr>
         <w:pStyle w:val="Heading2"/>
@@ -18313,8 +18383,8 @@
         </w:pict>
       </w:r>
     </w:p>
-    <w:bookmarkEnd w:id="150"/>
-    <w:bookmarkStart w:id="151" w:name="poscréditos-6"/>
+    <w:bookmarkEnd w:id="151"/>
+    <w:bookmarkStart w:id="152" w:name="poscréditos-6"/>
     <w:p>
       <w:pPr>
         <w:pStyle w:val="Heading2"/>
@@ -18392,7 +18462,7 @@
       <w:r>
         <w:t xml:space="preserve"> </w:t>
       </w:r>
-      <w:hyperlink r:id="rId45">
+      <w:hyperlink r:id="rId46">
         <w:r>
           <w:rPr>
             <w:rStyle w:val="Hyperlink"/>
@@ -18455,9 +18525,9 @@
         </w:r>
       </w:hyperlink>
     </w:p>
-    <w:bookmarkEnd w:id="151"/>
     <w:bookmarkEnd w:id="152"/>
-    <w:bookmarkStart w:id="165" w:name="el-mapa-del-curso"/>
+    <w:bookmarkEnd w:id="153"/>
+    <w:bookmarkStart w:id="166" w:name="el-mapa-del-curso"/>
     <w:p>
       <w:pPr>
         <w:pStyle w:val="Heading1"/>
@@ -18521,7 +18591,7 @@
         </w:pict>
       </w:r>
     </w:p>
-    <w:bookmarkStart w:id="153" w:name="un-viaje-de-12-paradas"/>
+    <w:bookmarkStart w:id="154" w:name="un-viaje-de-12-paradas"/>
     <w:p>
       <w:pPr>
         <w:pStyle w:val="Heading2"/>
@@ -18579,14 +18649,14 @@
         </w:pict>
       </w:r>
     </w:p>
-    <w:bookmarkEnd w:id="153"/>
-    <w:bookmarkStart w:id="157" w:name="las-12-etapas-del-viaje"/>
+    <w:bookmarkEnd w:id="154"/>
+    <w:bookmarkStart w:id="158" w:name="el-viaje-etapa-a-etapa"/>
     <w:p>
       <w:pPr>
         <w:pStyle w:val="Heading2"/>
       </w:pPr>
       <w:r>
-        <w:t xml:space="preserve">🧭 Las 12 etapas del viaje</w:t>
+        <w:t xml:space="preserve">🧭 El viaje, etapa a etapa</w:t>
       </w:r>
     </w:p>
     <w:tbl>
@@ -19313,12 +19383,12 @@
           <wp:inline>
             <wp:extent cx="5334000" cy="2436834"/>
             <wp:effectExtent b="0" l="0" r="0" t="0"/>
-            <wp:docPr descr="Las 12 etapas del curso en dos cuatrimestres: a la alta disponibilidad" title="" id="155" name="Picture"/>
+            <wp:docPr descr="El mapa del curso en dos cuatrimestres: de Ethernet a Alta disponibilidad" title="" id="156" name="Picture"/>
             <a:graphic>
               <a:graphicData uri="http://schemas.openxmlformats.org/drawingml/2006/picture">
                 <pic:pic>
                   <pic:nvPicPr>
-                    <pic:cNvPr descr="public/diagrams/u01-mapa-curso.svg" id="156" name="Picture"/>
+                    <pic:cNvPr descr="public/diagrams/u01-mapa-curso.svg" id="157" name="Picture"/>
                     <pic:cNvPicPr>
                       <a:picLocks noChangeArrowheads="1" noChangeAspect="1"/>
                     </pic:cNvPicPr>
@@ -19330,7 +19400,7 @@
                           <a14:useLocalDpi xmlns:a14="http://schemas.microsoft.com/office/drawing/2010/main" val="0"/>
                         </a:ext>
                         <a:ext uri="{96DAC541-7B7A-43D3-8B79-37D633B846F1}">
-                          <asvg:svgBlip xmlns:asvg="http://schemas.microsoft.com/office/drawing/2016/SVG/main" r:embed="rId154"/>
+                          <asvg:svgBlip xmlns:asvg="http://schemas.microsoft.com/office/drawing/2016/SVG/main" r:embed="rId155"/>
                         </a:ext>
                       </a:extLst>
                     </a:blip>
@@ -19365,7 +19435,7 @@
         <w:pStyle w:val="ImageCaption"/>
       </w:pPr>
       <w:r>
-        <w:t xml:space="preserve">Las 12 etapas del curso en dos cuatrimestres: a la alta disponibilidad</w:t>
+        <w:t xml:space="preserve">El mapa del curso en dos cuatrimestres: de Ethernet a Alta disponibilidad</w:t>
       </w:r>
     </w:p>
     <w:p>
@@ -19375,8 +19445,8 @@
         </w:pict>
       </w:r>
     </w:p>
-    <w:bookmarkEnd w:id="157"/>
-    <w:bookmarkStart w:id="158" w:name="las-tres-piezas-invisibles-de-la-ruta"/>
+    <w:bookmarkEnd w:id="158"/>
+    <w:bookmarkStart w:id="159" w:name="las-tres-piezas-invisibles-de-la-ruta"/>
     <w:p>
       <w:pPr>
         <w:pStyle w:val="Heading2"/>
@@ -19585,8 +19655,8 @@
         </w:pict>
       </w:r>
     </w:p>
-    <w:bookmarkEnd w:id="158"/>
-    <w:bookmarkStart w:id="159" w:name="X276f79f73ec0999e56cc114230aac647af874dd"/>
+    <w:bookmarkEnd w:id="159"/>
+    <w:bookmarkStart w:id="160" w:name="X276f79f73ec0999e56cc114230aac647af874dd"/>
     <w:p>
       <w:pPr>
         <w:pStyle w:val="Heading2"/>
@@ -19939,8 +20009,8 @@
         </w:pict>
       </w:r>
     </w:p>
-    <w:bookmarkEnd w:id="159"/>
-    <w:bookmarkStart w:id="160" w:name="los-dos-cuatrimestres-del-viaje"/>
+    <w:bookmarkEnd w:id="160"/>
+    <w:bookmarkStart w:id="161" w:name="los-dos-cuatrimestres-del-viaje"/>
     <w:p>
       <w:pPr>
         <w:pStyle w:val="Heading2"/>
@@ -20245,8 +20315,8 @@
         </w:pict>
       </w:r>
     </w:p>
-    <w:bookmarkEnd w:id="160"/>
-    <w:bookmarkStart w:id="161" w:name="por-qué-este-orden-y-no-otro"/>
+    <w:bookmarkEnd w:id="161"/>
+    <w:bookmarkStart w:id="162" w:name="por-qué-este-orden-y-no-otro"/>
     <w:p>
       <w:pPr>
         <w:pStyle w:val="Heading2"/>
@@ -20429,8 +20499,8 @@
         </w:pict>
       </w:r>
     </w:p>
-    <w:bookmarkEnd w:id="161"/>
-    <w:bookmarkStart w:id="162" w:name="X2528e18ebb9374975b825e2ac8e3612c3fb6af3"/>
+    <w:bookmarkEnd w:id="162"/>
+    <w:bookmarkStart w:id="163" w:name="X2528e18ebb9374975b825e2ac8e3612c3fb6af3"/>
     <w:p>
       <w:pPr>
         <w:pStyle w:val="Heading2"/>
@@ -20844,8 +20914,8 @@
         </w:pict>
       </w:r>
     </w:p>
-    <w:bookmarkEnd w:id="162"/>
-    <w:bookmarkStart w:id="163" w:name="X1ba8aab561bf3757e28425eef42cfd42bebca53"/>
+    <w:bookmarkEnd w:id="163"/>
+    <w:bookmarkStart w:id="164" w:name="X1ba8aab561bf3757e28425eef42cfd42bebca53"/>
     <w:p>
       <w:pPr>
         <w:pStyle w:val="Heading2"/>
@@ -20959,8 +21029,8 @@
         </w:pict>
       </w:r>
     </w:p>
-    <w:bookmarkEnd w:id="163"/>
-    <w:bookmarkStart w:id="164" w:name="resumen-en-3-frases-7"/>
+    <w:bookmarkEnd w:id="164"/>
+    <w:bookmarkStart w:id="165" w:name="resumen-en-3-frases-7"/>
     <w:p>
       <w:pPr>
         <w:pStyle w:val="Heading2"/>
@@ -21047,7 +21117,7 @@
       <w:r>
         <w:t xml:space="preserve"> </w:t>
       </w:r>
-      <w:hyperlink r:id="rId45">
+      <w:hyperlink r:id="rId46">
         <w:r>
           <w:rPr>
             <w:rStyle w:val="Hyperlink"/>
@@ -21110,9 +21180,9 @@
         </w:r>
       </w:hyperlink>
     </w:p>
-    <w:bookmarkEnd w:id="164"/>
     <w:bookmarkEnd w:id="165"/>
-    <w:bookmarkStart w:id="179" w:name="glosario"/>
+    <w:bookmarkEnd w:id="166"/>
+    <w:bookmarkStart w:id="180" w:name="glosario"/>
     <w:p>
       <w:pPr>
         <w:pStyle w:val="Heading1"/>
@@ -21176,7 +21246,7 @@
         </w:pict>
       </w:r>
     </w:p>
-    <w:bookmarkStart w:id="166" w:name="la-idea-en-una-frase-7"/>
+    <w:bookmarkStart w:id="167" w:name="la-idea-en-una-frase-7"/>
     <w:p>
       <w:pPr>
         <w:pStyle w:val="Heading2"/>
@@ -21204,8 +21274,8 @@
         </w:pict>
       </w:r>
     </w:p>
-    <w:bookmarkEnd w:id="166"/>
-    <w:bookmarkStart w:id="167" w:name="el-glosario-de-la-a-a-la-z"/>
+    <w:bookmarkEnd w:id="167"/>
+    <w:bookmarkStart w:id="168" w:name="el-glosario-de-la-a-a-la-z"/>
     <w:p>
       <w:pPr>
         <w:pStyle w:val="Heading2"/>
@@ -22099,8 +22169,8 @@
         </w:pict>
       </w:r>
     </w:p>
-    <w:bookmarkEnd w:id="167"/>
-    <w:bookmarkStart w:id="168" w:name="truco-de-estudio"/>
+    <w:bookmarkEnd w:id="168"/>
+    <w:bookmarkStart w:id="169" w:name="truco-de-estudio"/>
     <w:p>
       <w:pPr>
         <w:pStyle w:val="Heading2"/>
@@ -22136,8 +22206,8 @@
         </w:pict>
       </w:r>
     </w:p>
-    <w:bookmarkEnd w:id="168"/>
-    <w:bookmarkStart w:id="169" w:name="resumen-en-3-frases-8"/>
+    <w:bookmarkEnd w:id="169"/>
+    <w:bookmarkStart w:id="170" w:name="resumen-en-3-frases-8"/>
     <w:p>
       <w:pPr>
         <w:pStyle w:val="Heading2"/>
@@ -22189,8 +22259,8 @@
         </w:pict>
       </w:r>
     </w:p>
-    <w:bookmarkEnd w:id="169"/>
-    <w:bookmarkStart w:id="170" w:name="fireside-chat-glosario-vs-realidad"/>
+    <w:bookmarkEnd w:id="170"/>
+    <w:bookmarkStart w:id="171" w:name="fireside-chat-glosario-vs-realidad"/>
     <w:p>
       <w:pPr>
         <w:pStyle w:val="Heading2"/>
@@ -22283,7 +22353,7 @@
         <w:t xml:space="preserve"> </w:t>
       </w:r>
       <w:r>
-        <w:t xml:space="preserve">— ¿Paper mojado? ¡Yo explico todo!</w:t>
+        <w:t xml:space="preserve">— ¿Papel mojado? ¡Yo explico todo!</w:t>
       </w:r>
     </w:p>
     <w:p>
@@ -22342,8 +22412,8 @@
         </w:pict>
       </w:r>
     </w:p>
-    <w:bookmarkEnd w:id="170"/>
-    <w:bookmarkStart w:id="171" w:name="quién-soy-7"/>
+    <w:bookmarkEnd w:id="171"/>
+    <w:bookmarkStart w:id="172" w:name="quién-soy-7"/>
     <w:p>
       <w:pPr>
         <w:pStyle w:val="Heading2"/>
@@ -22507,8 +22577,8 @@
         </w:pict>
       </w:r>
     </w:p>
-    <w:bookmarkEnd w:id="171"/>
-    <w:bookmarkStart w:id="172" w:name="conrad-vs-el-mundo-no-necesito-glosario"/>
+    <w:bookmarkEnd w:id="172"/>
+    <w:bookmarkStart w:id="173" w:name="conrad-vs-el-mundo-no-necesito-glosario"/>
     <w:p>
       <w:pPr>
         <w:pStyle w:val="Heading2"/>
@@ -22649,8 +22719,8 @@
         </w:pict>
       </w:r>
     </w:p>
-    <w:bookmarkEnd w:id="172"/>
-    <w:bookmarkStart w:id="173" w:name="laboratorio-de-tortura-reto-del-glosario"/>
+    <w:bookmarkEnd w:id="173"/>
+    <w:bookmarkStart w:id="174" w:name="laboratorio-de-tortura-reto-del-glosario"/>
     <w:p>
       <w:pPr>
         <w:pStyle w:val="Heading2"/>
@@ -22789,7 +22859,7 @@
         <w:pStyle w:val="FirstParagraph"/>
       </w:pPr>
       <w:r>
-        <w:t xml:space="preserve">Si en alguno te trabas, anótalo: es el que necesitas repasar.</w:t>
+        <w:t xml:space="preserve">Si en alguno te atascas, anótalo: es el que necesitas repasar.</w:t>
       </w:r>
     </w:p>
     <w:p>
@@ -22799,8 +22869,8 @@
         </w:pict>
       </w:r>
     </w:p>
-    <w:bookmarkEnd w:id="173"/>
-    <w:bookmarkStart w:id="174" w:name="atrévete-a-pensar-7"/>
+    <w:bookmarkEnd w:id="174"/>
+    <w:bookmarkStart w:id="175" w:name="atrévete-a-pensar-7"/>
     <w:p>
       <w:pPr>
         <w:pStyle w:val="Heading2"/>
@@ -23066,8 +23136,8 @@
         </w:pict>
       </w:r>
     </w:p>
-    <w:bookmarkEnd w:id="174"/>
-    <w:bookmarkStart w:id="175" w:name="crucigrama-de-bits-7"/>
+    <w:bookmarkEnd w:id="175"/>
+    <w:bookmarkStart w:id="176" w:name="crucigrama-de-bits-7"/>
     <w:p>
       <w:pPr>
         <w:pStyle w:val="Heading2"/>
@@ -23193,8 +23263,8 @@
         </w:pict>
       </w:r>
     </w:p>
-    <w:bookmarkEnd w:id="175"/>
-    <w:bookmarkStart w:id="176" w:name="preguntas-de-entrevista-de-trabajo-7"/>
+    <w:bookmarkEnd w:id="176"/>
+    <w:bookmarkStart w:id="177" w:name="preguntas-de-entrevista-de-trabajo-7"/>
     <w:p>
       <w:pPr>
         <w:pStyle w:val="Heading2"/>
@@ -23266,8 +23336,8 @@
         </w:pict>
       </w:r>
     </w:p>
-    <w:bookmarkEnd w:id="176"/>
-    <w:bookmarkStart w:id="177" w:name="no-hay-preguntas-tontas-7"/>
+    <w:bookmarkEnd w:id="177"/>
+    <w:bookmarkStart w:id="178" w:name="no-hay-preguntas-tontas-7"/>
     <w:p>
       <w:pPr>
         <w:pStyle w:val="Heading2"/>
@@ -23352,8 +23422,8 @@
         </w:pict>
       </w:r>
     </w:p>
-    <w:bookmarkEnd w:id="177"/>
-    <w:bookmarkStart w:id="178" w:name="poscréditos-7"/>
+    <w:bookmarkEnd w:id="178"/>
+    <w:bookmarkStart w:id="179" w:name="poscréditos-7"/>
     <w:p>
       <w:pPr>
         <w:pStyle w:val="Heading2"/>
@@ -23441,7 +23511,7 @@
       <w:r>
         <w:t xml:space="preserve"> </w:t>
       </w:r>
-      <w:hyperlink r:id="rId45">
+      <w:hyperlink r:id="rId46">
         <w:r>
           <w:rPr>
             <w:rStyle w:val="Hyperlink"/>
@@ -23504,9 +23574,9 @@
         </w:r>
       </w:hyperlink>
     </w:p>
-    <w:bookmarkEnd w:id="178"/>
     <w:bookmarkEnd w:id="179"/>
-    <w:bookmarkStart w:id="200" w:name="preguntas-tontas"/>
+    <w:bookmarkEnd w:id="180"/>
+    <w:bookmarkStart w:id="201" w:name="preguntas-tontas"/>
     <w:p>
       <w:pPr>
         <w:pStyle w:val="Heading1"/>
@@ -23570,7 +23640,7 @@
         </w:pict>
       </w:r>
     </w:p>
-    <w:bookmarkStart w:id="180" w:name="la-idea-en-una-frase-8"/>
+    <w:bookmarkStart w:id="181" w:name="la-idea-en-una-frase-8"/>
     <w:p>
       <w:pPr>
         <w:pStyle w:val="Heading2"/>
@@ -23598,8 +23668,8 @@
         </w:pict>
       </w:r>
     </w:p>
-    <w:bookmarkEnd w:id="180"/>
-    <w:bookmarkStart w:id="181" w:name="internet-y-la-web-son-lo-mismo"/>
+    <w:bookmarkEnd w:id="181"/>
+    <w:bookmarkStart w:id="182" w:name="internet-y-la-web-son-lo-mismo"/>
     <w:p>
       <w:pPr>
         <w:pStyle w:val="Heading2"/>
@@ -23709,8 +23779,8 @@
         </w:pict>
       </w:r>
     </w:p>
-    <w:bookmarkEnd w:id="181"/>
-    <w:bookmarkStart w:id="182" w:name="X88e46de91e2f66b82353d70c2dbe24fc249492d"/>
+    <w:bookmarkEnd w:id="182"/>
+    <w:bookmarkStart w:id="183" w:name="X88e46de91e2f66b82353d70c2dbe24fc249492d"/>
     <w:p>
       <w:pPr>
         <w:pStyle w:val="Heading2"/>
@@ -23812,8 +23882,8 @@
         </w:pict>
       </w:r>
     </w:p>
-    <w:bookmarkEnd w:id="182"/>
-    <w:bookmarkStart w:id="183" w:name="todos-los-cables-de-red-son-iguales"/>
+    <w:bookmarkEnd w:id="183"/>
+    <w:bookmarkStart w:id="184" w:name="todos-los-cables-de-red-son-iguales"/>
     <w:p>
       <w:pPr>
         <w:pStyle w:val="Heading2"/>
@@ -23903,8 +23973,8 @@
         </w:pict>
       </w:r>
     </w:p>
-    <w:bookmarkEnd w:id="183"/>
-    <w:bookmarkStart w:id="184" w:name="Xe795fb2026132086c6a5c4a6db573138ea3ac06"/>
+    <w:bookmarkEnd w:id="184"/>
+    <w:bookmarkStart w:id="185" w:name="Xe795fb2026132086c6a5c4a6db573138ea3ac06"/>
     <w:p>
       <w:pPr>
         <w:pStyle w:val="Heading2"/>
@@ -23982,8 +24052,8 @@
         </w:pict>
       </w:r>
     </w:p>
-    <w:bookmarkEnd w:id="184"/>
-    <w:bookmarkStart w:id="185" w:name="X796c76fceacb36070cc7b4c4d0453e19c6c0ad7"/>
+    <w:bookmarkEnd w:id="185"/>
+    <w:bookmarkStart w:id="186" w:name="X796c76fceacb36070cc7b4c4d0453e19c6c0ad7"/>
     <w:p>
       <w:pPr>
         <w:pStyle w:val="Heading2"/>
@@ -24043,8 +24113,8 @@
         </w:pict>
       </w:r>
     </w:p>
-    <w:bookmarkEnd w:id="185"/>
-    <w:bookmarkStart w:id="186" w:name="Xa476717c58f54f16578ce7f8fe093f15dd4f0a7"/>
+    <w:bookmarkEnd w:id="186"/>
+    <w:bookmarkStart w:id="187" w:name="Xa476717c58f54f16578ce7f8fe093f15dd4f0a7"/>
     <w:p>
       <w:pPr>
         <w:pStyle w:val="Heading2"/>
@@ -24127,8 +24197,8 @@
         </w:pict>
       </w:r>
     </w:p>
-    <w:bookmarkEnd w:id="186"/>
-    <w:bookmarkStart w:id="187" w:name="Xa1fd422122d619738cd482e62dcf6d14dd20cf9"/>
+    <w:bookmarkEnd w:id="187"/>
+    <w:bookmarkStart w:id="188" w:name="Xa1fd422122d619738cd482e62dcf6d14dd20cf9"/>
     <w:p>
       <w:pPr>
         <w:pStyle w:val="Heading2"/>
@@ -24161,16 +24231,7 @@
         <w:t xml:space="preserve"> </w:t>
       </w:r>
       <w:r>
-        <w:t xml:space="preserve">El modo incógnito de tu navegador solo sirve para que tu propio ordenador no guarde el historial localmente. Pero recuerda el</w:t>
-      </w:r>
-      <w:r>
-        <w:t xml:space="preserve"> </w:t>
-      </w:r>
-      <w:r>
-        <w:t xml:space="preserve">“Punto 5”</w:t>
-      </w:r>
-      <w:r>
-        <w:t xml:space="preserve">: para entrar a cualquier web, tu equipo tiene que pedirle al</w:t>
+        <w:t xml:space="preserve">El modo incógnito de tu navegador solo sirve para que tu propio ordenador no guarde el historial localmente. Pero recuerda lo del DNS: para entrar a cualquier web, tu equipo tiene que pedirle al</w:t>
       </w:r>
       <w:r>
         <w:t xml:space="preserve"> </w:t>
@@ -24196,8 +24257,8 @@
         </w:pict>
       </w:r>
     </w:p>
-    <w:bookmarkEnd w:id="187"/>
-    <w:bookmarkStart w:id="188" w:name="Xc5c9ac6a0b9aec871d8c770b31efb79f04e199b"/>
+    <w:bookmarkEnd w:id="188"/>
+    <w:bookmarkStart w:id="189" w:name="Xc5c9ac6a0b9aec871d8c770b31efb79f04e199b"/>
     <w:p>
       <w:pPr>
         <w:pStyle w:val="Heading2"/>
@@ -24234,8 +24295,8 @@
         </w:pict>
       </w:r>
     </w:p>
-    <w:bookmarkEnd w:id="188"/>
-    <w:bookmarkStart w:id="189" w:name="X5f4fcd115e0fc116ec22389a14796107a1615e0"/>
+    <w:bookmarkEnd w:id="189"/>
+    <w:bookmarkStart w:id="190" w:name="X5f4fcd115e0fc116ec22389a14796107a1615e0"/>
     <w:p>
       <w:pPr>
         <w:pStyle w:val="Heading2"/>
@@ -24283,7 +24344,7 @@
         <w:t xml:space="preserve">“red local”</w:t>
       </w:r>
       <w:r>
-        <w:t xml:space="preserve">, pero no tienes salida al exterior. (¡Acuérdate del error de novato del Punto 2: Wi-Fi no es lo mismo que Internet!).</w:t>
+        <w:t xml:space="preserve">, pero no tienes salida al exterior. (¡Acuérdate del aviso del punto de los aparatitos: el Wi-Fi no es lo mismo que Internet!).</w:t>
       </w:r>
     </w:p>
     <w:p>
@@ -24293,8 +24354,8 @@
         </w:pict>
       </w:r>
     </w:p>
-    <w:bookmarkEnd w:id="189"/>
-    <w:bookmarkStart w:id="190" w:name="resumen-en-3-frases-9"/>
+    <w:bookmarkEnd w:id="190"/>
+    <w:bookmarkStart w:id="191" w:name="resumen-en-3-frases-9"/>
     <w:p>
       <w:pPr>
         <w:pStyle w:val="Heading2"/>
@@ -24358,8 +24419,8 @@
         </w:pict>
       </w:r>
     </w:p>
-    <w:bookmarkEnd w:id="190"/>
-    <w:bookmarkStart w:id="191" w:name="X652878c12240ae8dfd70209fa9496e5f0cf92f5"/>
+    <w:bookmarkEnd w:id="191"/>
+    <w:bookmarkStart w:id="192" w:name="X652878c12240ae8dfd70209fa9496e5f0cf92f5"/>
     <w:p>
       <w:pPr>
         <w:pStyle w:val="Heading2"/>
@@ -24395,7 +24456,7 @@
         <w:t xml:space="preserve"> </w:t>
       </w:r>
       <w:r>
-        <w:t xml:space="preserve">— Profe, tengo una pregunta… pero es que es medio tonta.</w:t>
+        <w:t xml:space="preserve">— Profe, tengo una pregunta… pero es que es media tonta.</w:t>
       </w:r>
     </w:p>
     <w:p>
@@ -24506,7 +24567,7 @@
         <w:t xml:space="preserve"> </w:t>
       </w:r>
       <w:r>
-        <w:t xml:space="preserve">— Ves? No era tonta. Era fundamental.</w:t>
+        <w:t xml:space="preserve">— ¿Ves? No era tonta. Era fundamental.</w:t>
       </w:r>
     </w:p>
     <w:p>
@@ -24516,8 +24577,8 @@
         </w:pict>
       </w:r>
     </w:p>
-    <w:bookmarkEnd w:id="191"/>
-    <w:bookmarkStart w:id="192" w:name="quién-soy-8"/>
+    <w:bookmarkEnd w:id="192"/>
+    <w:bookmarkStart w:id="193" w:name="quién-soy-8"/>
     <w:p>
       <w:pPr>
         <w:pStyle w:val="Heading2"/>
@@ -24716,8 +24777,8 @@
         </w:pict>
       </w:r>
     </w:p>
-    <w:bookmarkEnd w:id="192"/>
-    <w:bookmarkStart w:id="193" w:name="Xe414789240b17d93d62743862806feda5943766"/>
+    <w:bookmarkEnd w:id="193"/>
+    <w:bookmarkStart w:id="194" w:name="Xe414789240b17d93d62743862806feda5943766"/>
     <w:p>
       <w:pPr>
         <w:pStyle w:val="Heading2"/>
@@ -24819,8 +24880,8 @@
         </w:pict>
       </w:r>
     </w:p>
-    <w:bookmarkEnd w:id="193"/>
-    <w:bookmarkStart w:id="194" w:name="laboratorio-de-tortura-caza-de-mitos"/>
+    <w:bookmarkEnd w:id="194"/>
+    <w:bookmarkStart w:id="195" w:name="laboratorio-de-tortura-caza-de-mitos"/>
     <w:p>
       <w:pPr>
         <w:pStyle w:val="Heading2"/>
@@ -24993,20 +25054,11 @@
       </w:r>
     </w:p>
     <w:p>
-      <w:r>
-        <w:pict>
-          <v:rect style="width:0;height:1.5pt" o:hralign="center" o:hrstd="t" o:hr="t"/>
-        </w:pict>
-      </w:r>
-    </w:p>
-    <w:bookmarkEnd w:id="194"/>
-    <w:bookmarkStart w:id="195" w:name="atrévete-a-pensar-8"/>
-    <w:p>
-      <w:pPr>
-        <w:pStyle w:val="Heading2"/>
-      </w:pPr>
-      <w:r>
-        <w:t xml:space="preserve">🧠 Atrévete a pensar</w:t>
+      <w:pPr>
+        <w:pStyle w:val="BodyText"/>
+      </w:pPr>
+      <w:r>
+        <w:t xml:space="preserve">🔄 Respuestas</w:t>
       </w:r>
     </w:p>
     <w:p>
@@ -25022,34 +25074,13 @@
           <w:b/>
           <w:bCs/>
         </w:rPr>
-        <w:t xml:space="preserve">Un usuario te dice:</w:t>
-      </w:r>
-      <w:r>
-        <w:rPr>
-          <w:b/>
-          <w:bCs/>
-        </w:rPr>
-        <w:t xml:space="preserve"> </w:t>
-      </w:r>
-      <w:r>
-        <w:rPr>
-          <w:b/>
-          <w:bCs/>
-        </w:rPr>
-        <w:t xml:space="preserve">“No me va la web, pero sí me va el correo”</w:t>
-      </w:r>
-      <w:r>
-        <w:rPr>
-          <w:b/>
-          <w:bCs/>
-        </w:rPr>
-        <w:t xml:space="preserve">.</w:t>
-      </w:r>
-      <w:r>
-        <w:t xml:space="preserve"> </w:t>
-      </w:r>
-      <w:r>
-        <w:t xml:space="preserve">¿Qué puede estar pasando?</w:t>
+        <w:t xml:space="preserve">Falso.</w:t>
+      </w:r>
+      <w:r>
+        <w:t xml:space="preserve"> </w:t>
+      </w:r>
+      <w:r>
+        <w:t xml:space="preserve">El WiFi te conecta con el punto de acceso (la antena); para llegar a Internet, ese punto necesita salida al operador. Puedes tener cobertura perfecta y cero Internet.</w:t>
       </w:r>
     </w:p>
     <w:p>
@@ -25065,13 +25096,13 @@
           <w:b/>
           <w:bCs/>
         </w:rPr>
-        <w:t xml:space="preserve">¿Por qué el cable es más rápido que el WiFi?</w:t>
-      </w:r>
-      <w:r>
-        <w:t xml:space="preserve"> </w:t>
-      </w:r>
-      <w:r>
-        <w:t xml:space="preserve">Explica la razón física en una frase.</w:t>
+        <w:t xml:space="preserve">Falso.</w:t>
+      </w:r>
+      <w:r>
+        <w:t xml:space="preserve"> </w:t>
+      </w:r>
+      <w:r>
+        <w:t xml:space="preserve">El modo incógnito solo impide que tu propio ordenador guarde el historial. El administrador ve los dominios que consultas (vía DNS) y el firewall ve las conexiones.</w:t>
       </w:r>
     </w:p>
     <w:p>
@@ -25087,42 +25118,74 @@
           <w:b/>
           <w:bCs/>
         </w:rPr>
-        <w:t xml:space="preserve">Un compañero dice:</w:t>
-      </w:r>
-      <w:r>
-        <w:rPr>
-          <w:b/>
-          <w:bCs/>
-        </w:rPr>
-        <w:t xml:space="preserve"> </w:t>
-      </w:r>
-      <w:r>
-        <w:rPr>
-          <w:b/>
-          <w:bCs/>
-        </w:rPr>
-        <w:t xml:space="preserve">“Si uso VPN, nadie puede ver lo que hago”</w:t>
-      </w:r>
-      <w:r>
-        <w:rPr>
-          <w:b/>
-          <w:bCs/>
-        </w:rPr>
-        <w:t xml:space="preserve">.</w:t>
-      </w:r>
-      <w:r>
-        <w:t xml:space="preserve"> </w:t>
-      </w:r>
-      <w:r>
-        <w:t xml:space="preserve">¿Es verdad?</w:t>
-      </w:r>
-    </w:p>
-    <w:p>
-      <w:pPr>
-        <w:pStyle w:val="FirstParagraph"/>
-      </w:pPr>
-      <w:r>
-        <w:t xml:space="preserve">💡 Soluciones</w:t>
+        <w:t xml:space="preserve">Falso.</w:t>
+      </w:r>
+      <w:r>
+        <w:t xml:space="preserve"> </w:t>
+      </w:r>
+      <w:r>
+        <w:t xml:space="preserve">A veces lo arregla, pero es lanzar una moneda al aire: sin diagnosticar no sabes qué ha pasado ni si volverá a pasar. Primero la escalera del ping, después el reinicio.</w:t>
+      </w:r>
+    </w:p>
+    <w:p>
+      <w:pPr>
+        <w:pStyle w:val="Compact"/>
+        <w:numPr>
+          <w:ilvl w:val="0"/>
+          <w:numId w:val="1086"/>
+        </w:numPr>
+      </w:pPr>
+      <w:r>
+        <w:rPr>
+          <w:b/>
+          <w:bCs/>
+        </w:rPr>
+        <w:t xml:space="preserve">Verdadero (con matices).</w:t>
+      </w:r>
+      <w:r>
+        <w:t xml:space="preserve"> </w:t>
+      </w:r>
+      <w:r>
+        <w:t xml:space="preserve">En igualdad de condiciones, el cable no sufre interferencias ni comparte el medio, así que gana en velocidad y estabilidad; el WiFi gana en comodidad.</w:t>
+      </w:r>
+    </w:p>
+    <w:p>
+      <w:pPr>
+        <w:pStyle w:val="Compact"/>
+        <w:numPr>
+          <w:ilvl w:val="0"/>
+          <w:numId w:val="1086"/>
+        </w:numPr>
+      </w:pPr>
+      <w:r>
+        <w:rPr>
+          <w:b/>
+          <w:bCs/>
+        </w:rPr>
+        <w:t xml:space="preserve">Verdadero.</w:t>
+      </w:r>
+      <w:r>
+        <w:t xml:space="preserve"> </w:t>
+      </w:r>
+      <w:r>
+        <w:t xml:space="preserve">Dos equipos con la misma IP generan un conflicto: el switch no sabe a cuál entregar y uno de los dos se queda sin conexión.</w:t>
+      </w:r>
+    </w:p>
+    <w:p>
+      <w:r>
+        <w:pict>
+          <v:rect style="width:0;height:1.5pt" o:hralign="center" o:hrstd="t" o:hr="t"/>
+        </w:pict>
+      </w:r>
+    </w:p>
+    <w:bookmarkEnd w:id="195"/>
+    <w:bookmarkStart w:id="196" w:name="atrévete-a-pensar-8"/>
+    <w:p>
+      <w:pPr>
+        <w:pStyle w:val="Heading2"/>
+      </w:pPr>
+      <w:r>
+        <w:t xml:space="preserve">🧠 Atrévete a pensar</w:t>
       </w:r>
     </w:p>
     <w:p>
@@ -25134,39 +25197,67 @@
         </w:numPr>
       </w:pPr>
       <w:r>
-        <w:t xml:space="preserve">Puede ser un</w:t>
-      </w:r>
-      <w:r>
-        <w:t xml:space="preserve"> </w:t>
-      </w:r>
-      <w:r>
-        <w:rPr>
-          <w:b/>
-          <w:bCs/>
-        </w:rPr>
-        <w:t xml:space="preserve">problema de DNS</w:t>
-      </w:r>
-      <w:r>
-        <w:t xml:space="preserve"> </w:t>
-      </w:r>
-      <w:r>
-        <w:t xml:space="preserve">(el correo usa IP directa o tiene su propia resolución) o que el</w:t>
-      </w:r>
-      <w:r>
-        <w:t xml:space="preserve"> </w:t>
-      </w:r>
-      <w:r>
-        <w:rPr>
-          <w:b/>
-          <w:bCs/>
-        </w:rPr>
-        <w:t xml:space="preserve">puerto 80/443 esté bloqueado</w:t>
-      </w:r>
-      <w:r>
-        <w:t xml:space="preserve"> </w:t>
-      </w:r>
-      <w:r>
-        <w:t xml:space="preserve">pero el de correo no.</w:t>
+        <w:rPr>
+          <w:b/>
+          <w:bCs/>
+        </w:rPr>
+        <w:t xml:space="preserve">Un compañero dice:</w:t>
+      </w:r>
+      <w:r>
+        <w:rPr>
+          <w:b/>
+          <w:bCs/>
+        </w:rPr>
+        <w:t xml:space="preserve"> </w:t>
+      </w:r>
+      <w:r>
+        <w:rPr>
+          <w:b/>
+          <w:bCs/>
+        </w:rPr>
+        <w:t xml:space="preserve">“Mi PC no va a Internet”</w:t>
+      </w:r>
+      <w:r>
+        <w:rPr>
+          <w:b/>
+          <w:bCs/>
+        </w:rPr>
+        <w:t xml:space="preserve">, pero</w:t>
+      </w:r>
+      <w:r>
+        <w:rPr>
+          <w:b/>
+          <w:bCs/>
+        </w:rPr>
+        <w:t xml:space="preserve"> </w:t>
+      </w:r>
+      <w:r>
+        <w:rPr>
+          <w:rStyle w:val="VerbatimChar"/>
+          <w:b/>
+          <w:bCs/>
+        </w:rPr>
+        <w:t xml:space="preserve">ping 8.8.8.8</w:t>
+      </w:r>
+      <w:r>
+        <w:rPr>
+          <w:b/>
+          <w:bCs/>
+        </w:rPr>
+        <w:t xml:space="preserve"> </w:t>
+      </w:r>
+      <w:r>
+        <w:rPr>
+          <w:b/>
+          <w:bCs/>
+        </w:rPr>
+        <w:t xml:space="preserve">responde perfecto.</w:t>
+      </w:r>
+      <w:r>
+        <w:t xml:space="preserve"> </w:t>
+      </w:r>
+      <w:r>
+        <w:t xml:space="preserve">¿Le va Internet o no? ¿Qué le contestas?</w:t>
       </w:r>
     </w:p>
     <w:p>
@@ -25178,39 +25269,38 @@
         </w:numPr>
       </w:pPr>
       <w:r>
-        <w:t xml:space="preserve">El WiFi usa ondas de radio que sufren</w:t>
-      </w:r>
-      <w:r>
-        <w:t xml:space="preserve"> </w:t>
-      </w:r>
-      <w:r>
-        <w:rPr>
-          <w:b/>
-          <w:bCs/>
-        </w:rPr>
-        <w:t xml:space="preserve">interferencias</w:t>
-      </w:r>
-      <w:r>
-        <w:t xml:space="preserve"> </w:t>
-      </w:r>
-      <w:r>
-        <w:t xml:space="preserve">(paredes, microondas, vecinos); el cable es un canal</w:t>
-      </w:r>
-      <w:r>
-        <w:t xml:space="preserve"> </w:t>
-      </w:r>
-      <w:r>
-        <w:rPr>
-          <w:b/>
-          <w:bCs/>
-        </w:rPr>
-        <w:t xml:space="preserve">cerrado y directo</w:t>
-      </w:r>
-      <w:r>
-        <w:t xml:space="preserve"> </w:t>
-      </w:r>
-      <w:r>
-        <w:t xml:space="preserve">sin interferencias externas.</w:t>
+        <w:rPr>
+          <w:b/>
+          <w:bCs/>
+        </w:rPr>
+        <w:t xml:space="preserve">Un compañero tiene IP configurada pero</w:t>
+      </w:r>
+      <w:r>
+        <w:rPr>
+          <w:b/>
+          <w:bCs/>
+        </w:rPr>
+        <w:t xml:space="preserve"> </w:t>
+      </w:r>
+      <w:r>
+        <w:rPr>
+          <w:b/>
+          <w:bCs/>
+        </w:rPr>
+        <w:t xml:space="preserve">“no le va nada”</w:t>
+      </w:r>
+      <w:r>
+        <w:rPr>
+          <w:b/>
+          <w:bCs/>
+        </w:rPr>
+        <w:t xml:space="preserve">, ni siquiera el gateway.</w:t>
+      </w:r>
+      <w:r>
+        <w:t xml:space="preserve"> </w:t>
+      </w:r>
+      <w:r>
+        <w:t xml:space="preserve">Según la escalera del diagnóstico, ¿en qué peldaño se queda y por dónde empiezas?</w:t>
       </w:r>
     </w:p>
     <w:p>
@@ -25226,89 +25316,34 @@
           <w:b/>
           <w:bCs/>
         </w:rPr>
-        <w:t xml:space="preserve">No completamente.</w:t>
-      </w:r>
-      <w:r>
-        <w:t xml:space="preserve"> </w:t>
-      </w:r>
-      <w:r>
-        <w:t xml:space="preserve">La VPN cifra el tráfico entre tu equipo y el servidor VPN, pero el administrador de la red local puede ver que estás usando una VPN y hacia qué IP te conectas.</w:t>
-      </w:r>
-    </w:p>
-    <w:p>
-      <w:r>
-        <w:pict>
-          <v:rect style="width:0;height:1.5pt" o:hralign="center" o:hrstd="t" o:hr="t"/>
-        </w:pict>
-      </w:r>
-    </w:p>
-    <w:bookmarkEnd w:id="195"/>
-    <w:bookmarkStart w:id="196" w:name="crucigrama-de-bits-8"/>
-    <w:p>
-      <w:pPr>
-        <w:pStyle w:val="Heading2"/>
-      </w:pPr>
-      <w:r>
-        <w:t xml:space="preserve">🧩 Crucigrama de bits</w:t>
-      </w:r>
-    </w:p>
-    <w:p>
-      <w:pPr>
-        <w:pStyle w:val="SourceCode"/>
-      </w:pPr>
-      <w:r>
-        <w:rPr>
-          <w:rStyle w:val="VerbatimChar"/>
-        </w:rPr>
-        <w:t xml:space="preserve">Horizontal:</w:t>
-      </w:r>
-      <w:r>
-        <w:br/>
-      </w:r>
-      <w:r>
-        <w:rPr>
-          <w:rStyle w:val="VerbatimChar"/>
-        </w:rPr>
-        <w:t xml:space="preserve">1. Error cuando dos PC tienen la misma IP (9+6+6 letras)</w:t>
-      </w:r>
-      <w:r>
-        <w:br/>
-      </w:r>
-      <w:r>
-        <w:rPr>
-          <w:rStyle w:val="VerbatimChar"/>
-        </w:rPr>
-        <w:t xml:space="preserve">3. Modo del navegador que no guarda historial (4+3+4+7+4 letras)</w:t>
-      </w:r>
-      <w:r>
-        <w:br/>
-      </w:r>
-      <w:r>
-        <w:br/>
-      </w:r>
-      <w:r>
-        <w:rPr>
-          <w:rStyle w:val="VerbatimChar"/>
-        </w:rPr>
-        <w:t xml:space="preserve">Vertical:</w:t>
-      </w:r>
-      <w:r>
-        <w:br/>
-      </w:r>
-      <w:r>
-        <w:rPr>
-          <w:rStyle w:val="VerbatimChar"/>
-        </w:rPr>
-        <w:t xml:space="preserve">2. "Tengo WiFi pero no Internet" significa que... (3+3+7+3+4+3+4+3+8 letras)</w:t>
-      </w:r>
-      <w:r>
-        <w:br/>
-      </w:r>
-      <w:r>
-        <w:rPr>
-          <w:rStyle w:val="VerbatimChar"/>
-        </w:rPr>
-        <w:t xml:space="preserve">4. El cable es más rápido que el WiFi porque... (13+13+11+9+7+10 letras)</w:t>
+        <w:t xml:space="preserve">Un compañero dice:</w:t>
+      </w:r>
+      <w:r>
+        <w:rPr>
+          <w:b/>
+          <w:bCs/>
+        </w:rPr>
+        <w:t xml:space="preserve"> </w:t>
+      </w:r>
+      <w:r>
+        <w:rPr>
+          <w:b/>
+          <w:bCs/>
+        </w:rPr>
+        <w:t xml:space="preserve">“Si uso VPN, nadie puede ver lo que hago”</w:t>
+      </w:r>
+      <w:r>
+        <w:rPr>
+          <w:b/>
+          <w:bCs/>
+        </w:rPr>
+        <w:t xml:space="preserve">.</w:t>
+      </w:r>
+      <w:r>
+        <w:t xml:space="preserve"> </w:t>
+      </w:r>
+      <w:r>
+        <w:t xml:space="preserve">¿Es verdad?</w:t>
       </w:r>
     </w:p>
     <w:p>
@@ -25316,66 +25351,7 @@
         <w:pStyle w:val="FirstParagraph"/>
       </w:pPr>
       <w:r>
-        <w:t xml:space="preserve">📝 Soluciones</w:t>
-      </w:r>
-    </w:p>
-    <w:p>
-      <w:pPr>
-        <w:pStyle w:val="BodyText"/>
-      </w:pPr>
-      <w:r>
-        <w:rPr>
-          <w:b/>
-          <w:bCs/>
-        </w:rPr>
-        <w:t xml:space="preserve">Horizontal:</w:t>
-      </w:r>
-      <w:r>
-        <w:t xml:space="preserve"> </w:t>
-      </w:r>
-      <w:r>
-        <w:t xml:space="preserve">1. CONFLICTO DE IP · 3. MODO INCÓGNITO</w:t>
-      </w:r>
-      <w:r>
-        <w:t xml:space="preserve"> </w:t>
-      </w:r>
-      <w:r>
-        <w:rPr>
-          <w:b/>
-          <w:bCs/>
-        </w:rPr>
-        <w:t xml:space="preserve">Vertical:</w:t>
-      </w:r>
-      <w:r>
-        <w:t xml:space="preserve"> </w:t>
-      </w:r>
-      <w:r>
-        <w:t xml:space="preserve">2. NO TENGO SALIDA A INTERNET · 4. EL WIFI SUFRE INTERFERENCIAS</w:t>
-      </w:r>
-    </w:p>
-    <w:p>
-      <w:r>
-        <w:pict>
-          <v:rect style="width:0;height:1.5pt" o:hralign="center" o:hrstd="t" o:hr="t"/>
-        </w:pict>
-      </w:r>
-    </w:p>
-    <w:bookmarkEnd w:id="196"/>
-    <w:bookmarkStart w:id="197" w:name="preguntas-de-entrevista-de-trabajo-8"/>
-    <w:p>
-      <w:pPr>
-        <w:pStyle w:val="Heading2"/>
-      </w:pPr>
-      <w:r>
-        <w:t xml:space="preserve">💬 Preguntas de entrevista de trabajo</w:t>
-      </w:r>
-    </w:p>
-    <w:p>
-      <w:pPr>
-        <w:pStyle w:val="BlockText"/>
-      </w:pPr>
-      <w:r>
-        <w:t xml:space="preserve">Preguntas reales que te harían para administrador de redes junior.</w:t>
+        <w:t xml:space="preserve">💡 Soluciones</w:t>
       </w:r>
     </w:p>
     <w:p>
@@ -25391,28 +25367,43 @@
           <w:b/>
           <w:bCs/>
         </w:rPr>
-        <w:t xml:space="preserve">“Un usuario dice</w:t>
-      </w:r>
-      <w:r>
-        <w:rPr>
-          <w:b/>
-          <w:bCs/>
-        </w:rPr>
-        <w:t xml:space="preserve"> </w:t>
-      </w:r>
-      <w:r>
-        <w:rPr>
-          <w:b/>
-          <w:bCs/>
-        </w:rPr>
-        <w:t xml:space="preserve">‘no tengo Internet’</w:t>
-      </w:r>
-      <w:r>
-        <w:rPr>
-          <w:b/>
-          <w:bCs/>
-        </w:rPr>
-        <w:t xml:space="preserve">. ¿Qué le dices en 30 segundos?”</w:t>
+        <w:t xml:space="preserve">La red funciona; el fallo está más arriba.</w:t>
+      </w:r>
+      <w:r>
+        <w:t xml:space="preserve"> </w:t>
+      </w:r>
+      <w:r>
+        <w:t xml:space="preserve">El</w:t>
+      </w:r>
+      <w:r>
+        <w:t xml:space="preserve"> </w:t>
+      </w:r>
+      <w:r>
+        <w:rPr>
+          <w:rStyle w:val="VerbatimChar"/>
+        </w:rPr>
+        <w:t xml:space="preserve">ping 8.8.8.8</w:t>
+      </w:r>
+      <w:r>
+        <w:t xml:space="preserve"> </w:t>
+      </w:r>
+      <w:r>
+        <w:t xml:space="preserve">no necesita DNS, así que sube entero por la escalera. Si</w:t>
+      </w:r>
+      <w:r>
+        <w:t xml:space="preserve"> </w:t>
+      </w:r>
+      <w:r>
+        <w:rPr>
+          <w:rStyle w:val="VerbatimChar"/>
+        </w:rPr>
+        <w:t xml:space="preserve">ping google.com</w:t>
+      </w:r>
+      <w:r>
+        <w:t xml:space="preserve"> </w:t>
+      </w:r>
+      <w:r>
+        <w:t xml:space="preserve">falla, el problema está en la resolución de nombres (DNS caído o dominio filtrado): te va Internet, pero no te va la agenda.</w:t>
       </w:r>
     </w:p>
     <w:p>
@@ -25428,7 +25419,22 @@
           <w:b/>
           <w:bCs/>
         </w:rPr>
-        <w:t xml:space="preserve">“¿Qué diferencia hay entre WiFi e Internet?”</w:t>
+        <w:t xml:space="preserve">Se queda en los peldaños bajos.</w:t>
+      </w:r>
+      <w:r>
+        <w:t xml:space="preserve"> </w:t>
+      </w:r>
+      <w:r>
+        <w:t xml:space="preserve">Mira primero las luces (peldaño 0) y el loopback (</w:t>
+      </w:r>
+      <w:r>
+        <w:rPr>
+          <w:rStyle w:val="VerbatimChar"/>
+        </w:rPr>
+        <w:t xml:space="preserve">ping 127.0.0.1</w:t>
+      </w:r>
+      <w:r>
+        <w:t xml:space="preserve">); si eso va bien, revisa cable, switch y configuración de IP/máscara (peldaños 1 y 2). No subas al DNS ni a Internet hasta que el gateway responda.</w:t>
       </w:r>
     </w:p>
     <w:p>
@@ -25444,7 +25450,156 @@
           <w:b/>
           <w:bCs/>
         </w:rPr>
-        <w:t xml:space="preserve">“¿El modo incógnito protege tu tráfico de red?”</w:t>
+        <w:t xml:space="preserve">No completamente.</w:t>
+      </w:r>
+      <w:r>
+        <w:t xml:space="preserve"> </w:t>
+      </w:r>
+      <w:r>
+        <w:t xml:space="preserve">La VPN cifra el tráfico entre tu equipo y el servidor VPN, pero el administrador de la red local puede ver que estás usando una VPN y hacia qué IP te conectas.</w:t>
+      </w:r>
+    </w:p>
+    <w:p>
+      <w:r>
+        <w:pict>
+          <v:rect style="width:0;height:1.5pt" o:hralign="center" o:hrstd="t" o:hr="t"/>
+        </w:pict>
+      </w:r>
+    </w:p>
+    <w:bookmarkEnd w:id="196"/>
+    <w:bookmarkStart w:id="197" w:name="crucigrama-de-bits-8"/>
+    <w:p>
+      <w:pPr>
+        <w:pStyle w:val="Heading2"/>
+      </w:pPr>
+      <w:r>
+        <w:t xml:space="preserve">🧩 Crucigrama de bits</w:t>
+      </w:r>
+    </w:p>
+    <w:p>
+      <w:pPr>
+        <w:pStyle w:val="SourceCode"/>
+      </w:pPr>
+      <w:r>
+        <w:rPr>
+          <w:rStyle w:val="VerbatimChar"/>
+        </w:rPr>
+        <w:t xml:space="preserve">Horizontal:</w:t>
+      </w:r>
+      <w:r>
+        <w:br/>
+      </w:r>
+      <w:r>
+        <w:rPr>
+          <w:rStyle w:val="VerbatimChar"/>
+        </w:rPr>
+        <w:t xml:space="preserve">1. Error cuando dos PC tienen la misma IP (9+2+2 letras)</w:t>
+      </w:r>
+      <w:r>
+        <w:br/>
+      </w:r>
+      <w:r>
+        <w:rPr>
+          <w:rStyle w:val="VerbatimChar"/>
+        </w:rPr>
+        <w:t xml:space="preserve">3. Modo del navegador que no guarda historial (4+9 letras)</w:t>
+      </w:r>
+      <w:r>
+        <w:br/>
+      </w:r>
+      <w:r>
+        <w:br/>
+      </w:r>
+      <w:r>
+        <w:rPr>
+          <w:rStyle w:val="VerbatimChar"/>
+        </w:rPr>
+        <w:t xml:space="preserve">Vertical:</w:t>
+      </w:r>
+      <w:r>
+        <w:br/>
+      </w:r>
+      <w:r>
+        <w:rPr>
+          <w:rStyle w:val="VerbatimChar"/>
+        </w:rPr>
+        <w:t xml:space="preserve">2. "Tengo WiFi pero no Internet" significa que... (2+5+6+1+8 letras)</w:t>
+      </w:r>
+      <w:r>
+        <w:br/>
+      </w:r>
+      <w:r>
+        <w:rPr>
+          <w:rStyle w:val="VerbatimChar"/>
+        </w:rPr>
+        <w:t xml:space="preserve">4. El cable es más rápido que el WiFi porque... (2+4+5+14 letras)</w:t>
+      </w:r>
+    </w:p>
+    <w:p>
+      <w:pPr>
+        <w:pStyle w:val="FirstParagraph"/>
+      </w:pPr>
+      <w:r>
+        <w:t xml:space="preserve">📝 Soluciones</w:t>
+      </w:r>
+    </w:p>
+    <w:p>
+      <w:pPr>
+        <w:pStyle w:val="BodyText"/>
+      </w:pPr>
+      <w:r>
+        <w:rPr>
+          <w:b/>
+          <w:bCs/>
+        </w:rPr>
+        <w:t xml:space="preserve">Horizontal:</w:t>
+      </w:r>
+      <w:r>
+        <w:t xml:space="preserve"> </w:t>
+      </w:r>
+      <w:r>
+        <w:t xml:space="preserve">1. CONFLICTO DE IP · 3. MODO INCÓGNITO</w:t>
+      </w:r>
+      <w:r>
+        <w:t xml:space="preserve"> </w:t>
+      </w:r>
+      <w:r>
+        <w:rPr>
+          <w:b/>
+          <w:bCs/>
+        </w:rPr>
+        <w:t xml:space="preserve">Vertical:</w:t>
+      </w:r>
+      <w:r>
+        <w:t xml:space="preserve"> </w:t>
+      </w:r>
+      <w:r>
+        <w:t xml:space="preserve">2. NO TENGO SALIDA A INTERNET · 4. EL WIFI SUFRE INTERFERENCIAS</w:t>
+      </w:r>
+    </w:p>
+    <w:p>
+      <w:r>
+        <w:pict>
+          <v:rect style="width:0;height:1.5pt" o:hralign="center" o:hrstd="t" o:hr="t"/>
+        </w:pict>
+      </w:r>
+    </w:p>
+    <w:bookmarkEnd w:id="197"/>
+    <w:bookmarkStart w:id="198" w:name="preguntas-de-entrevista-de-trabajo-8"/>
+    <w:p>
+      <w:pPr>
+        <w:pStyle w:val="Heading2"/>
+      </w:pPr>
+      <w:r>
+        <w:t xml:space="preserve">💬 Preguntas de entrevista de trabajo</w:t>
+      </w:r>
+    </w:p>
+    <w:p>
+      <w:pPr>
+        <w:pStyle w:val="BlockText"/>
+      </w:pPr>
+      <w:r>
+        <w:t xml:space="preserve">Preguntas reales que te harían para administrador de redes junior.</w:t>
       </w:r>
     </w:p>
     <w:p>
@@ -25452,7 +25607,76 @@
         <w:pStyle w:val="Compact"/>
         <w:numPr>
           <w:ilvl w:val="0"/>
-          <w:numId w:val="1088"/>
+          <w:numId w:val="1089"/>
+        </w:numPr>
+      </w:pPr>
+      <w:r>
+        <w:rPr>
+          <w:b/>
+          <w:bCs/>
+        </w:rPr>
+        <w:t xml:space="preserve">“Un usuario dice</w:t>
+      </w:r>
+      <w:r>
+        <w:rPr>
+          <w:b/>
+          <w:bCs/>
+        </w:rPr>
+        <w:t xml:space="preserve"> </w:t>
+      </w:r>
+      <w:r>
+        <w:rPr>
+          <w:b/>
+          <w:bCs/>
+        </w:rPr>
+        <w:t xml:space="preserve">‘no tengo Internet’</w:t>
+      </w:r>
+      <w:r>
+        <w:rPr>
+          <w:b/>
+          <w:bCs/>
+        </w:rPr>
+        <w:t xml:space="preserve">. ¿Qué le dices en 30 segundos?”</w:t>
+      </w:r>
+    </w:p>
+    <w:p>
+      <w:pPr>
+        <w:pStyle w:val="Compact"/>
+        <w:numPr>
+          <w:ilvl w:val="0"/>
+          <w:numId w:val="1089"/>
+        </w:numPr>
+      </w:pPr>
+      <w:r>
+        <w:rPr>
+          <w:b/>
+          <w:bCs/>
+        </w:rPr>
+        <w:t xml:space="preserve">“¿Qué diferencia hay entre WiFi e Internet?”</w:t>
+      </w:r>
+    </w:p>
+    <w:p>
+      <w:pPr>
+        <w:pStyle w:val="Compact"/>
+        <w:numPr>
+          <w:ilvl w:val="0"/>
+          <w:numId w:val="1089"/>
+        </w:numPr>
+      </w:pPr>
+      <w:r>
+        <w:rPr>
+          <w:b/>
+          <w:bCs/>
+        </w:rPr>
+        <w:t xml:space="preserve">“¿El modo incógnito protege tu tráfico de red?”</w:t>
+      </w:r>
+    </w:p>
+    <w:p>
+      <w:pPr>
+        <w:pStyle w:val="Compact"/>
+        <w:numPr>
+          <w:ilvl w:val="0"/>
+          <w:numId w:val="1089"/>
         </w:numPr>
       </w:pPr>
       <w:r>
@@ -25470,8 +25694,8 @@
         </w:pict>
       </w:r>
     </w:p>
-    <w:bookmarkEnd w:id="197"/>
-    <w:bookmarkStart w:id="198" w:name="no-hay-preguntas-tontas-8"/>
+    <w:bookmarkEnd w:id="198"/>
+    <w:bookmarkStart w:id="199" w:name="no-hay-preguntas-tontas-8"/>
     <w:p>
       <w:pPr>
         <w:pStyle w:val="Heading2"/>
@@ -25578,8 +25802,8 @@
         </w:pict>
       </w:r>
     </w:p>
-    <w:bookmarkEnd w:id="198"/>
-    <w:bookmarkStart w:id="199" w:name="poscréditos-8"/>
+    <w:bookmarkEnd w:id="199"/>
+    <w:bookmarkStart w:id="200" w:name="poscréditos-8"/>
     <w:p>
       <w:pPr>
         <w:pStyle w:val="Heading2"/>
@@ -25593,7 +25817,7 @@
         <w:pStyle w:val="FirstParagraph"/>
       </w:pPr>
       <w:r>
-        <w:t xml:space="preserve">Un alumno se acerca tímidamente a Conrad después de clase:</w:t>
+        <w:t xml:space="preserve">Un alumno se acerca tímidamente a CONRAD después de clase:</w:t>
       </w:r>
       <w:r>
         <w:t xml:space="preserve"> </w:t>
@@ -25606,7 +25830,7 @@
         <w:t xml:space="preserve">“CONRAD, tengo una pregunta tonta…”</w:t>
       </w:r>
       <w:r>
-        <w:t xml:space="preserve">. Conrad se enciende:</w:t>
+        <w:t xml:space="preserve">. CONRAD se enciende:</w:t>
       </w:r>
       <w:r>
         <w:t xml:space="preserve"> </w:t>
@@ -25632,7 +25856,7 @@
         <w:t xml:space="preserve">“Pues… ¿el WiFi es lo mismo que Internet?”</w:t>
       </w:r>
       <w:r>
-        <w:t xml:space="preserve">. Conrad responde:</w:t>
+        <w:t xml:space="preserve">. CONRAD responde:</w:t>
       </w:r>
       <w:r>
         <w:t xml:space="preserve"> </w:t>
@@ -25692,7 +25916,7 @@
       <w:r>
         <w:t xml:space="preserve"> </w:t>
       </w:r>
-      <w:hyperlink r:id="rId45">
+      <w:hyperlink r:id="rId46">
         <w:r>
           <w:rPr>
             <w:rStyle w:val="Hyperlink"/>
@@ -25755,8 +25979,8 @@
         </w:r>
       </w:hyperlink>
     </w:p>
-    <w:bookmarkEnd w:id="199"/>
     <w:bookmarkEnd w:id="200"/>
+    <w:bookmarkEnd w:id="201"/>
     <w:sectPr>
       <w:footnotePr>
         <w:numRestart w:val="eachSect"/>
@@ -28210,6 +28434,36 @@
     </w:lvlOverride>
   </w:num>
   <w:num w:numId="1088">
+    <w:abstractNumId w:val="99411"/>
+    <w:lvlOverride w:ilvl="0">
+      <w:startOverride w:val="1"/>
+    </w:lvlOverride>
+    <w:lvlOverride w:ilvl="1">
+      <w:startOverride w:val="1"/>
+    </w:lvlOverride>
+    <w:lvlOverride w:ilvl="2">
+      <w:startOverride w:val="1"/>
+    </w:lvlOverride>
+    <w:lvlOverride w:ilvl="3">
+      <w:startOverride w:val="1"/>
+    </w:lvlOverride>
+    <w:lvlOverride w:ilvl="4">
+      <w:startOverride w:val="1"/>
+    </w:lvlOverride>
+    <w:lvlOverride w:ilvl="5">
+      <w:startOverride w:val="1"/>
+    </w:lvlOverride>
+    <w:lvlOverride w:ilvl="6">
+      <w:startOverride w:val="1"/>
+    </w:lvlOverride>
+    <w:lvlOverride w:ilvl="7">
+      <w:startOverride w:val="1"/>
+    </w:lvlOverride>
+    <w:lvlOverride w:ilvl="8">
+      <w:startOverride w:val="1"/>
+    </w:lvlOverride>
+  </w:num>
+  <w:num w:numId="1089">
     <w:abstractNumId w:val="99411"/>
     <w:lvlOverride w:ilvl="0">
       <w:startOverride w:val="1"/>

--- a/docx/01-introduccion/01-introduccion.docx
+++ b/docx/01-introduccion/01-introduccion.docx
@@ -23781,6 +23781,62 @@
               <w:pStyle w:val="Compact"/>
             </w:pPr>
             <w:r>
+              <w:t xml:space="preserve">🗄️</w:t>
+            </w:r>
+            <w:r>
+              <w:t xml:space="preserve"> </w:t>
+            </w:r>
+            <w:r>
+              <w:rPr>
+                <w:b/>
+                <w:bCs/>
+              </w:rPr>
+              <w:t xml:space="preserve">Servicios de red</w:t>
+            </w:r>
+          </w:p>
+        </w:tc>
+        <w:tc>
+          <w:tcPr/>
+          <w:p>
+            <w:pPr>
+              <w:pStyle w:val="Compact"/>
+            </w:pPr>
+            <w:r>
+              <w:t xml:space="preserve">Desplegar DHCP, DNS y NTP y diagnosticarlos</w:t>
+            </w:r>
+          </w:p>
+        </w:tc>
+        <w:tc>
+          <w:tcPr/>
+          <w:p>
+            <w:pPr>
+              <w:pStyle w:val="Compact"/>
+            </w:pPr>
+            <w:r>
+              <w:t xml:space="preserve">IPs (dirección IP), switches y VLANs (switching) y trunks (trunking)</w:t>
+            </w:r>
+          </w:p>
+        </w:tc>
+      </w:tr>
+      <w:tr>
+        <w:tc>
+          <w:tcPr/>
+          <w:p>
+            <w:pPr>
+              <w:pStyle w:val="Compact"/>
+            </w:pPr>
+            <w:r>
+              <w:t xml:space="preserve">6</w:t>
+            </w:r>
+          </w:p>
+        </w:tc>
+        <w:tc>
+          <w:tcPr/>
+          <w:p>
+            <w:pPr>
+              <w:pStyle w:val="Compact"/>
+            </w:pPr>
+            <w:r>
               <w:t xml:space="preserve">🧭</w:t>
             </w:r>
             <w:r>
@@ -23826,7 +23882,7 @@
               <w:pStyle w:val="Compact"/>
             </w:pPr>
             <w:r>
-              <w:t xml:space="preserve">6</w:t>
+              <w:t xml:space="preserve">7</w:t>
             </w:r>
           </w:p>
         </w:tc>
@@ -23882,7 +23938,63 @@
               <w:pStyle w:val="Compact"/>
             </w:pPr>
             <w:r>
-              <w:t xml:space="preserve">7</w:t>
+              <w:t xml:space="preserve">8</w:t>
+            </w:r>
+          </w:p>
+        </w:tc>
+        <w:tc>
+          <w:tcPr/>
+          <w:p>
+            <w:pPr>
+              <w:pStyle w:val="Compact"/>
+            </w:pPr>
+            <w:r>
+              <w:t xml:space="preserve">🌍</w:t>
+            </w:r>
+            <w:r>
+              <w:t xml:space="preserve"> </w:t>
+            </w:r>
+            <w:r>
+              <w:rPr>
+                <w:b/>
+                <w:bCs/>
+              </w:rPr>
+              <w:t xml:space="preserve">NAT y PAT</w:t>
+            </w:r>
+          </w:p>
+        </w:tc>
+        <w:tc>
+          <w:tcPr/>
+          <w:p>
+            <w:pPr>
+              <w:pStyle w:val="Compact"/>
+            </w:pPr>
+            <w:r>
+              <w:t xml:space="preserve">Dar salida a Internet a una red privada con una sola IP pública</w:t>
+            </w:r>
+          </w:p>
+        </w:tc>
+        <w:tc>
+          <w:tcPr/>
+          <w:p>
+            <w:pPr>
+              <w:pStyle w:val="Compact"/>
+            </w:pPr>
+            <w:r>
+              <w:t xml:space="preserve">Routing (estático y OSPF) y subredes (dirección IP)</w:t>
+            </w:r>
+          </w:p>
+        </w:tc>
+      </w:tr>
+      <w:tr>
+        <w:tc>
+          <w:tcPr/>
+          <w:p>
+            <w:pPr>
+              <w:pStyle w:val="Compact"/>
+            </w:pPr>
+            <w:r>
+              <w:t xml:space="preserve">9</w:t>
             </w:r>
           </w:p>
         </w:tc>
@@ -23926,118 +24038,6 @@
             </w:pPr>
             <w:r>
               <w:t xml:space="preserve">IPs y subredes (dirección IP) y routing (estático y OSPF)</w:t>
-            </w:r>
-          </w:p>
-        </w:tc>
-      </w:tr>
-      <w:tr>
-        <w:tc>
-          <w:tcPr/>
-          <w:p>
-            <w:pPr>
-              <w:pStyle w:val="Compact"/>
-            </w:pPr>
-            <w:r>
-              <w:t xml:space="preserve">8</w:t>
-            </w:r>
-          </w:p>
-        </w:tc>
-        <w:tc>
-          <w:tcPr/>
-          <w:p>
-            <w:pPr>
-              <w:pStyle w:val="Compact"/>
-            </w:pPr>
-            <w:r>
-              <w:t xml:space="preserve">🌍</w:t>
-            </w:r>
-            <w:r>
-              <w:t xml:space="preserve"> </w:t>
-            </w:r>
-            <w:r>
-              <w:rPr>
-                <w:b/>
-                <w:bCs/>
-              </w:rPr>
-              <w:t xml:space="preserve">NAT y PAT</w:t>
-            </w:r>
-          </w:p>
-        </w:tc>
-        <w:tc>
-          <w:tcPr/>
-          <w:p>
-            <w:pPr>
-              <w:pStyle w:val="Compact"/>
-            </w:pPr>
-            <w:r>
-              <w:t xml:space="preserve">Dar salida a Internet a una red privada con una sola IP pública</w:t>
-            </w:r>
-          </w:p>
-        </w:tc>
-        <w:tc>
-          <w:tcPr/>
-          <w:p>
-            <w:pPr>
-              <w:pStyle w:val="Compact"/>
-            </w:pPr>
-            <w:r>
-              <w:t xml:space="preserve">Routing (estático y OSPF) y subredes (dirección IP)</w:t>
-            </w:r>
-          </w:p>
-        </w:tc>
-      </w:tr>
-      <w:tr>
-        <w:tc>
-          <w:tcPr/>
-          <w:p>
-            <w:pPr>
-              <w:pStyle w:val="Compact"/>
-            </w:pPr>
-            <w:r>
-              <w:t xml:space="preserve">9</w:t>
-            </w:r>
-          </w:p>
-        </w:tc>
-        <w:tc>
-          <w:tcPr/>
-          <w:p>
-            <w:pPr>
-              <w:pStyle w:val="Compact"/>
-            </w:pPr>
-            <w:r>
-              <w:t xml:space="preserve">🗄️</w:t>
-            </w:r>
-            <w:r>
-              <w:t xml:space="preserve"> </w:t>
-            </w:r>
-            <w:r>
-              <w:rPr>
-                <w:b/>
-                <w:bCs/>
-              </w:rPr>
-              <w:t xml:space="preserve">Servicios de red</w:t>
-            </w:r>
-          </w:p>
-        </w:tc>
-        <w:tc>
-          <w:tcPr/>
-          <w:p>
-            <w:pPr>
-              <w:pStyle w:val="Compact"/>
-            </w:pPr>
-            <w:r>
-              <w:t xml:space="preserve">Desplegar DHCP, DNS y NTP y diagnosticarlos</w:t>
-            </w:r>
-          </w:p>
-        </w:tc>
-        <w:tc>
-          <w:tcPr/>
-          <w:p>
-            <w:pPr>
-              <w:pStyle w:val="Compact"/>
-            </w:pPr>
-            <w:r>
-              <w:t xml:space="preserve">IPs (dirección IP) y routing (estático)</w:t>
             </w:r>
           </w:p>
         </w:tc>
@@ -24734,18 +24734,18 @@
               <w:pStyle w:val="Compact"/>
             </w:pPr>
             <w:r>
-              <w:t xml:space="preserve">Dirección IP + Enrutamiento estático</w:t>
-            </w:r>
-          </w:p>
-        </w:tc>
-        <w:tc>
-          <w:tcPr/>
-          <w:p>
-            <w:pPr>
-              <w:pStyle w:val="Compact"/>
-            </w:pPr>
-            <w:r>
-              <w:t xml:space="preserve">DHCP reparte IPs y DNS resuelve nombres: sin routing no llegan a nadie</w:t>
+              <w:t xml:space="preserve">Dirección IP + Switching y trunking</w:t>
+            </w:r>
+          </w:p>
+        </w:tc>
+        <w:tc>
+          <w:tcPr/>
+          <w:p>
+            <w:pPr>
+              <w:pStyle w:val="Compact"/>
+            </w:pPr>
+            <w:r>
+              <w:t xml:space="preserve">DHCP reparte direcciones y DNS resuelve nombres: sin switch, VLANs y trunk no hay a quién servir</w:t>
             </w:r>
           </w:p>
         </w:tc>
@@ -24936,18 +24936,18 @@
               <w:pStyle w:val="Compact"/>
             </w:pPr>
             <w:r>
-              <w:t xml:space="preserve">Ethernet → Enrutamiento estático</w:t>
-            </w:r>
-          </w:p>
-        </w:tc>
-        <w:tc>
-          <w:tcPr/>
-          <w:p>
-            <w:pPr>
-              <w:pStyle w:val="Compact"/>
-            </w:pPr>
-            <w:r>
-              <w:t xml:space="preserve">De cero a una red local funcionando: cables, IPs, switches, VLANs y routers</w:t>
+              <w:t xml:space="preserve">Ethernet → Servicios de red</w:t>
+            </w:r>
+          </w:p>
+        </w:tc>
+        <w:tc>
+          <w:tcPr/>
+          <w:p>
+            <w:pPr>
+              <w:pStyle w:val="Compact"/>
+            </w:pPr>
+            <w:r>
+              <w:t xml:space="preserve">De cero a una red local funcionando: cables, IPs, switches, VLANs, trunks y servicios</w:t>
             </w:r>
           </w:p>
         </w:tc>
@@ -24981,18 +24981,18 @@
               <w:pStyle w:val="Compact"/>
             </w:pPr>
             <w:r>
-              <w:t xml:space="preserve">OSPF → Alta disponibilidad</w:t>
-            </w:r>
-          </w:p>
-        </w:tc>
-        <w:tc>
-          <w:tcPr/>
-          <w:p>
-            <w:pPr>
-              <w:pStyle w:val="Compact"/>
-            </w:pPr>
-            <w:r>
-              <w:t xml:space="preserve">OSPF, ACLs, NAT, servicios, WiFi y redundancia: tu red habla con el mundo y no se cae</w:t>
+              <w:t xml:space="preserve">Enrutamiento estático → Alta disponibilidad</w:t>
+            </w:r>
+          </w:p>
+        </w:tc>
+        <w:tc>
+          <w:tcPr/>
+          <w:p>
+            <w:pPr>
+              <w:pStyle w:val="Compact"/>
+            </w:pPr>
+            <w:r>
+              <w:t xml:space="preserve">Rutas, OSPF, NAT, ACLs, WiFi y redundancia: tu red habla con el mundo y no se cae</w:t>
             </w:r>
           </w:p>
         </w:tc>
@@ -25007,13 +25007,13 @@
           <w:b/>
           <w:bCs/>
         </w:rPr>
-        <w:t xml:space="preserve">Primer cuatrimestre (del cableado al enrutamiento estático).</w:t>
-      </w:r>
-      <w:r>
-        <w:t xml:space="preserve"> </w:t>
-      </w:r>
-      <w:r>
-        <w:t xml:space="preserve">Construimos desde los cimientos: qué cables sostienen la red, cómo se direccionan los paquetes, cómo los switches las mantienen ordenadas y separadas en VLANs y cómo los routers las encaminan. Al terminar serás capaz de</w:t>
+        <w:t xml:space="preserve">Primer cuatrimestre (del cableado a los servicios).</w:t>
+      </w:r>
+      <w:r>
+        <w:t xml:space="preserve"> </w:t>
+      </w:r>
+      <w:r>
+        <w:t xml:space="preserve">Construimos desde los cimientos: qué cables sostienen la red, cómo se direccionan los paquetes, cómo los switches las mantienen ordenadas y separadas en VLANs, cómo los trunks las unen y cómo DHCP, DNS y NTP dan de comer a la red. Al terminar serás capaz de</w:t>
       </w:r>
       <w:r>
         <w:t xml:space="preserve"> </w:t>
@@ -25026,7 +25026,7 @@
         <w:t xml:space="preserve">montar y dejar funcionando la red local de un centro educativo pequeño</w:t>
       </w:r>
       <w:r>
-        <w:t xml:space="preserve">, con sus equipos, su cableado y sus VLANs.</w:t>
+        <w:t xml:space="preserve">, con sus equipos, su cableado, sus VLANs y sus servicios.</w:t>
       </w:r>
     </w:p>
     <w:p>
@@ -25038,13 +25038,13 @@
           <w:b/>
           <w:bCs/>
         </w:rPr>
-        <w:t xml:space="preserve">Segundo cuatrimestre (de OSPF a la alta disponibilidad).</w:t>
-      </w:r>
-      <w:r>
-        <w:t xml:space="preserve"> </w:t>
-      </w:r>
-      <w:r>
-        <w:t xml:space="preserve">Es el momento de abrir puertas y cerrar grietas: los routers aprenden rutas solos (OSPF), filtramos quién entra y quién sale (ACLs), conectamos todo a Internet con una sola IP pública (NAT), desplegamos los servicios que hacen que la red sea útil (DHCP, DNS, NTP), llevamos la red al aire (WiFi) y la blindamos contra averías (alta disponibilidad). Aquí tu</w:t>
+        <w:t xml:space="preserve">Segundo cuatrimestre (del enrutamiento a la alta disponibilidad).</w:t>
+      </w:r>
+      <w:r>
+        <w:t xml:space="preserve"> </w:t>
+      </w:r>
+      <w:r>
+        <w:t xml:space="preserve">Es el momento de abrir puertas y cerrar grietas: el router toma el mando (CLI, rutas estáticas y ruta por defecto), los routers aprenden rutas solos (OSPF), conectamos todo a Internet con una sola IP pública (NAT), filtramos quién entra y quién sale (ACLs), llevamos la red al aire (WiFi) y la blindamos contra averías (alta disponibilidad). Aquí tu</w:t>
       </w:r>
       <w:r>
         <w:t xml:space="preserve"> </w:t>
@@ -25893,7 +25893,7 @@
         <w:t xml:space="preserve"> </w:t>
       </w:r>
       <w:r>
-        <w:t xml:space="preserve">la red (del cableado al enrutamiento) y</w:t>
+        <w:t xml:space="preserve">la red (del cableado a los servicios) y</w:t>
       </w:r>
       <w:r>
         <w:t xml:space="preserve"> </w:t>
@@ -25909,7 +25909,7 @@
         <w:t xml:space="preserve"> </w:t>
       </w:r>
       <w:r>
-        <w:t xml:space="preserve">(de OSPF a la alta disponibilidad).</w:t>
+        <w:t xml:space="preserve">(del enrutamiento a la alta disponibilidad).</w:t>
       </w:r>
     </w:p>
     <w:p>

--- a/docx/01-introduccion/01-introduccion.docx
+++ b/docx/01-introduccion/01-introduccion.docx
@@ -24487,7 +24487,7 @@
         <w:pStyle w:val="FirstParagraph"/>
       </w:pPr>
       <w:r>
-        <w:t xml:space="preserve">Si la tabla de las 12 etapas era el plano, este mapa de puentes te dice cuándo una unidad se sostiene literalmente sobre la anterior. No es para memorizarlo, es para no sorprenderte:</w:t>
+        <w:t xml:space="preserve">Si la tabla de las 11 etapas era el plano, este mapa de puentes te dice cuándo una unidad se sostiene literalmente sobre la anterior. No es para memorizarlo, es para no sorprenderte:</w:t>
       </w:r>
     </w:p>
     <w:tbl>

--- a/docx/01-introduccion/01-introduccion.docx
+++ b/docx/01-introduccion/01-introduccion.docx
@@ -4018,7 +4018,7 @@
         <w:pStyle w:val="Heading1"/>
       </w:pPr>
       <w:r>
-        <w:t xml:space="preserve">07 — Instalación de Packet Tracer</w:t>
+        <w:t xml:space="preserve">02 — Instalación de Packet Tracer</w:t>
       </w:r>
     </w:p>
     <w:p>
@@ -5806,7 +5806,7 @@
         <w:pStyle w:val="Heading1"/>
       </w:pPr>
       <w:r>
-        <w:t xml:space="preserve">02 — Los aparatitos</w:t>
+        <w:t xml:space="preserve">03 — Los aparatitos</w:t>
       </w:r>
     </w:p>
     <w:p>
@@ -8084,7 +8084,7 @@
         <w:pStyle w:val="Heading1"/>
       </w:pPr>
       <w:r>
-        <w:t xml:space="preserve">03 — MAC, IP y Puertos</w:t>
+        <w:t xml:space="preserve">04 — MAC, IP y Puertos</w:t>
       </w:r>
     </w:p>
     <w:p>
@@ -10501,7 +10501,7 @@
         <w:pStyle w:val="Heading1"/>
       </w:pPr>
       <w:r>
-        <w:t xml:space="preserve">04 — Paquetes y protocolos</w:t>
+        <w:t xml:space="preserve">05 — Paquetes y protocolos</w:t>
       </w:r>
     </w:p>
     <w:p>
@@ -12994,7 +12994,7 @@
         <w:pStyle w:val="Heading1"/>
       </w:pPr>
       <w:r>
-        <w:t xml:space="preserve">05 — DNS y DHCP</w:t>
+        <w:t xml:space="preserve">06 — DNS y DHCP</w:t>
       </w:r>
     </w:p>
     <w:p>
@@ -15368,7 +15368,7 @@
         <w:pStyle w:val="Heading1"/>
       </w:pPr>
       <w:r>
-        <w:t xml:space="preserve">06 — Método de diagnóstico</w:t>
+        <w:t xml:space="preserve">07 — Método de diagnóstico</w:t>
       </w:r>
     </w:p>
     <w:p>
@@ -18533,7 +18533,7 @@
         <w:pStyle w:val="Heading1"/>
       </w:pPr>
       <w:r>
-        <w:t xml:space="preserve">09 — Glosario</w:t>
+        <w:t xml:space="preserve">08 — Glosario</w:t>
       </w:r>
     </w:p>
     <w:p>
@@ -20927,7 +20927,7 @@
         <w:pStyle w:val="Heading1"/>
       </w:pPr>
       <w:r>
-        <w:t xml:space="preserve">10 — Preguntas tontas</w:t>
+        <w:t xml:space="preserve">09 — Preguntas tontas</w:t>
       </w:r>
     </w:p>
     <w:p>
@@ -23350,7 +23350,7 @@
         <w:pStyle w:val="Heading1"/>
       </w:pPr>
       <w:r>
-        <w:t xml:space="preserve">08 — El mapa del curso</w:t>
+        <w:t xml:space="preserve">10 — El mapa del curso</w:t>
       </w:r>
     </w:p>
     <w:p>

--- a/docx/01-introduccion/01-introduccion.docx
+++ b/docx/01-introduccion/01-introduccion.docx
@@ -1982,7 +1982,7 @@
       <w:r>
         <w:drawing>
           <wp:inline>
-            <wp:extent cx="5334000" cy="2721514"/>
+            <wp:extent cx="5334000" cy="2704504"/>
             <wp:effectExtent b="0" l="0" r="0" t="0"/>
             <wp:docPr descr="Las 4 piezas de toda red: dispositivos finales, de interconexión, medio de transmisión y protocolos" title="" id="30" name="Picture"/>
             <a:graphic>
@@ -2012,7 +2012,7 @@
                   <pic:spPr bwMode="auto">
                     <a:xfrm>
                       <a:off x="0" y="0"/>
-                      <a:ext cx="5334000" cy="2721514"/>
+                      <a:ext cx="5334000" cy="2704504"/>
                     </a:xfrm>
                     <a:prstGeom prst="rect">
                       <a:avLst/>
@@ -16182,7 +16182,7 @@
       <w:r>
         <w:drawing>
           <wp:inline>
-            <wp:extent cx="5334000" cy="4026750"/>
+            <wp:extent cx="5334000" cy="4038675"/>
             <wp:effectExtent b="0" l="0" r="0" t="0"/>
             <wp:docPr descr="La Escalera del Ping: de mirar las luces al DNS, peldaño a peldaño, con la avería marcada en rojo" title="" id="138" name="Picture"/>
             <a:graphic>
@@ -16212,7 +16212,7 @@
                   <pic:spPr bwMode="auto">
                     <a:xfrm>
                       <a:off x="0" y="0"/>
-                      <a:ext cx="5334000" cy="4026750"/>
+                      <a:ext cx="5334000" cy="4038675"/>
                     </a:xfrm>
                     <a:prstGeom prst="rect">
                       <a:avLst/>

--- a/docx/01-introduccion/01-introduccion.docx
+++ b/docx/01-introduccion/01-introduccion.docx
@@ -23358,7 +23358,7 @@
         <w:pStyle w:val="FirstParagraph"/>
       </w:pPr>
       <w:r>
-        <w:t xml:space="preserve">Las 12 etapas para pasar de cero a administrador de redes 🗺️</w:t>
+        <w:t xml:space="preserve">Las 13 etapas para pasar de cero a administrador de redes 🗺️</w:t>
       </w:r>
     </w:p>
     <w:p>
@@ -23408,13 +23408,13 @@
         </w:pict>
       </w:r>
     </w:p>
-    <w:bookmarkStart w:id="189" w:name="un-viaje-de-12-paradas"/>
+    <w:bookmarkStart w:id="189" w:name="un-viaje-de-13-paradas"/>
     <w:p>
       <w:pPr>
         <w:pStyle w:val="Heading2"/>
       </w:pPr>
       <w:r>
-        <w:t xml:space="preserve">🗺️ Un viaje de 12 paradas</w:t>
+        <w:t xml:space="preserve">🗺️ Un viaje de 13 paradas</w:t>
       </w:r>
     </w:p>
     <w:p>
@@ -23567,18 +23567,18 @@
                 <w:b/>
                 <w:bCs/>
               </w:rPr>
-              <w:t xml:space="preserve">Ethernet, medios y cableado</w:t>
-            </w:r>
-          </w:p>
-        </w:tc>
-        <w:tc>
-          <w:tcPr/>
-          <w:p>
-            <w:pPr>
-              <w:pStyle w:val="Compact"/>
-            </w:pPr>
-            <w:r>
-              <w:t xml:space="preserve">Elegir entre cobre y fibra, crimpar un latiguillo y leer una trama Ethernet</w:t>
+              <w:t xml:space="preserve">Medios y cableado</w:t>
+            </w:r>
+          </w:p>
+        </w:tc>
+        <w:tc>
+          <w:tcPr/>
+          <w:p>
+            <w:pPr>
+              <w:pStyle w:val="Compact"/>
+            </w:pPr>
+            <w:r>
+              <w:t xml:space="preserve">Elegir entre cobre y fibra y crimpar un latiguillo</w:t>
             </w:r>
           </w:p>
         </w:tc>
@@ -23603,6 +23603,62 @@
             </w:pPr>
             <w:r>
               <w:t xml:space="preserve">2</w:t>
+            </w:r>
+          </w:p>
+        </w:tc>
+        <w:tc>
+          <w:tcPr/>
+          <w:p>
+            <w:pPr>
+              <w:pStyle w:val="Compact"/>
+            </w:pPr>
+            <w:r>
+              <w:t xml:space="preserve">🔗</w:t>
+            </w:r>
+            <w:r>
+              <w:t xml:space="preserve"> </w:t>
+            </w:r>
+            <w:r>
+              <w:rPr>
+                <w:b/>
+                <w:bCs/>
+              </w:rPr>
+              <w:t xml:space="preserve">Capa de enlace y trama Ethernet</w:t>
+            </w:r>
+          </w:p>
+        </w:tc>
+        <w:tc>
+          <w:tcPr/>
+          <w:p>
+            <w:pPr>
+              <w:pStyle w:val="Compact"/>
+            </w:pPr>
+            <w:r>
+              <w:t xml:space="preserve">Situar las capas OSI, leer una MAC y analizar una trama Ethernet</w:t>
+            </w:r>
+          </w:p>
+        </w:tc>
+        <w:tc>
+          <w:tcPr/>
+          <w:p>
+            <w:pPr>
+              <w:pStyle w:val="Compact"/>
+            </w:pPr>
+            <w:r>
+              <w:t xml:space="preserve">Los medios (medios y cableado)</w:t>
+            </w:r>
+          </w:p>
+        </w:tc>
+      </w:tr>
+      <w:tr>
+        <w:tc>
+          <w:tcPr/>
+          <w:p>
+            <w:pPr>
+              <w:pStyle w:val="Compact"/>
+            </w:pPr>
+            <w:r>
+              <w:t xml:space="preserve">3</w:t>
             </w:r>
           </w:p>
         </w:tc>
@@ -23645,7 +23701,7 @@
               <w:pStyle w:val="Compact"/>
             </w:pPr>
             <w:r>
-              <w:t xml:space="preserve">Las IPs y el medio (Ethernet y cableado)</w:t>
+              <w:t xml:space="preserve">El modelo OSI, las MACs (capa de enlace) y el medio</w:t>
             </w:r>
           </w:p>
         </w:tc>
@@ -23658,7 +23714,7 @@
               <w:pStyle w:val="Compact"/>
             </w:pPr>
             <w:r>
-              <w:t xml:space="preserve">3</w:t>
+              <w:t xml:space="preserve">4</w:t>
             </w:r>
           </w:p>
         </w:tc>
@@ -23701,7 +23757,7 @@
               <w:pStyle w:val="Compact"/>
             </w:pPr>
             <w:r>
-              <w:t xml:space="preserve">Qué hace un switch (introducción) y las IPs (dirección IP)</w:t>
+              <w:t xml:space="preserve">Qué hace un switch (introducción), tramas y MACs (capa de enlace) y las IPs (dirección IP)</w:t>
             </w:r>
           </w:p>
         </w:tc>
@@ -23714,7 +23770,7 @@
               <w:pStyle w:val="Compact"/>
             </w:pPr>
             <w:r>
-              <w:t xml:space="preserve">4</w:t>
+              <w:t xml:space="preserve">5</w:t>
             </w:r>
           </w:p>
         </w:tc>
@@ -23770,7 +23826,7 @@
               <w:pStyle w:val="Compact"/>
             </w:pPr>
             <w:r>
-              <w:t xml:space="preserve">5</w:t>
+              <w:t xml:space="preserve">6</w:t>
             </w:r>
           </w:p>
         </w:tc>
@@ -23826,7 +23882,7 @@
               <w:pStyle w:val="Compact"/>
             </w:pPr>
             <w:r>
-              <w:t xml:space="preserve">6</w:t>
+              <w:t xml:space="preserve">7</w:t>
             </w:r>
           </w:p>
         </w:tc>
@@ -23882,7 +23938,7 @@
               <w:pStyle w:val="Compact"/>
             </w:pPr>
             <w:r>
-              <w:t xml:space="preserve">7</w:t>
+              <w:t xml:space="preserve">8</w:t>
             </w:r>
           </w:p>
         </w:tc>
@@ -23938,7 +23994,7 @@
               <w:pStyle w:val="Compact"/>
             </w:pPr>
             <w:r>
-              <w:t xml:space="preserve">8</w:t>
+              <w:t xml:space="preserve">9</w:t>
             </w:r>
           </w:p>
         </w:tc>
@@ -23994,7 +24050,7 @@
               <w:pStyle w:val="Compact"/>
             </w:pPr>
             <w:r>
-              <w:t xml:space="preserve">9</w:t>
+              <w:t xml:space="preserve">10</w:t>
             </w:r>
           </w:p>
         </w:tc>
@@ -24050,7 +24106,7 @@
               <w:pStyle w:val="Compact"/>
             </w:pPr>
             <w:r>
-              <w:t xml:space="preserve">10</w:t>
+              <w:t xml:space="preserve">11</w:t>
             </w:r>
           </w:p>
         </w:tc>
@@ -24093,7 +24149,7 @@
               <w:pStyle w:val="Compact"/>
             </w:pPr>
             <w:r>
-              <w:t xml:space="preserve">Cableado (Ethernet), IPs (dirección IP) y VLANs (switching)</w:t>
+              <w:t xml:space="preserve">Cableado (medios y cableado), IPs (dirección IP) y VLANs (switching)</w:t>
             </w:r>
           </w:p>
         </w:tc>
@@ -24106,7 +24162,7 @@
               <w:pStyle w:val="Compact"/>
             </w:pPr>
             <w:r>
-              <w:t xml:space="preserve">11</w:t>
+              <w:t xml:space="preserve">12</w:t>
             </w:r>
           </w:p>
         </w:tc>
@@ -24188,7 +24244,7 @@
         <w:t xml:space="preserve"> </w:t>
       </w:r>
       <w:r>
-        <w:t xml:space="preserve">del curso: si te saltas un peldaño, el siguiente te va a costar el doble. La introducción (estas páginas) es el vestíbulo: sin ella, Ethernet te sonará a chino.</w:t>
+        <w:t xml:space="preserve">del curso: si te saltas un peldaño, el siguiente te va a costar el doble. La introducción (estas páginas) es el vestíbulo: sin ella, los medios te sonarán a chino.</w:t>
       </w:r>
     </w:p>
     <w:p>
@@ -24198,9 +24254,9 @@
       <w:r>
         <w:drawing>
           <wp:inline>
-            <wp:extent cx="5334000" cy="2436834"/>
+            <wp:extent cx="5334000" cy="2414913"/>
             <wp:effectExtent b="0" l="0" r="0" t="0"/>
-            <wp:docPr descr="El mapa del curso en dos cuatrimestres: de Ethernet a Alta disponibilidad" title="" id="191" name="Picture"/>
+            <wp:docPr descr="El mapa del curso en dos cuatrimestres: de Medios y cableado a Alta disponibilidad" title="" id="191" name="Picture"/>
             <a:graphic>
               <a:graphicData uri="http://schemas.openxmlformats.org/drawingml/2006/picture">
                 <pic:pic>
@@ -24228,7 +24284,7 @@
                   <pic:spPr bwMode="auto">
                     <a:xfrm>
                       <a:off x="0" y="0"/>
-                      <a:ext cx="5334000" cy="2436834"/>
+                      <a:ext cx="5334000" cy="2414913"/>
                     </a:xfrm>
                     <a:prstGeom prst="rect">
                       <a:avLst/>
@@ -24252,7 +24308,7 @@
         <w:pStyle w:val="ImageCaption"/>
       </w:pPr>
       <w:r>
-        <w:t xml:space="preserve">El mapa del curso en dos cuatrimestres: de Ethernet a Alta disponibilidad</w:t>
+        <w:t xml:space="preserve">El mapa del curso en dos cuatrimestres: de Medios y cableado a Alta disponibilidad</w:t>
       </w:r>
     </w:p>
     <w:p>
@@ -24277,7 +24333,7 @@
         <w:pStyle w:val="FirstParagraph"/>
       </w:pPr>
       <w:r>
-        <w:t xml:space="preserve">El mapa de 12 paradas es solo el plano: en la mochila viajan, además, tres cosas que no son unidades pero que te acompañan en todo el recorrido.</w:t>
+        <w:t xml:space="preserve">El mapa de 13 paradas es solo el plano: en la mochila viajan, además, tres cosas que no son unidades pero que te acompañan en todo el recorrido.</w:t>
       </w:r>
     </w:p>
     <w:tbl>
@@ -24487,7 +24543,7 @@
         <w:pStyle w:val="FirstParagraph"/>
       </w:pPr>
       <w:r>
-        <w:t xml:space="preserve">Si la tabla de las 11 etapas era el plano, este mapa de puentes te dice cuándo una unidad se sostiene literalmente sobre la anterior. No es para memorizarlo, es para no sorprenderte:</w:t>
+        <w:t xml:space="preserve">Si la tabla de las 13 etapas era el plano, este mapa de puentes te dice cuándo una unidad se sostiene literalmente sobre la anterior. No es para memorizarlo, es para no sorprenderte:</w:t>
       </w:r>
     </w:p>
     <w:tbl>
@@ -24548,6 +24604,53 @@
               <w:pStyle w:val="Compact"/>
             </w:pPr>
             <w:r>
+              <w:t xml:space="preserve">Direccionamiento IP</w:t>
+            </w:r>
+          </w:p>
+        </w:tc>
+        <w:tc>
+          <w:tcPr/>
+          <w:p>
+            <w:pPr>
+              <w:pStyle w:val="Compact"/>
+            </w:pPr>
+            <w:r>
+              <w:t xml:space="preserve">Medios + Capa de enlace</w:t>
+            </w:r>
+          </w:p>
+        </w:tc>
+        <w:tc>
+          <w:tcPr/>
+          <w:p>
+            <w:pPr>
+              <w:pStyle w:val="Compact"/>
+            </w:pPr>
+            <w:r>
+              <w:t xml:space="preserve">El</w:t>
+            </w:r>
+            <w:r>
+              <w:t xml:space="preserve"> </w:t>
+            </w:r>
+            <w:r>
+              <w:t xml:space="preserve">“sobre”</w:t>
+            </w:r>
+            <w:r>
+              <w:t xml:space="preserve"> </w:t>
+            </w:r>
+            <w:r>
+              <w:t xml:space="preserve">IP viaja dentro de tramas Ethernet: sin MACs no hay envío</w:t>
+            </w:r>
+          </w:p>
+        </w:tc>
+      </w:tr>
+      <w:tr>
+        <w:tc>
+          <w:tcPr/>
+          <w:p>
+            <w:pPr>
+              <w:pStyle w:val="Compact"/>
+            </w:pPr>
+            <w:r>
               <w:t xml:space="preserve">IPv6</w:t>
             </w:r>
           </w:p>
@@ -24841,7 +24944,7 @@
         <w:pStyle w:val="FirstParagraph"/>
       </w:pPr>
       <w:r>
-        <w:t xml:space="preserve">Para no perderte en las 12 paradas, recuerda que el curso se organiza en</w:t>
+        <w:t xml:space="preserve">Para no perderte en las 13 paradas, recuerda que el curso se organiza en</w:t>
       </w:r>
       <w:r>
         <w:t xml:space="preserve"> </w:t>
@@ -24936,18 +25039,18 @@
               <w:pStyle w:val="Compact"/>
             </w:pPr>
             <w:r>
-              <w:t xml:space="preserve">Ethernet → Servicios de red</w:t>
-            </w:r>
-          </w:p>
-        </w:tc>
-        <w:tc>
-          <w:tcPr/>
-          <w:p>
-            <w:pPr>
-              <w:pStyle w:val="Compact"/>
-            </w:pPr>
-            <w:r>
-              <w:t xml:space="preserve">De cero a una red local funcionando: cables, IPs, switches, VLANs, trunks y servicios</w:t>
+              <w:t xml:space="preserve">Medios y cableado → Servicios de red</w:t>
+            </w:r>
+          </w:p>
+        </w:tc>
+        <w:tc>
+          <w:tcPr/>
+          <w:p>
+            <w:pPr>
+              <w:pStyle w:val="Compact"/>
+            </w:pPr>
+            <w:r>
+              <w:t xml:space="preserve">De cero a una red local funcionando: cables, tramas, IPs, switches, VLANs, trunks y servicios</w:t>
             </w:r>
           </w:p>
         </w:tc>
@@ -25563,6 +25666,30 @@
               <w:pStyle w:val="Compact"/>
             </w:pPr>
             <w:r>
+              <w:t xml:space="preserve">El paquete se envuelve en tramas con MACs</w:t>
+            </w:r>
+          </w:p>
+        </w:tc>
+        <w:tc>
+          <w:tcPr/>
+          <w:p>
+            <w:pPr>
+              <w:pStyle w:val="Compact"/>
+            </w:pPr>
+            <w:r>
+              <w:t xml:space="preserve">Capa de enlace y trama Ethernet</w:t>
+            </w:r>
+          </w:p>
+        </w:tc>
+      </w:tr>
+      <w:tr>
+        <w:tc>
+          <w:tcPr/>
+          <w:p>
+            <w:pPr>
+              <w:pStyle w:val="Compact"/>
+            </w:pPr>
+            <w:r>
               <w:t xml:space="preserve">El paquete recorre tu edificio por cable</w:t>
             </w:r>
           </w:p>
@@ -25574,7 +25701,7 @@
               <w:pStyle w:val="Compact"/>
             </w:pPr>
             <w:r>
-              <w:t xml:space="preserve">Ethernet y cableado + Switching y VLAN</w:t>
+              <w:t xml:space="preserve">Medios y cableado + Switching y VLAN</w:t>
             </w:r>
           </w:p>
         </w:tc>
@@ -25865,7 +25992,7 @@
         </w:numPr>
       </w:pPr>
       <w:r>
-        <w:t xml:space="preserve">El curso es un viaje en orden: 12 unidades donde cada una se apoya en la anterior y los saltos se pagan caros.</w:t>
+        <w:t xml:space="preserve">El curso es un viaje en orden: 13 unidades donde cada una se apoya en la anterior y los saltos se pagan caros.</w:t>
       </w:r>
     </w:p>
     <w:p>
@@ -25993,7 +26120,7 @@
           <w:rPr>
             <w:rStyle w:val="Hyperlink"/>
           </w:rPr>
-          <w:t xml:space="preserve">Ethernet y cableado</w:t>
+          <w:t xml:space="preserve">Medios y cableado</w:t>
         </w:r>
       </w:hyperlink>
     </w:p>
